--- a/templates/General.docx
+++ b/templates/General.docx
@@ -21,12 +21,12 @@
             <w:pPr>
               <w:jc w:val="both"/>
               <w:rPr>
-                <w:rFonts w:ascii="Verdana" w:hAnsi="Verdana"/>
+                <w:rFonts w:ascii="Calibri" w:hAnsi="Calibri" w:cs="Calibri"/>
               </w:rPr>
             </w:pPr>
             <w:r>
               <w:rPr>
-                <w:rFonts w:ascii="Verdana" w:hAnsi="Verdana"/>
+                <w:rFonts w:ascii="Calibri" w:hAnsi="Calibri" w:cs="Calibri"/>
               </w:rPr>
               <w:t xml:space="preserve">Customer:                 </w:t>
             </w:r>
@@ -41,32 +41,32 @@
           <w:p>
             <w:pPr>
               <w:rPr>
-                <w:rFonts w:ascii="Verdana" w:hAnsi="Verdana"/>
+                <w:rFonts w:ascii="Calibri" w:hAnsi="Calibri" w:cs="Calibri"/>
               </w:rPr>
             </w:pPr>
             <w:r>
               <w:rPr>
-                <w:rFonts w:ascii="Verdana" w:hAnsi="Verdana"/>
+                <w:rFonts w:ascii="Calibri" w:hAnsi="Calibri" w:cs="Calibri"/>
               </w:rPr>
               <w:t>{{resume[‘customer’]</w:t>
             </w:r>
             <w:proofErr w:type="gramStart"/>
             <w:r>
               <w:rPr>
-                <w:rFonts w:ascii="Verdana" w:hAnsi="Verdana"/>
+                <w:rFonts w:ascii="Calibri" w:hAnsi="Calibri" w:cs="Calibri"/>
               </w:rPr>
               <w:t>}}</w:t>
             </w:r>
             <w:r>
               <w:rPr>
-                <w:rFonts w:ascii="Verdana" w:hAnsi="Verdana"/>
+                <w:rFonts w:ascii="Calibri" w:hAnsi="Calibri" w:cs="Calibri"/>
               </w:rPr>
               <w:t xml:space="preserve">   </w:t>
             </w:r>
             <w:proofErr w:type="gramEnd"/>
             <w:r>
               <w:rPr>
-                <w:rFonts w:ascii="Verdana" w:hAnsi="Verdana"/>
+                <w:rFonts w:ascii="Calibri" w:hAnsi="Calibri" w:cs="Calibri"/>
               </w:rPr>
               <w:t xml:space="preserve">       </w:t>
             </w:r>
@@ -83,18 +83,18 @@
             <w:pPr>
               <w:jc w:val="both"/>
               <w:rPr>
-                <w:rFonts w:ascii="Verdana" w:hAnsi="Verdana"/>
+                <w:rFonts w:ascii="Calibri" w:hAnsi="Calibri" w:cs="Calibri"/>
               </w:rPr>
             </w:pPr>
             <w:r>
               <w:rPr>
-                <w:rFonts w:ascii="Verdana" w:hAnsi="Verdana"/>
+                <w:rFonts w:ascii="Calibri" w:hAnsi="Calibri" w:cs="Calibri"/>
               </w:rPr>
               <w:t>RICEF/Issue Number</w:t>
             </w:r>
             <w:r>
               <w:rPr>
-                <w:rFonts w:ascii="Verdana" w:hAnsi="Verdana"/>
+                <w:rFonts w:ascii="Calibri" w:hAnsi="Calibri" w:cs="Calibri"/>
               </w:rPr>
               <w:t>/CALM:</w:t>
             </w:r>
@@ -109,46 +109,46 @@
           <w:p>
             <w:pPr>
               <w:rPr>
-                <w:rFonts w:ascii="Verdana" w:hAnsi="Verdana"/>
+                <w:rFonts w:ascii="Calibri" w:hAnsi="Calibri" w:cs="Calibri"/>
               </w:rPr>
             </w:pPr>
             <w:r>
               <w:rPr>
-                <w:rFonts w:ascii="Verdana" w:hAnsi="Verdana"/>
+                <w:rFonts w:ascii="Calibri" w:hAnsi="Calibri" w:cs="Calibri"/>
               </w:rPr>
               <w:t>{{resume[‘</w:t>
             </w:r>
             <w:proofErr w:type="spellStart"/>
             <w:r>
               <w:rPr>
-                <w:rFonts w:ascii="Verdana" w:hAnsi="Verdana"/>
+                <w:rFonts w:ascii="Calibri" w:hAnsi="Calibri" w:cs="Calibri"/>
               </w:rPr>
               <w:t>ricefw_number</w:t>
             </w:r>
             <w:proofErr w:type="spellEnd"/>
             <w:r>
               <w:rPr>
-                <w:rFonts w:ascii="Verdana" w:hAnsi="Verdana"/>
+                <w:rFonts w:ascii="Calibri" w:hAnsi="Calibri" w:cs="Calibri"/>
               </w:rPr>
               <w:t>’]</w:t>
             </w:r>
             <w:proofErr w:type="gramStart"/>
             <w:r>
               <w:rPr>
-                <w:rFonts w:ascii="Verdana" w:hAnsi="Verdana"/>
+                <w:rFonts w:ascii="Calibri" w:hAnsi="Calibri" w:cs="Calibri"/>
               </w:rPr>
               <w:t xml:space="preserve">}}   </w:t>
             </w:r>
             <w:proofErr w:type="gramEnd"/>
             <w:r>
               <w:rPr>
-                <w:rFonts w:ascii="Verdana" w:hAnsi="Verdana"/>
+                <w:rFonts w:ascii="Calibri" w:hAnsi="Calibri" w:cs="Calibri"/>
               </w:rPr>
               <w:t xml:space="preserve">       </w:t>
             </w:r>
             <w:r>
               <w:rPr>
-                <w:rFonts w:ascii="Verdana" w:hAnsi="Verdana"/>
+                <w:rFonts w:ascii="Calibri" w:hAnsi="Calibri" w:cs="Calibri"/>
               </w:rPr>
               <w:t xml:space="preserve">           </w:t>
             </w:r>
@@ -165,12 +165,12 @@
             <w:pPr>
               <w:jc w:val="both"/>
               <w:rPr>
-                <w:rFonts w:ascii="Verdana" w:hAnsi="Verdana"/>
+                <w:rFonts w:ascii="Calibri" w:hAnsi="Calibri" w:cs="Calibri"/>
               </w:rPr>
             </w:pPr>
             <w:r>
               <w:rPr>
-                <w:rFonts w:ascii="Verdana" w:hAnsi="Verdana"/>
+                <w:rFonts w:ascii="Calibri" w:hAnsi="Calibri" w:cs="Calibri"/>
               </w:rPr>
               <w:t>Module(s):</w:t>
             </w:r>
@@ -185,44 +185,44 @@
           <w:p>
             <w:pPr>
               <w:rPr>
-                <w:rFonts w:ascii="Verdana" w:hAnsi="Verdana"/>
+                <w:rFonts w:ascii="Calibri" w:hAnsi="Calibri" w:cs="Calibri"/>
               </w:rPr>
             </w:pPr>
             <w:r>
               <w:rPr>
-                <w:rFonts w:ascii="Verdana" w:hAnsi="Verdana"/>
+                <w:rFonts w:ascii="Calibri" w:hAnsi="Calibri" w:cs="Calibri"/>
               </w:rPr>
               <w:t>{{resume[‘</w:t>
             </w:r>
             <w:r>
               <w:rPr>
-                <w:rFonts w:ascii="Verdana" w:hAnsi="Verdana"/>
+                <w:rFonts w:ascii="Calibri" w:hAnsi="Calibri" w:cs="Calibri"/>
               </w:rPr>
               <w:t>module</w:t>
             </w:r>
             <w:r>
               <w:rPr>
-                <w:rFonts w:ascii="Verdana" w:hAnsi="Verdana"/>
+                <w:rFonts w:ascii="Calibri" w:hAnsi="Calibri" w:cs="Calibri"/>
               </w:rPr>
               <w:t>’]</w:t>
             </w:r>
             <w:proofErr w:type="gramStart"/>
             <w:r>
               <w:rPr>
-                <w:rFonts w:ascii="Verdana" w:hAnsi="Verdana"/>
+                <w:rFonts w:ascii="Calibri" w:hAnsi="Calibri" w:cs="Calibri"/>
               </w:rPr>
               <w:t xml:space="preserve">}}   </w:t>
             </w:r>
             <w:proofErr w:type="gramEnd"/>
             <w:r>
               <w:rPr>
-                <w:rFonts w:ascii="Verdana" w:hAnsi="Verdana"/>
+                <w:rFonts w:ascii="Calibri" w:hAnsi="Calibri" w:cs="Calibri"/>
               </w:rPr>
               <w:t xml:space="preserve">       </w:t>
             </w:r>
             <w:r>
               <w:rPr>
-                <w:rFonts w:ascii="Verdana" w:hAnsi="Verdana"/>
+                <w:rFonts w:ascii="Calibri" w:hAnsi="Calibri" w:cs="Calibri"/>
               </w:rPr>
               <w:t xml:space="preserve">           </w:t>
             </w:r>
@@ -239,12 +239,12 @@
             <w:pPr>
               <w:jc w:val="both"/>
               <w:rPr>
-                <w:rFonts w:ascii="Verdana" w:hAnsi="Verdana"/>
+                <w:rFonts w:ascii="Calibri" w:hAnsi="Calibri" w:cs="Calibri"/>
               </w:rPr>
             </w:pPr>
             <w:r>
               <w:rPr>
-                <w:rFonts w:ascii="Verdana" w:hAnsi="Verdana"/>
+                <w:rFonts w:ascii="Calibri" w:hAnsi="Calibri" w:cs="Calibri"/>
               </w:rPr>
               <w:t>Specification Name:</w:t>
             </w:r>
@@ -259,44 +259,44 @@
           <w:p>
             <w:pPr>
               <w:rPr>
-                <w:rFonts w:ascii="Verdana" w:hAnsi="Verdana"/>
+                <w:rFonts w:ascii="Calibri" w:hAnsi="Calibri" w:cs="Calibri"/>
               </w:rPr>
             </w:pPr>
             <w:r>
               <w:rPr>
-                <w:rFonts w:ascii="Verdana" w:hAnsi="Verdana"/>
+                <w:rFonts w:ascii="Calibri" w:hAnsi="Calibri" w:cs="Calibri"/>
               </w:rPr>
               <w:t>{{resume[‘</w:t>
             </w:r>
             <w:r>
               <w:rPr>
-                <w:rFonts w:ascii="Verdana" w:hAnsi="Verdana"/>
+                <w:rFonts w:ascii="Calibri" w:hAnsi="Calibri" w:cs="Calibri"/>
               </w:rPr>
               <w:t>specification</w:t>
             </w:r>
             <w:r>
               <w:rPr>
-                <w:rFonts w:ascii="Verdana" w:hAnsi="Verdana"/>
+                <w:rFonts w:ascii="Calibri" w:hAnsi="Calibri" w:cs="Calibri"/>
               </w:rPr>
               <w:t>’]</w:t>
             </w:r>
             <w:proofErr w:type="gramStart"/>
             <w:r>
               <w:rPr>
-                <w:rFonts w:ascii="Verdana" w:hAnsi="Verdana"/>
+                <w:rFonts w:ascii="Calibri" w:hAnsi="Calibri" w:cs="Calibri"/>
               </w:rPr>
               <w:t xml:space="preserve">}}   </w:t>
             </w:r>
             <w:proofErr w:type="gramEnd"/>
             <w:r>
               <w:rPr>
-                <w:rFonts w:ascii="Verdana" w:hAnsi="Verdana"/>
+                <w:rFonts w:ascii="Calibri" w:hAnsi="Calibri" w:cs="Calibri"/>
               </w:rPr>
               <w:t xml:space="preserve">       </w:t>
             </w:r>
             <w:r>
               <w:rPr>
-                <w:rFonts w:ascii="Verdana" w:hAnsi="Verdana"/>
+                <w:rFonts w:ascii="Calibri" w:hAnsi="Calibri" w:cs="Calibri"/>
               </w:rPr>
               <w:t xml:space="preserve">          </w:t>
             </w:r>
@@ -313,12 +313,12 @@
             <w:pPr>
               <w:jc w:val="both"/>
               <w:rPr>
-                <w:rFonts w:ascii="Verdana" w:hAnsi="Verdana"/>
+                <w:rFonts w:ascii="Calibri" w:hAnsi="Calibri" w:cs="Calibri"/>
               </w:rPr>
             </w:pPr>
             <w:r>
               <w:rPr>
-                <w:rFonts w:ascii="Verdana" w:hAnsi="Verdana"/>
+                <w:rFonts w:ascii="Calibri" w:hAnsi="Calibri" w:cs="Calibri"/>
               </w:rPr>
               <w:t>Brief Description:</w:t>
             </w:r>
@@ -333,44 +333,44 @@
           <w:p>
             <w:pPr>
               <w:rPr>
-                <w:rFonts w:ascii="Verdana" w:hAnsi="Verdana"/>
+                <w:rFonts w:ascii="Calibri" w:hAnsi="Calibri" w:cs="Calibri"/>
               </w:rPr>
             </w:pPr>
             <w:r>
               <w:rPr>
-                <w:rFonts w:ascii="Verdana" w:hAnsi="Verdana"/>
+                <w:rFonts w:ascii="Calibri" w:hAnsi="Calibri" w:cs="Calibri"/>
               </w:rPr>
               <w:t>{{resume[‘</w:t>
             </w:r>
             <w:r>
               <w:rPr>
-                <w:rFonts w:ascii="Verdana" w:hAnsi="Verdana"/>
+                <w:rFonts w:ascii="Calibri" w:hAnsi="Calibri" w:cs="Calibri"/>
               </w:rPr>
               <w:t>description</w:t>
             </w:r>
             <w:r>
               <w:rPr>
-                <w:rFonts w:ascii="Verdana" w:hAnsi="Verdana"/>
+                <w:rFonts w:ascii="Calibri" w:hAnsi="Calibri" w:cs="Calibri"/>
               </w:rPr>
               <w:t>’]</w:t>
             </w:r>
             <w:proofErr w:type="gramStart"/>
             <w:r>
               <w:rPr>
-                <w:rFonts w:ascii="Verdana" w:hAnsi="Verdana"/>
+                <w:rFonts w:ascii="Calibri" w:hAnsi="Calibri" w:cs="Calibri"/>
               </w:rPr>
               <w:t xml:space="preserve">}}   </w:t>
             </w:r>
             <w:proofErr w:type="gramEnd"/>
             <w:r>
               <w:rPr>
-                <w:rFonts w:ascii="Verdana" w:hAnsi="Verdana"/>
+                <w:rFonts w:ascii="Calibri" w:hAnsi="Calibri" w:cs="Calibri"/>
               </w:rPr>
               <w:t xml:space="preserve">       </w:t>
             </w:r>
             <w:r>
               <w:rPr>
-                <w:rFonts w:ascii="Verdana" w:hAnsi="Verdana"/>
+                <w:rFonts w:ascii="Calibri" w:hAnsi="Calibri" w:cs="Calibri"/>
               </w:rPr>
               <w:t xml:space="preserve">          </w:t>
             </w:r>
@@ -387,12 +387,12 @@
             <w:pPr>
               <w:jc w:val="both"/>
               <w:rPr>
-                <w:rFonts w:ascii="Verdana" w:hAnsi="Verdana"/>
+                <w:rFonts w:ascii="Calibri" w:hAnsi="Calibri" w:cs="Calibri"/>
               </w:rPr>
             </w:pPr>
             <w:r>
               <w:rPr>
-                <w:rFonts w:ascii="Verdana" w:hAnsi="Verdana"/>
+                <w:rFonts w:ascii="Calibri" w:hAnsi="Calibri" w:cs="Calibri"/>
               </w:rPr>
               <w:t>Related RICEF(s):</w:t>
             </w:r>
@@ -407,46 +407,46 @@
           <w:p>
             <w:pPr>
               <w:rPr>
-                <w:rFonts w:ascii="Verdana" w:hAnsi="Verdana"/>
+                <w:rFonts w:ascii="Calibri" w:hAnsi="Calibri" w:cs="Calibri"/>
               </w:rPr>
             </w:pPr>
             <w:r>
               <w:rPr>
-                <w:rFonts w:ascii="Verdana" w:hAnsi="Verdana"/>
+                <w:rFonts w:ascii="Calibri" w:hAnsi="Calibri" w:cs="Calibri"/>
               </w:rPr>
               <w:t>{{resume[‘</w:t>
             </w:r>
             <w:proofErr w:type="spellStart"/>
             <w:r>
               <w:rPr>
-                <w:rFonts w:ascii="Verdana" w:hAnsi="Verdana"/>
+                <w:rFonts w:ascii="Calibri" w:hAnsi="Calibri" w:cs="Calibri"/>
               </w:rPr>
               <w:t>related_ricefw</w:t>
             </w:r>
             <w:proofErr w:type="spellEnd"/>
             <w:r>
               <w:rPr>
-                <w:rFonts w:ascii="Verdana" w:hAnsi="Verdana"/>
+                <w:rFonts w:ascii="Calibri" w:hAnsi="Calibri" w:cs="Calibri"/>
               </w:rPr>
               <w:t>’]</w:t>
             </w:r>
             <w:proofErr w:type="gramStart"/>
             <w:r>
               <w:rPr>
-                <w:rFonts w:ascii="Verdana" w:hAnsi="Verdana"/>
+                <w:rFonts w:ascii="Calibri" w:hAnsi="Calibri" w:cs="Calibri"/>
               </w:rPr>
               <w:t xml:space="preserve">}}   </w:t>
             </w:r>
             <w:proofErr w:type="gramEnd"/>
             <w:r>
               <w:rPr>
-                <w:rFonts w:ascii="Verdana" w:hAnsi="Verdana"/>
+                <w:rFonts w:ascii="Calibri" w:hAnsi="Calibri" w:cs="Calibri"/>
               </w:rPr>
               <w:t xml:space="preserve">       </w:t>
             </w:r>
             <w:r>
               <w:rPr>
-                <w:rFonts w:ascii="Verdana" w:hAnsi="Verdana"/>
+                <w:rFonts w:ascii="Calibri" w:hAnsi="Calibri" w:cs="Calibri"/>
               </w:rPr>
               <w:t xml:space="preserve">       </w:t>
             </w:r>
@@ -463,12 +463,12 @@
             <w:pPr>
               <w:jc w:val="both"/>
               <w:rPr>
-                <w:rFonts w:ascii="Verdana" w:hAnsi="Verdana"/>
+                <w:rFonts w:ascii="Calibri" w:hAnsi="Calibri" w:cs="Calibri"/>
               </w:rPr>
             </w:pPr>
             <w:r>
               <w:rPr>
-                <w:rFonts w:ascii="Verdana" w:hAnsi="Verdana"/>
+                <w:rFonts w:ascii="Calibri" w:hAnsi="Calibri" w:cs="Calibri"/>
               </w:rPr>
               <w:t>Created By:</w:t>
             </w:r>
@@ -483,46 +483,46 @@
           <w:p>
             <w:pPr>
               <w:rPr>
-                <w:rFonts w:ascii="Verdana" w:hAnsi="Verdana"/>
+                <w:rFonts w:ascii="Calibri" w:hAnsi="Calibri" w:cs="Calibri"/>
               </w:rPr>
             </w:pPr>
             <w:r>
               <w:rPr>
-                <w:rFonts w:ascii="Verdana" w:hAnsi="Verdana"/>
+                <w:rFonts w:ascii="Calibri" w:hAnsi="Calibri" w:cs="Calibri"/>
               </w:rPr>
               <w:t>{{resume[‘</w:t>
             </w:r>
             <w:proofErr w:type="spellStart"/>
             <w:r>
               <w:rPr>
-                <w:rFonts w:ascii="Verdana" w:hAnsi="Verdana"/>
+                <w:rFonts w:ascii="Calibri" w:hAnsi="Calibri" w:cs="Calibri"/>
               </w:rPr>
               <w:t>created_by</w:t>
             </w:r>
             <w:proofErr w:type="spellEnd"/>
             <w:r>
               <w:rPr>
-                <w:rFonts w:ascii="Verdana" w:hAnsi="Verdana"/>
+                <w:rFonts w:ascii="Calibri" w:hAnsi="Calibri" w:cs="Calibri"/>
               </w:rPr>
               <w:t>’]</w:t>
             </w:r>
             <w:proofErr w:type="gramStart"/>
             <w:r>
               <w:rPr>
-                <w:rFonts w:ascii="Verdana" w:hAnsi="Verdana"/>
+                <w:rFonts w:ascii="Calibri" w:hAnsi="Calibri" w:cs="Calibri"/>
               </w:rPr>
               <w:t xml:space="preserve">}}   </w:t>
             </w:r>
             <w:proofErr w:type="gramEnd"/>
             <w:r>
               <w:rPr>
-                <w:rFonts w:ascii="Verdana" w:hAnsi="Verdana"/>
+                <w:rFonts w:ascii="Calibri" w:hAnsi="Calibri" w:cs="Calibri"/>
               </w:rPr>
               <w:t xml:space="preserve">       </w:t>
             </w:r>
             <w:r>
               <w:rPr>
-                <w:rFonts w:ascii="Verdana" w:hAnsi="Verdana"/>
+                <w:rFonts w:ascii="Calibri" w:hAnsi="Calibri" w:cs="Calibri"/>
               </w:rPr>
               <w:t xml:space="preserve">        </w:t>
             </w:r>
@@ -539,12 +539,12 @@
             <w:pPr>
               <w:jc w:val="both"/>
               <w:rPr>
-                <w:rFonts w:ascii="Verdana" w:hAnsi="Verdana"/>
+                <w:rFonts w:ascii="Calibri" w:hAnsi="Calibri" w:cs="Calibri"/>
               </w:rPr>
             </w:pPr>
             <w:r>
               <w:rPr>
-                <w:rFonts w:ascii="Verdana" w:hAnsi="Verdana"/>
+                <w:rFonts w:ascii="Calibri" w:hAnsi="Calibri" w:cs="Calibri"/>
               </w:rPr>
               <w:t>Document Date:</w:t>
             </w:r>
@@ -559,46 +559,46 @@
           <w:p>
             <w:pPr>
               <w:rPr>
-                <w:rFonts w:ascii="Verdana" w:hAnsi="Verdana"/>
+                <w:rFonts w:ascii="Calibri" w:hAnsi="Calibri" w:cs="Calibri"/>
               </w:rPr>
             </w:pPr>
             <w:r>
               <w:rPr>
-                <w:rFonts w:ascii="Verdana" w:hAnsi="Verdana"/>
+                <w:rFonts w:ascii="Calibri" w:hAnsi="Calibri" w:cs="Calibri"/>
               </w:rPr>
               <w:t>{{resume[‘</w:t>
             </w:r>
             <w:proofErr w:type="spellStart"/>
             <w:r>
               <w:rPr>
-                <w:rFonts w:ascii="Verdana" w:hAnsi="Verdana"/>
+                <w:rFonts w:ascii="Calibri" w:hAnsi="Calibri" w:cs="Calibri"/>
               </w:rPr>
               <w:t>document_date</w:t>
             </w:r>
             <w:proofErr w:type="spellEnd"/>
             <w:r>
               <w:rPr>
-                <w:rFonts w:ascii="Verdana" w:hAnsi="Verdana"/>
+                <w:rFonts w:ascii="Calibri" w:hAnsi="Calibri" w:cs="Calibri"/>
               </w:rPr>
               <w:t>’]</w:t>
             </w:r>
             <w:proofErr w:type="gramStart"/>
             <w:r>
               <w:rPr>
-                <w:rFonts w:ascii="Verdana" w:hAnsi="Verdana"/>
+                <w:rFonts w:ascii="Calibri" w:hAnsi="Calibri" w:cs="Calibri"/>
               </w:rPr>
               <w:t xml:space="preserve">}}   </w:t>
             </w:r>
             <w:proofErr w:type="gramEnd"/>
             <w:r>
               <w:rPr>
-                <w:rFonts w:ascii="Verdana" w:hAnsi="Verdana"/>
+                <w:rFonts w:ascii="Calibri" w:hAnsi="Calibri" w:cs="Calibri"/>
               </w:rPr>
               <w:t xml:space="preserve">       </w:t>
             </w:r>
             <w:r>
               <w:rPr>
-                <w:rFonts w:ascii="Verdana" w:hAnsi="Verdana"/>
+                <w:rFonts w:ascii="Calibri" w:hAnsi="Calibri" w:cs="Calibri"/>
               </w:rPr>
               <w:t xml:space="preserve">         </w:t>
             </w:r>
@@ -615,12 +615,12 @@
             <w:pPr>
               <w:jc w:val="both"/>
               <w:rPr>
-                <w:rFonts w:ascii="Verdana" w:hAnsi="Verdana"/>
+                <w:rFonts w:ascii="Calibri" w:hAnsi="Calibri" w:cs="Calibri"/>
               </w:rPr>
             </w:pPr>
             <w:r>
               <w:rPr>
-                <w:rFonts w:ascii="Verdana" w:hAnsi="Verdana"/>
+                <w:rFonts w:ascii="Calibri" w:hAnsi="Calibri" w:cs="Calibri"/>
               </w:rPr>
               <w:t>Target Completion Date:</w:t>
             </w:r>
@@ -635,46 +635,46 @@
           <w:p>
             <w:pPr>
               <w:rPr>
-                <w:rFonts w:ascii="Verdana" w:hAnsi="Verdana"/>
+                <w:rFonts w:ascii="Calibri" w:hAnsi="Calibri" w:cs="Calibri"/>
               </w:rPr>
             </w:pPr>
             <w:r>
               <w:rPr>
-                <w:rFonts w:ascii="Verdana" w:hAnsi="Verdana"/>
+                <w:rFonts w:ascii="Calibri" w:hAnsi="Calibri" w:cs="Calibri"/>
               </w:rPr>
               <w:t>{{resume[‘</w:t>
             </w:r>
             <w:proofErr w:type="spellStart"/>
             <w:r>
               <w:rPr>
-                <w:rFonts w:ascii="Verdana" w:hAnsi="Verdana"/>
+                <w:rFonts w:ascii="Calibri" w:hAnsi="Calibri" w:cs="Calibri"/>
               </w:rPr>
               <w:t>completion_date</w:t>
             </w:r>
             <w:proofErr w:type="spellEnd"/>
             <w:r>
               <w:rPr>
-                <w:rFonts w:ascii="Verdana" w:hAnsi="Verdana"/>
+                <w:rFonts w:ascii="Calibri" w:hAnsi="Calibri" w:cs="Calibri"/>
               </w:rPr>
               <w:t>’]</w:t>
             </w:r>
             <w:proofErr w:type="gramStart"/>
             <w:r>
               <w:rPr>
-                <w:rFonts w:ascii="Verdana" w:hAnsi="Verdana"/>
+                <w:rFonts w:ascii="Calibri" w:hAnsi="Calibri" w:cs="Calibri"/>
               </w:rPr>
               <w:t xml:space="preserve">}}   </w:t>
             </w:r>
             <w:proofErr w:type="gramEnd"/>
             <w:r>
               <w:rPr>
-                <w:rFonts w:ascii="Verdana" w:hAnsi="Verdana"/>
+                <w:rFonts w:ascii="Calibri" w:hAnsi="Calibri" w:cs="Calibri"/>
               </w:rPr>
               <w:t xml:space="preserve"> </w:t>
             </w:r>
             <w:r>
               <w:rPr>
-                <w:rFonts w:ascii="Verdana" w:hAnsi="Verdana"/>
+                <w:rFonts w:ascii="Calibri" w:hAnsi="Calibri" w:cs="Calibri"/>
               </w:rPr>
               <w:t xml:space="preserve">      </w:t>
             </w:r>
@@ -691,12 +691,12 @@
             <w:pPr>
               <w:jc w:val="both"/>
               <w:rPr>
-                <w:rFonts w:ascii="Verdana" w:hAnsi="Verdana"/>
+                <w:rFonts w:ascii="Calibri" w:hAnsi="Calibri" w:cs="Calibri"/>
               </w:rPr>
             </w:pPr>
             <w:r>
               <w:rPr>
-                <w:rFonts w:ascii="Verdana" w:hAnsi="Verdana"/>
+                <w:rFonts w:ascii="Calibri" w:hAnsi="Calibri" w:cs="Calibri"/>
               </w:rPr>
               <w:t>Priority (Could, Should, Must):</w:t>
             </w:r>
@@ -711,18 +711,18 @@
           <w:p>
             <w:pPr>
               <w:rPr>
-                <w:rFonts w:ascii="Verdana" w:hAnsi="Verdana"/>
+                <w:rFonts w:ascii="Calibri" w:hAnsi="Calibri" w:cs="Calibri"/>
               </w:rPr>
             </w:pPr>
             <w:r>
               <w:rPr>
-                <w:rFonts w:ascii="Verdana" w:hAnsi="Verdana"/>
+                <w:rFonts w:ascii="Calibri" w:hAnsi="Calibri" w:cs="Calibri"/>
               </w:rPr>
               <w:t xml:space="preserve"> </w:t>
             </w:r>
             <w:r>
               <w:rPr>
-                <w:rFonts w:ascii="Verdana" w:hAnsi="Verdana"/>
+                <w:rFonts w:ascii="Calibri" w:hAnsi="Calibri" w:cs="Calibri"/>
               </w:rPr>
               <w:t xml:space="preserve">        </w:t>
             </w:r>
@@ -739,30 +739,30 @@
             <w:pPr>
               <w:jc w:val="both"/>
               <w:rPr>
-                <w:rFonts w:ascii="Verdana" w:hAnsi="Verdana"/>
+                <w:rFonts w:ascii="Calibri" w:hAnsi="Calibri" w:cs="Calibri"/>
               </w:rPr>
             </w:pPr>
             <w:r>
               <w:rPr>
-                <w:rFonts w:ascii="Verdana" w:hAnsi="Verdana"/>
+                <w:rFonts w:ascii="Calibri" w:hAnsi="Calibri" w:cs="Calibri"/>
               </w:rPr>
               <w:t>Reusable Object</w:t>
             </w:r>
             <w:r>
               <w:rPr>
-                <w:rFonts w:ascii="Verdana" w:hAnsi="Verdana"/>
+                <w:rFonts w:ascii="Calibri" w:hAnsi="Calibri" w:cs="Calibri"/>
               </w:rPr>
               <w:t xml:space="preserve"> </w:t>
             </w:r>
             <w:r>
               <w:rPr>
-                <w:rFonts w:ascii="Verdana" w:hAnsi="Verdana"/>
+                <w:rFonts w:ascii="Calibri" w:hAnsi="Calibri" w:cs="Calibri"/>
               </w:rPr>
               <w:t>(Yes/No)</w:t>
             </w:r>
             <w:r>
               <w:rPr>
-                <w:rFonts w:ascii="Verdana" w:hAnsi="Verdana"/>
+                <w:rFonts w:ascii="Calibri" w:hAnsi="Calibri" w:cs="Calibri"/>
               </w:rPr>
               <w:t>:</w:t>
             </w:r>
@@ -777,12 +777,12 @@
           <w:p>
             <w:pPr>
               <w:rPr>
-                <w:rFonts w:ascii="Verdana" w:hAnsi="Verdana"/>
+                <w:rFonts w:ascii="Calibri" w:hAnsi="Calibri" w:cs="Calibri"/>
               </w:rPr>
             </w:pPr>
             <w:r>
               <w:rPr>
-                <w:rFonts w:ascii="Verdana" w:hAnsi="Verdana"/>
+                <w:rFonts w:ascii="Calibri" w:hAnsi="Calibri" w:cs="Calibri"/>
               </w:rPr>
               <w:t xml:space="preserve">       </w:t>
             </w:r>
@@ -793,7 +793,7 @@
     <w:p>
       <w:pPr>
         <w:rPr>
-          <w:rFonts w:ascii="Verdana" w:hAnsi="Verdana"/>
+          <w:rFonts w:ascii="Calibri" w:hAnsi="Calibri" w:cs="Calibri"/>
         </w:rPr>
       </w:pPr>
     </w:p>
@@ -802,13 +802,13 @@
         <w:ind w:left="2610" w:hanging="2610"/>
         <w:rPr>
           <w:rStyle w:val="CommentReference"/>
-          <w:rFonts w:ascii="Verdana" w:hAnsi="Verdana"/>
+          <w:rFonts w:ascii="Calibri" w:hAnsi="Calibri" w:cs="Calibri"/>
           <w:sz w:val="20"/>
         </w:rPr>
       </w:pPr>
       <w:r>
         <w:rPr>
-          <w:rFonts w:ascii="Verdana" w:hAnsi="Verdana"/>
+          <w:rFonts w:ascii="Calibri" w:hAnsi="Calibri" w:cs="Calibri"/>
         </w:rPr>
         <w:t xml:space="preserve">Contact Information: </w:t>
       </w:r>
@@ -856,7 +856,7 @@
               <w:spacing w:after="0"/>
               <w:rPr>
                 <w:rStyle w:val="CommentReference"/>
-                <w:rFonts w:ascii="Verdana" w:hAnsi="Verdana"/>
+                <w:rFonts w:ascii="Calibri" w:hAnsi="Calibri" w:cs="Calibri"/>
                 <w:b/>
                 <w:bCs/>
                 <w:color w:val="FFFFFF"/>
@@ -882,7 +882,7 @@
               <w:spacing w:after="0"/>
               <w:rPr>
                 <w:rStyle w:val="CommentReference"/>
-                <w:rFonts w:ascii="Verdana" w:hAnsi="Verdana"/>
+                <w:rFonts w:ascii="Calibri" w:hAnsi="Calibri" w:cs="Calibri"/>
                 <w:b/>
                 <w:bCs/>
                 <w:color w:val="FFFFFF"/>
@@ -892,7 +892,7 @@
             <w:r>
               <w:rPr>
                 <w:rStyle w:val="CommentReference"/>
-                <w:rFonts w:ascii="Verdana" w:hAnsi="Verdana"/>
+                <w:rFonts w:ascii="Calibri" w:hAnsi="Calibri" w:cs="Calibri"/>
                 <w:b/>
                 <w:bCs/>
                 <w:color w:val="FFFFFF"/>
@@ -919,7 +919,7 @@
               <w:spacing w:after="0"/>
               <w:rPr>
                 <w:rStyle w:val="CommentReference"/>
-                <w:rFonts w:ascii="Verdana" w:hAnsi="Verdana"/>
+                <w:rFonts w:ascii="Calibri" w:hAnsi="Calibri" w:cs="Calibri"/>
                 <w:b/>
                 <w:bCs/>
                 <w:color w:val="FFFFFF"/>
@@ -929,7 +929,7 @@
             <w:r>
               <w:rPr>
                 <w:rStyle w:val="CommentReference"/>
-                <w:rFonts w:ascii="Verdana" w:hAnsi="Verdana"/>
+                <w:rFonts w:ascii="Calibri" w:hAnsi="Calibri" w:cs="Calibri"/>
                 <w:b/>
                 <w:bCs/>
                 <w:color w:val="FFFFFF"/>
@@ -940,7 +940,7 @@
             <w:r>
               <w:rPr>
                 <w:rStyle w:val="CommentReference"/>
-                <w:rFonts w:ascii="Verdana" w:hAnsi="Verdana"/>
+                <w:rFonts w:ascii="Calibri" w:hAnsi="Calibri" w:cs="Calibri"/>
                 <w:b/>
                 <w:bCs/>
                 <w:color w:val="FFFFFF"/>
@@ -951,7 +951,7 @@
             <w:r>
               <w:rPr>
                 <w:rStyle w:val="CommentReference"/>
-                <w:rFonts w:ascii="Verdana" w:hAnsi="Verdana"/>
+                <w:rFonts w:ascii="Calibri" w:hAnsi="Calibri" w:cs="Calibri"/>
                 <w:b/>
                 <w:bCs/>
                 <w:color w:val="FFFFFF"/>
@@ -962,7 +962,7 @@
             <w:r>
               <w:rPr>
                 <w:rStyle w:val="CommentReference"/>
-                <w:rFonts w:ascii="Verdana" w:hAnsi="Verdana"/>
+                <w:rFonts w:ascii="Calibri" w:hAnsi="Calibri" w:cs="Calibri"/>
                 <w:b/>
                 <w:bCs/>
                 <w:color w:val="FFFFFF"/>
@@ -973,7 +973,7 @@
             <w:r>
               <w:rPr>
                 <w:rStyle w:val="CommentReference"/>
-                <w:rFonts w:ascii="Verdana" w:hAnsi="Verdana"/>
+                <w:rFonts w:ascii="Calibri" w:hAnsi="Calibri" w:cs="Calibri"/>
                 <w:b/>
                 <w:bCs/>
                 <w:color w:val="FFFFFF"/>
@@ -1000,7 +1000,7 @@
               <w:spacing w:after="0"/>
               <w:rPr>
                 <w:rStyle w:val="CommentReference"/>
-                <w:rFonts w:ascii="Verdana" w:hAnsi="Verdana"/>
+                <w:rFonts w:ascii="Calibri" w:hAnsi="Calibri" w:cs="Calibri"/>
                 <w:b/>
                 <w:bCs/>
                 <w:color w:val="FFFFFF"/>
@@ -1010,7 +1010,7 @@
             <w:r>
               <w:rPr>
                 <w:rStyle w:val="CommentReference"/>
-                <w:rFonts w:ascii="Verdana" w:hAnsi="Verdana"/>
+                <w:rFonts w:ascii="Calibri" w:hAnsi="Calibri" w:cs="Calibri"/>
                 <w:b/>
                 <w:bCs/>
                 <w:color w:val="FFFFFF"/>
@@ -1037,7 +1037,7 @@
               <w:spacing w:after="0"/>
               <w:rPr>
                 <w:rStyle w:val="CommentReference"/>
-                <w:rFonts w:ascii="Verdana" w:hAnsi="Verdana"/>
+                <w:rFonts w:ascii="Calibri" w:hAnsi="Calibri" w:cs="Calibri"/>
                 <w:b/>
                 <w:bCs/>
                 <w:color w:val="FFFFFF"/>
@@ -1047,7 +1047,7 @@
             <w:r>
               <w:rPr>
                 <w:rStyle w:val="CommentReference"/>
-                <w:rFonts w:ascii="Verdana" w:hAnsi="Verdana"/>
+                <w:rFonts w:ascii="Calibri" w:hAnsi="Calibri" w:cs="Calibri"/>
                 <w:b/>
                 <w:bCs/>
                 <w:color w:val="FFFFFF"/>
@@ -1079,7 +1079,7 @@
               <w:spacing w:after="0"/>
               <w:rPr>
                 <w:rStyle w:val="CommentReference"/>
-                <w:rFonts w:ascii="Verdana" w:hAnsi="Verdana"/>
+                <w:rFonts w:ascii="Calibri" w:hAnsi="Calibri" w:cs="Calibri"/>
                 <w:b/>
                 <w:bCs/>
                 <w:color w:val="FFFFFF"/>
@@ -1089,7 +1089,7 @@
             <w:r>
               <w:rPr>
                 <w:rStyle w:val="CommentReference"/>
-                <w:rFonts w:ascii="Verdana" w:hAnsi="Verdana"/>
+                <w:rFonts w:ascii="Calibri" w:hAnsi="Calibri" w:cs="Calibri"/>
                 <w:b/>
                 <w:bCs/>
                 <w:color w:val="FFFFFF"/>
@@ -1103,7 +1103,7 @@
               <w:spacing w:after="0"/>
               <w:rPr>
                 <w:rStyle w:val="CommentReference"/>
-                <w:rFonts w:ascii="Verdana" w:hAnsi="Verdana"/>
+                <w:rFonts w:ascii="Calibri" w:hAnsi="Calibri" w:cs="Calibri"/>
                 <w:b/>
                 <w:bCs/>
                 <w:color w:val="FFFFFF"/>
@@ -1113,7 +1113,7 @@
             <w:r>
               <w:rPr>
                 <w:rStyle w:val="CommentReference"/>
-                <w:rFonts w:ascii="Verdana" w:hAnsi="Verdana"/>
+                <w:rFonts w:ascii="Calibri" w:hAnsi="Calibri" w:cs="Calibri"/>
                 <w:b/>
                 <w:bCs/>
                 <w:color w:val="FFFFFF"/>
@@ -1141,27 +1141,27 @@
               <w:jc w:val="center"/>
               <w:rPr>
                 <w:rStyle w:val="CommentReference"/>
-                <w:rFonts w:ascii="Verdana" w:hAnsi="Verdana"/>
+                <w:rFonts w:ascii="Calibri" w:hAnsi="Calibri" w:cs="Calibri"/>
                 <w:sz w:val="20"/>
               </w:rPr>
             </w:pPr>
             <w:r>
               <w:rPr>
-                <w:rFonts w:ascii="Verdana" w:hAnsi="Verdana"/>
+                <w:rFonts w:ascii="Calibri" w:hAnsi="Calibri" w:cs="Calibri"/>
               </w:rPr>
               <w:t>{{resume[‘</w:t>
             </w:r>
             <w:proofErr w:type="spellStart"/>
             <w:r>
               <w:rPr>
-                <w:rFonts w:ascii="Verdana" w:hAnsi="Verdana"/>
+                <w:rFonts w:ascii="Calibri" w:hAnsi="Calibri" w:cs="Calibri"/>
               </w:rPr>
               <w:t>client_owner_name</w:t>
             </w:r>
             <w:proofErr w:type="spellEnd"/>
             <w:r>
               <w:rPr>
-                <w:rFonts w:ascii="Verdana" w:hAnsi="Verdana"/>
+                <w:rFonts w:ascii="Calibri" w:hAnsi="Calibri" w:cs="Calibri"/>
               </w:rPr>
               <w:t>’]}}</w:t>
             </w:r>
@@ -1185,27 +1185,27 @@
               <w:jc w:val="center"/>
               <w:rPr>
                 <w:rStyle w:val="CommentReference"/>
-                <w:rFonts w:ascii="Verdana" w:hAnsi="Verdana"/>
+                <w:rFonts w:ascii="Calibri" w:hAnsi="Calibri" w:cs="Calibri"/>
                 <w:sz w:val="20"/>
               </w:rPr>
             </w:pPr>
             <w:r>
               <w:rPr>
-                <w:rFonts w:ascii="Verdana" w:hAnsi="Verdana"/>
+                <w:rFonts w:ascii="Calibri" w:hAnsi="Calibri" w:cs="Calibri"/>
               </w:rPr>
               <w:t>{{resume[‘</w:t>
             </w:r>
             <w:proofErr w:type="spellStart"/>
             <w:r>
               <w:rPr>
-                <w:rFonts w:ascii="Verdana" w:hAnsi="Verdana"/>
+                <w:rFonts w:ascii="Calibri" w:hAnsi="Calibri" w:cs="Calibri"/>
               </w:rPr>
               <w:t>client_owner_company</w:t>
             </w:r>
             <w:proofErr w:type="spellEnd"/>
             <w:r>
               <w:rPr>
-                <w:rFonts w:ascii="Verdana" w:hAnsi="Verdana"/>
+                <w:rFonts w:ascii="Calibri" w:hAnsi="Calibri" w:cs="Calibri"/>
               </w:rPr>
               <w:t>’]}}</w:t>
             </w:r>
@@ -1229,27 +1229,27 @@
               <w:jc w:val="center"/>
               <w:rPr>
                 <w:rStyle w:val="CommentReference"/>
-                <w:rFonts w:ascii="Verdana" w:hAnsi="Verdana"/>
+                <w:rFonts w:ascii="Calibri" w:hAnsi="Calibri" w:cs="Calibri"/>
                 <w:sz w:val="20"/>
               </w:rPr>
             </w:pPr>
             <w:r>
               <w:rPr>
-                <w:rFonts w:ascii="Verdana" w:hAnsi="Verdana"/>
+                <w:rFonts w:ascii="Calibri" w:hAnsi="Calibri" w:cs="Calibri"/>
               </w:rPr>
               <w:t>{{resume[‘</w:t>
             </w:r>
             <w:proofErr w:type="spellStart"/>
             <w:r>
               <w:rPr>
-                <w:rFonts w:ascii="Verdana" w:hAnsi="Verdana"/>
+                <w:rFonts w:ascii="Calibri" w:hAnsi="Calibri" w:cs="Calibri"/>
               </w:rPr>
               <w:t>client_owner_email</w:t>
             </w:r>
             <w:proofErr w:type="spellEnd"/>
             <w:r>
               <w:rPr>
-                <w:rFonts w:ascii="Verdana" w:hAnsi="Verdana"/>
+                <w:rFonts w:ascii="Calibri" w:hAnsi="Calibri" w:cs="Calibri"/>
               </w:rPr>
               <w:t>’]}}</w:t>
             </w:r>
@@ -1273,27 +1273,27 @@
               <w:jc w:val="center"/>
               <w:rPr>
                 <w:rStyle w:val="CommentReference"/>
-                <w:rFonts w:ascii="Verdana" w:hAnsi="Verdana"/>
+                <w:rFonts w:ascii="Calibri" w:hAnsi="Calibri" w:cs="Calibri"/>
                 <w:sz w:val="20"/>
               </w:rPr>
             </w:pPr>
             <w:r>
               <w:rPr>
-                <w:rFonts w:ascii="Verdana" w:hAnsi="Verdana"/>
+                <w:rFonts w:ascii="Calibri" w:hAnsi="Calibri" w:cs="Calibri"/>
               </w:rPr>
               <w:t>{{resume[‘</w:t>
             </w:r>
             <w:proofErr w:type="spellStart"/>
             <w:r>
               <w:rPr>
-                <w:rFonts w:ascii="Verdana" w:hAnsi="Verdana"/>
+                <w:rFonts w:ascii="Calibri" w:hAnsi="Calibri" w:cs="Calibri"/>
               </w:rPr>
               <w:t>client_owner_phone</w:t>
             </w:r>
             <w:proofErr w:type="spellEnd"/>
             <w:r>
               <w:rPr>
-                <w:rFonts w:ascii="Verdana" w:hAnsi="Verdana"/>
+                <w:rFonts w:ascii="Calibri" w:hAnsi="Calibri" w:cs="Calibri"/>
               </w:rPr>
               <w:t>’]}}</w:t>
             </w:r>
@@ -1321,7 +1321,7 @@
               <w:spacing w:after="0"/>
               <w:rPr>
                 <w:rStyle w:val="CommentReference"/>
-                <w:rFonts w:ascii="Verdana" w:hAnsi="Verdana"/>
+                <w:rFonts w:ascii="Calibri" w:hAnsi="Calibri" w:cs="Calibri"/>
                 <w:b/>
                 <w:bCs/>
                 <w:color w:val="FFFFFF"/>
@@ -1331,7 +1331,7 @@
             <w:r>
               <w:rPr>
                 <w:rStyle w:val="CommentReference"/>
-                <w:rFonts w:ascii="Verdana" w:hAnsi="Verdana"/>
+                <w:rFonts w:ascii="Calibri" w:hAnsi="Calibri" w:cs="Calibri"/>
                 <w:b/>
                 <w:bCs/>
                 <w:color w:val="FFFFFF"/>
@@ -1358,26 +1358,26 @@
               <w:spacing w:after="0"/>
               <w:jc w:val="center"/>
               <w:rPr>
-                <w:rFonts w:ascii="Verdana" w:hAnsi="Verdana"/>
+                <w:rFonts w:ascii="Calibri" w:hAnsi="Calibri" w:cs="Calibri"/>
               </w:rPr>
             </w:pPr>
             <w:r>
               <w:rPr>
-                <w:rFonts w:ascii="Verdana" w:hAnsi="Verdana"/>
+                <w:rFonts w:ascii="Calibri" w:hAnsi="Calibri" w:cs="Calibri"/>
               </w:rPr>
               <w:t>{{resume[‘</w:t>
             </w:r>
             <w:proofErr w:type="spellStart"/>
             <w:r>
               <w:rPr>
-                <w:rFonts w:ascii="Verdana" w:hAnsi="Verdana"/>
+                <w:rFonts w:ascii="Calibri" w:hAnsi="Calibri" w:cs="Calibri"/>
               </w:rPr>
               <w:t>functional_owner_name</w:t>
             </w:r>
             <w:proofErr w:type="spellEnd"/>
             <w:r>
               <w:rPr>
-                <w:rFonts w:ascii="Verdana" w:hAnsi="Verdana"/>
+                <w:rFonts w:ascii="Calibri" w:hAnsi="Calibri" w:cs="Calibri"/>
               </w:rPr>
               <w:t>’]}}</w:t>
             </w:r>
@@ -1400,26 +1400,26 @@
               <w:spacing w:after="0"/>
               <w:jc w:val="center"/>
               <w:rPr>
-                <w:rFonts w:ascii="Verdana" w:hAnsi="Verdana"/>
+                <w:rFonts w:ascii="Calibri" w:hAnsi="Calibri" w:cs="Calibri"/>
               </w:rPr>
             </w:pPr>
             <w:r>
               <w:rPr>
-                <w:rFonts w:ascii="Verdana" w:hAnsi="Verdana"/>
+                <w:rFonts w:ascii="Calibri" w:hAnsi="Calibri" w:cs="Calibri"/>
               </w:rPr>
               <w:t>{{resume[‘</w:t>
             </w:r>
             <w:proofErr w:type="spellStart"/>
             <w:r>
               <w:rPr>
-                <w:rFonts w:ascii="Verdana" w:hAnsi="Verdana"/>
+                <w:rFonts w:ascii="Calibri" w:hAnsi="Calibri" w:cs="Calibri"/>
               </w:rPr>
               <w:t>functional_owner_company</w:t>
             </w:r>
             <w:proofErr w:type="spellEnd"/>
             <w:r>
               <w:rPr>
-                <w:rFonts w:ascii="Verdana" w:hAnsi="Verdana"/>
+                <w:rFonts w:ascii="Calibri" w:hAnsi="Calibri" w:cs="Calibri"/>
               </w:rPr>
               <w:t>’]}}</w:t>
             </w:r>
@@ -1442,26 +1442,26 @@
               <w:spacing w:after="0"/>
               <w:jc w:val="center"/>
               <w:rPr>
-                <w:rFonts w:ascii="Verdana" w:hAnsi="Verdana"/>
+                <w:rFonts w:ascii="Calibri" w:hAnsi="Calibri" w:cs="Calibri"/>
               </w:rPr>
             </w:pPr>
             <w:r>
               <w:rPr>
-                <w:rFonts w:ascii="Verdana" w:hAnsi="Verdana"/>
+                <w:rFonts w:ascii="Calibri" w:hAnsi="Calibri" w:cs="Calibri"/>
               </w:rPr>
               <w:t>{{resume[‘</w:t>
             </w:r>
             <w:proofErr w:type="spellStart"/>
             <w:r>
               <w:rPr>
-                <w:rFonts w:ascii="Verdana" w:hAnsi="Verdana"/>
+                <w:rFonts w:ascii="Calibri" w:hAnsi="Calibri" w:cs="Calibri"/>
               </w:rPr>
               <w:t>functional_owner_email</w:t>
             </w:r>
             <w:proofErr w:type="spellEnd"/>
             <w:r>
               <w:rPr>
-                <w:rFonts w:ascii="Verdana" w:hAnsi="Verdana"/>
+                <w:rFonts w:ascii="Calibri" w:hAnsi="Calibri" w:cs="Calibri"/>
               </w:rPr>
               <w:t>’]}}</w:t>
             </w:r>
@@ -1484,26 +1484,26 @@
               <w:spacing w:after="0"/>
               <w:jc w:val="center"/>
               <w:rPr>
-                <w:rFonts w:ascii="Verdana" w:hAnsi="Verdana"/>
+                <w:rFonts w:ascii="Calibri" w:hAnsi="Calibri" w:cs="Calibri"/>
               </w:rPr>
             </w:pPr>
             <w:r>
               <w:rPr>
-                <w:rFonts w:ascii="Verdana" w:hAnsi="Verdana"/>
+                <w:rFonts w:ascii="Calibri" w:hAnsi="Calibri" w:cs="Calibri"/>
               </w:rPr>
               <w:t>{{resume[‘</w:t>
             </w:r>
             <w:proofErr w:type="spellStart"/>
             <w:r>
               <w:rPr>
-                <w:rFonts w:ascii="Verdana" w:hAnsi="Verdana"/>
+                <w:rFonts w:ascii="Calibri" w:hAnsi="Calibri" w:cs="Calibri"/>
               </w:rPr>
               <w:t>functional_owner_phone</w:t>
             </w:r>
             <w:proofErr w:type="spellEnd"/>
             <w:r>
               <w:rPr>
-                <w:rFonts w:ascii="Verdana" w:hAnsi="Verdana"/>
+                <w:rFonts w:ascii="Calibri" w:hAnsi="Calibri" w:cs="Calibri"/>
               </w:rPr>
               <w:t>’]}}</w:t>
             </w:r>
@@ -1531,7 +1531,7 @@
               <w:spacing w:after="0"/>
               <w:rPr>
                 <w:rStyle w:val="CommentReference"/>
-                <w:rFonts w:ascii="Verdana" w:hAnsi="Verdana"/>
+                <w:rFonts w:ascii="Calibri" w:hAnsi="Calibri" w:cs="Calibri"/>
                 <w:b/>
                 <w:bCs/>
                 <w:color w:val="FFFFFF"/>
@@ -1541,7 +1541,7 @@
             <w:r>
               <w:rPr>
                 <w:rStyle w:val="CommentReference"/>
-                <w:rFonts w:ascii="Verdana" w:hAnsi="Verdana"/>
+                <w:rFonts w:ascii="Calibri" w:hAnsi="Calibri" w:cs="Calibri"/>
                 <w:b/>
                 <w:bCs/>
                 <w:color w:val="FFFFFF"/>
@@ -1568,26 +1568,26 @@
               <w:spacing w:after="0"/>
               <w:jc w:val="center"/>
               <w:rPr>
-                <w:rFonts w:ascii="Verdana" w:hAnsi="Verdana"/>
+                <w:rFonts w:ascii="Calibri" w:hAnsi="Calibri" w:cs="Calibri"/>
               </w:rPr>
             </w:pPr>
             <w:r>
               <w:rPr>
-                <w:rFonts w:ascii="Verdana" w:hAnsi="Verdana"/>
+                <w:rFonts w:ascii="Calibri" w:hAnsi="Calibri" w:cs="Calibri"/>
               </w:rPr>
               <w:t>{{resume[‘</w:t>
             </w:r>
             <w:proofErr w:type="spellStart"/>
             <w:r>
               <w:rPr>
-                <w:rFonts w:ascii="Verdana" w:hAnsi="Verdana"/>
+                <w:rFonts w:ascii="Calibri" w:hAnsi="Calibri" w:cs="Calibri"/>
               </w:rPr>
               <w:t>technical_owner_name</w:t>
             </w:r>
             <w:proofErr w:type="spellEnd"/>
             <w:r>
               <w:rPr>
-                <w:rFonts w:ascii="Verdana" w:hAnsi="Verdana"/>
+                <w:rFonts w:ascii="Calibri" w:hAnsi="Calibri" w:cs="Calibri"/>
               </w:rPr>
               <w:t>’]}}</w:t>
             </w:r>
@@ -1610,26 +1610,26 @@
               <w:spacing w:after="0"/>
               <w:jc w:val="center"/>
               <w:rPr>
-                <w:rFonts w:ascii="Verdana" w:hAnsi="Verdana"/>
+                <w:rFonts w:ascii="Calibri" w:hAnsi="Calibri" w:cs="Calibri"/>
               </w:rPr>
             </w:pPr>
             <w:r>
               <w:rPr>
-                <w:rFonts w:ascii="Verdana" w:hAnsi="Verdana"/>
+                <w:rFonts w:ascii="Calibri" w:hAnsi="Calibri" w:cs="Calibri"/>
               </w:rPr>
               <w:t>{{resume[‘</w:t>
             </w:r>
             <w:proofErr w:type="spellStart"/>
             <w:r>
               <w:rPr>
-                <w:rFonts w:ascii="Verdana" w:hAnsi="Verdana"/>
+                <w:rFonts w:ascii="Calibri" w:hAnsi="Calibri" w:cs="Calibri"/>
               </w:rPr>
               <w:t>technical_owner_company</w:t>
             </w:r>
             <w:proofErr w:type="spellEnd"/>
             <w:r>
               <w:rPr>
-                <w:rFonts w:ascii="Verdana" w:hAnsi="Verdana"/>
+                <w:rFonts w:ascii="Calibri" w:hAnsi="Calibri" w:cs="Calibri"/>
               </w:rPr>
               <w:t>’]}}</w:t>
             </w:r>
@@ -1652,26 +1652,26 @@
               <w:spacing w:after="0"/>
               <w:jc w:val="center"/>
               <w:rPr>
-                <w:rFonts w:ascii="Verdana" w:hAnsi="Verdana"/>
+                <w:rFonts w:ascii="Calibri" w:hAnsi="Calibri" w:cs="Calibri"/>
               </w:rPr>
             </w:pPr>
             <w:r>
               <w:rPr>
-                <w:rFonts w:ascii="Verdana" w:hAnsi="Verdana"/>
+                <w:rFonts w:ascii="Calibri" w:hAnsi="Calibri" w:cs="Calibri"/>
               </w:rPr>
               <w:t>{{resume[‘</w:t>
             </w:r>
             <w:proofErr w:type="spellStart"/>
             <w:r>
               <w:rPr>
-                <w:rFonts w:ascii="Verdana" w:hAnsi="Verdana"/>
+                <w:rFonts w:ascii="Calibri" w:hAnsi="Calibri" w:cs="Calibri"/>
               </w:rPr>
               <w:t>technical_owner_email</w:t>
             </w:r>
             <w:proofErr w:type="spellEnd"/>
             <w:r>
               <w:rPr>
-                <w:rFonts w:ascii="Verdana" w:hAnsi="Verdana"/>
+                <w:rFonts w:ascii="Calibri" w:hAnsi="Calibri" w:cs="Calibri"/>
               </w:rPr>
               <w:t>’]}}</w:t>
             </w:r>
@@ -1694,26 +1694,26 @@
               <w:spacing w:after="0"/>
               <w:jc w:val="center"/>
               <w:rPr>
-                <w:rFonts w:ascii="Verdana" w:hAnsi="Verdana"/>
+                <w:rFonts w:ascii="Calibri" w:hAnsi="Calibri" w:cs="Calibri"/>
               </w:rPr>
             </w:pPr>
             <w:r>
               <w:rPr>
-                <w:rFonts w:ascii="Verdana" w:hAnsi="Verdana"/>
+                <w:rFonts w:ascii="Calibri" w:hAnsi="Calibri" w:cs="Calibri"/>
               </w:rPr>
               <w:t>{{resume[‘</w:t>
             </w:r>
             <w:proofErr w:type="spellStart"/>
             <w:r>
               <w:rPr>
-                <w:rFonts w:ascii="Verdana" w:hAnsi="Verdana"/>
+                <w:rFonts w:ascii="Calibri" w:hAnsi="Calibri" w:cs="Calibri"/>
               </w:rPr>
               <w:t>technical_owner_phone</w:t>
             </w:r>
             <w:proofErr w:type="spellEnd"/>
             <w:r>
               <w:rPr>
-                <w:rFonts w:ascii="Verdana" w:hAnsi="Verdana"/>
+                <w:rFonts w:ascii="Calibri" w:hAnsi="Calibri" w:cs="Calibri"/>
               </w:rPr>
               <w:t>’]}}</w:t>
             </w:r>
@@ -1741,7 +1741,7 @@
               <w:spacing w:after="0"/>
               <w:rPr>
                 <w:rStyle w:val="CommentReference"/>
-                <w:rFonts w:ascii="Verdana" w:hAnsi="Verdana"/>
+                <w:rFonts w:ascii="Calibri" w:hAnsi="Calibri" w:cs="Calibri"/>
                 <w:b/>
                 <w:bCs/>
                 <w:color w:val="FFFFFF"/>
@@ -1751,7 +1751,7 @@
             <w:r>
               <w:rPr>
                 <w:rStyle w:val="CommentReference"/>
-                <w:rFonts w:ascii="Verdana" w:hAnsi="Verdana"/>
+                <w:rFonts w:ascii="Calibri" w:hAnsi="Calibri" w:cs="Calibri"/>
                 <w:b/>
                 <w:bCs/>
                 <w:color w:val="FFFFFF"/>
@@ -1778,26 +1778,26 @@
               <w:spacing w:after="0"/>
               <w:jc w:val="center"/>
               <w:rPr>
-                <w:rFonts w:ascii="Verdana" w:hAnsi="Verdana"/>
+                <w:rFonts w:ascii="Calibri" w:hAnsi="Calibri" w:cs="Calibri"/>
               </w:rPr>
             </w:pPr>
             <w:r>
               <w:rPr>
-                <w:rFonts w:ascii="Verdana" w:hAnsi="Verdana"/>
+                <w:rFonts w:ascii="Calibri" w:hAnsi="Calibri" w:cs="Calibri"/>
               </w:rPr>
               <w:t>{{resume[‘</w:t>
             </w:r>
             <w:proofErr w:type="spellStart"/>
             <w:r>
               <w:rPr>
-                <w:rFonts w:ascii="Verdana" w:hAnsi="Verdana"/>
+                <w:rFonts w:ascii="Calibri" w:hAnsi="Calibri" w:cs="Calibri"/>
               </w:rPr>
               <w:t>developer_name</w:t>
             </w:r>
             <w:proofErr w:type="spellEnd"/>
             <w:r>
               <w:rPr>
-                <w:rFonts w:ascii="Verdana" w:hAnsi="Verdana"/>
+                <w:rFonts w:ascii="Calibri" w:hAnsi="Calibri" w:cs="Calibri"/>
               </w:rPr>
               <w:t>’]}}</w:t>
             </w:r>
@@ -1820,26 +1820,26 @@
               <w:spacing w:after="0"/>
               <w:jc w:val="center"/>
               <w:rPr>
-                <w:rFonts w:ascii="Verdana" w:hAnsi="Verdana"/>
+                <w:rFonts w:ascii="Calibri" w:hAnsi="Calibri" w:cs="Calibri"/>
               </w:rPr>
             </w:pPr>
             <w:r>
               <w:rPr>
-                <w:rFonts w:ascii="Verdana" w:hAnsi="Verdana"/>
+                <w:rFonts w:ascii="Calibri" w:hAnsi="Calibri" w:cs="Calibri"/>
               </w:rPr>
               <w:t>{{resume[‘</w:t>
             </w:r>
             <w:proofErr w:type="spellStart"/>
             <w:r>
               <w:rPr>
-                <w:rFonts w:ascii="Verdana" w:hAnsi="Verdana"/>
+                <w:rFonts w:ascii="Calibri" w:hAnsi="Calibri" w:cs="Calibri"/>
               </w:rPr>
               <w:t>developer_company</w:t>
             </w:r>
             <w:proofErr w:type="spellEnd"/>
             <w:r>
               <w:rPr>
-                <w:rFonts w:ascii="Verdana" w:hAnsi="Verdana"/>
+                <w:rFonts w:ascii="Calibri" w:hAnsi="Calibri" w:cs="Calibri"/>
               </w:rPr>
               <w:t>’]}}</w:t>
             </w:r>
@@ -1862,26 +1862,26 @@
               <w:spacing w:after="0"/>
               <w:jc w:val="center"/>
               <w:rPr>
-                <w:rFonts w:ascii="Verdana" w:hAnsi="Verdana"/>
+                <w:rFonts w:ascii="Calibri" w:hAnsi="Calibri" w:cs="Calibri"/>
               </w:rPr>
             </w:pPr>
             <w:r>
               <w:rPr>
-                <w:rFonts w:ascii="Verdana" w:hAnsi="Verdana"/>
+                <w:rFonts w:ascii="Calibri" w:hAnsi="Calibri" w:cs="Calibri"/>
               </w:rPr>
               <w:t>{{resume[‘</w:t>
             </w:r>
             <w:proofErr w:type="spellStart"/>
             <w:r>
               <w:rPr>
-                <w:rFonts w:ascii="Verdana" w:hAnsi="Verdana"/>
+                <w:rFonts w:ascii="Calibri" w:hAnsi="Calibri" w:cs="Calibri"/>
               </w:rPr>
               <w:t>developer_email</w:t>
             </w:r>
             <w:proofErr w:type="spellEnd"/>
             <w:r>
               <w:rPr>
-                <w:rFonts w:ascii="Verdana" w:hAnsi="Verdana"/>
+                <w:rFonts w:ascii="Calibri" w:hAnsi="Calibri" w:cs="Calibri"/>
               </w:rPr>
               <w:t>’]}}</w:t>
             </w:r>
@@ -1904,26 +1904,26 @@
               <w:spacing w:after="0"/>
               <w:jc w:val="center"/>
               <w:rPr>
-                <w:rFonts w:ascii="Verdana" w:hAnsi="Verdana"/>
+                <w:rFonts w:ascii="Calibri" w:hAnsi="Calibri" w:cs="Calibri"/>
               </w:rPr>
             </w:pPr>
             <w:r>
               <w:rPr>
-                <w:rFonts w:ascii="Verdana" w:hAnsi="Verdana"/>
+                <w:rFonts w:ascii="Calibri" w:hAnsi="Calibri" w:cs="Calibri"/>
               </w:rPr>
               <w:t>{{resume[‘</w:t>
             </w:r>
             <w:proofErr w:type="spellStart"/>
             <w:r>
               <w:rPr>
-                <w:rFonts w:ascii="Verdana" w:hAnsi="Verdana"/>
+                <w:rFonts w:ascii="Calibri" w:hAnsi="Calibri" w:cs="Calibri"/>
               </w:rPr>
               <w:t>developer_phone</w:t>
             </w:r>
             <w:proofErr w:type="spellEnd"/>
             <w:r>
               <w:rPr>
-                <w:rFonts w:ascii="Verdana" w:hAnsi="Verdana"/>
+                <w:rFonts w:ascii="Calibri" w:hAnsi="Calibri" w:cs="Calibri"/>
               </w:rPr>
               <w:t>’]}}</w:t>
             </w:r>
@@ -1934,19 +1934,19 @@
     <w:p>
       <w:pPr>
         <w:rPr>
-          <w:rFonts w:ascii="Verdana" w:hAnsi="Verdana"/>
-        </w:rPr>
-      </w:pPr>
-    </w:p>
-    <w:p>
-      <w:pPr>
-        <w:rPr>
-          <w:rFonts w:ascii="Verdana" w:hAnsi="Verdana"/>
-        </w:rPr>
-      </w:pPr>
-      <w:r>
-        <w:rPr>
-          <w:rFonts w:ascii="Verdana" w:hAnsi="Verdana"/>
+          <w:rFonts w:ascii="Calibri" w:hAnsi="Calibri" w:cs="Calibri"/>
+        </w:rPr>
+      </w:pPr>
+    </w:p>
+    <w:p>
+      <w:pPr>
+        <w:rPr>
+          <w:rFonts w:ascii="Calibri" w:hAnsi="Calibri" w:cs="Calibri"/>
+        </w:rPr>
+      </w:pPr>
+      <w:r>
+        <w:rPr>
+          <w:rFonts w:ascii="Calibri" w:hAnsi="Calibri" w:cs="Calibri"/>
         </w:rPr>
         <w:t>Change History:</w:t>
       </w:r>
@@ -1987,7 +1987,7 @@
             <w:pPr>
               <w:spacing w:after="0"/>
               <w:rPr>
-                <w:rFonts w:ascii="Verdana" w:hAnsi="Verdana"/>
+                <w:rFonts w:ascii="Calibri" w:hAnsi="Calibri" w:cs="Calibri"/>
                 <w:b/>
                 <w:bCs/>
                 <w:color w:val="FFFFFF"/>
@@ -1995,7 +1995,7 @@
             </w:pPr>
             <w:r>
               <w:rPr>
-                <w:rFonts w:ascii="Verdana" w:hAnsi="Verdana"/>
+                <w:rFonts w:ascii="Calibri" w:hAnsi="Calibri" w:cs="Calibri"/>
                 <w:b/>
                 <w:bCs/>
                 <w:color w:val="FFFFFF"/>
@@ -2014,7 +2014,7 @@
             <w:pPr>
               <w:spacing w:after="0"/>
               <w:rPr>
-                <w:rFonts w:ascii="Verdana" w:hAnsi="Verdana"/>
+                <w:rFonts w:ascii="Calibri" w:hAnsi="Calibri" w:cs="Calibri"/>
                 <w:b/>
                 <w:bCs/>
                 <w:color w:val="FFFFFF"/>
@@ -2022,7 +2022,7 @@
             </w:pPr>
             <w:r>
               <w:rPr>
-                <w:rFonts w:ascii="Verdana" w:hAnsi="Verdana"/>
+                <w:rFonts w:ascii="Calibri" w:hAnsi="Calibri" w:cs="Calibri"/>
                 <w:b/>
                 <w:bCs/>
                 <w:color w:val="FFFFFF"/>
@@ -2031,7 +2031,7 @@
             </w:r>
             <w:r>
               <w:rPr>
-                <w:rFonts w:ascii="Verdana" w:hAnsi="Verdana"/>
+                <w:rFonts w:ascii="Calibri" w:hAnsi="Calibri" w:cs="Calibri"/>
                 <w:b/>
                 <w:bCs/>
                 <w:color w:val="FFFFFF"/>
@@ -2040,7 +2040,7 @@
             </w:r>
             <w:r>
               <w:rPr>
-                <w:rFonts w:ascii="Verdana" w:hAnsi="Verdana"/>
+                <w:rFonts w:ascii="Calibri" w:hAnsi="Calibri" w:cs="Calibri"/>
                 <w:b/>
                 <w:bCs/>
                 <w:color w:val="FFFFFF"/>
@@ -2059,7 +2059,7 @@
             <w:pPr>
               <w:spacing w:after="0"/>
               <w:rPr>
-                <w:rFonts w:ascii="Verdana" w:hAnsi="Verdana"/>
+                <w:rFonts w:ascii="Calibri" w:hAnsi="Calibri" w:cs="Calibri"/>
                 <w:b/>
                 <w:bCs/>
                 <w:color w:val="FFFFFF"/>
@@ -2067,7 +2067,7 @@
             </w:pPr>
             <w:r>
               <w:rPr>
-                <w:rFonts w:ascii="Verdana" w:hAnsi="Verdana"/>
+                <w:rFonts w:ascii="Calibri" w:hAnsi="Calibri" w:cs="Calibri"/>
                 <w:b/>
                 <w:bCs/>
                 <w:color w:val="FFFFFF"/>
@@ -2076,7 +2076,7 @@
             </w:r>
             <w:r>
               <w:rPr>
-                <w:rFonts w:ascii="Verdana" w:hAnsi="Verdana"/>
+                <w:rFonts w:ascii="Calibri" w:hAnsi="Calibri" w:cs="Calibri"/>
                 <w:b/>
                 <w:bCs/>
                 <w:color w:val="FFFFFF"/>
@@ -2085,7 +2085,7 @@
             </w:r>
             <w:r>
               <w:rPr>
-                <w:rFonts w:ascii="Verdana" w:hAnsi="Verdana"/>
+                <w:rFonts w:ascii="Calibri" w:hAnsi="Calibri" w:cs="Calibri"/>
                 <w:b/>
                 <w:bCs/>
                 <w:color w:val="FFFFFF"/>
@@ -2104,7 +2104,7 @@
             <w:pPr>
               <w:spacing w:after="0"/>
               <w:rPr>
-                <w:rFonts w:ascii="Verdana" w:hAnsi="Verdana"/>
+                <w:rFonts w:ascii="Calibri" w:hAnsi="Calibri" w:cs="Calibri"/>
                 <w:b/>
                 <w:bCs/>
                 <w:color w:val="FFFFFF"/>
@@ -2112,7 +2112,7 @@
             </w:pPr>
             <w:r>
               <w:rPr>
-                <w:rFonts w:ascii="Verdana" w:hAnsi="Verdana"/>
+                <w:rFonts w:ascii="Calibri" w:hAnsi="Calibri" w:cs="Calibri"/>
                 <w:b/>
                 <w:bCs/>
                 <w:color w:val="FFFFFF"/>
@@ -2121,7 +2121,7 @@
             </w:r>
             <w:r>
               <w:rPr>
-                <w:rFonts w:ascii="Verdana" w:hAnsi="Verdana"/>
+                <w:rFonts w:ascii="Calibri" w:hAnsi="Calibri" w:cs="Calibri"/>
                 <w:b/>
                 <w:bCs/>
                 <w:color w:val="FFFFFF"/>
@@ -2130,7 +2130,7 @@
             </w:r>
             <w:r>
               <w:rPr>
-                <w:rFonts w:ascii="Verdana" w:hAnsi="Verdana"/>
+                <w:rFonts w:ascii="Calibri" w:hAnsi="Calibri" w:cs="Calibri"/>
                 <w:b/>
                 <w:bCs/>
                 <w:color w:val="FFFFFF"/>
@@ -2162,21 +2162,21 @@
               <w:spacing w:after="0"/>
               <w:rPr>
                 <w:rStyle w:val="CommentReference"/>
-                <w:rFonts w:ascii="Verdana" w:hAnsi="Verdana"/>
+                <w:rFonts w:ascii="Calibri" w:hAnsi="Calibri" w:cs="Calibri"/>
                 <w:sz w:val="20"/>
               </w:rPr>
             </w:pPr>
             <w:permStart w:id="927822956" w:edGrp="everyone"/>
             <w:r>
               <w:rPr>
-                <w:rFonts w:ascii="Verdana" w:hAnsi="Verdana"/>
+                <w:rFonts w:ascii="Calibri" w:hAnsi="Calibri" w:cs="Calibri"/>
               </w:rPr>
               <w:t xml:space="preserve">        </w:t>
             </w:r>
             <w:permEnd w:id="927822956"/>
             <w:r>
               <w:rPr>
-                <w:rFonts w:ascii="Verdana" w:hAnsi="Verdana"/>
+                <w:rFonts w:ascii="Calibri" w:hAnsi="Calibri" w:cs="Calibri"/>
               </w:rPr>
               <w:t xml:space="preserve">   </w:t>
             </w:r>
@@ -2192,21 +2192,21 @@
               <w:spacing w:after="0"/>
               <w:rPr>
                 <w:rStyle w:val="CommentReference"/>
-                <w:rFonts w:ascii="Verdana" w:hAnsi="Verdana"/>
+                <w:rFonts w:ascii="Calibri" w:hAnsi="Calibri" w:cs="Calibri"/>
                 <w:sz w:val="20"/>
               </w:rPr>
             </w:pPr>
             <w:permStart w:id="1783182108" w:edGrp="everyone"/>
             <w:r>
               <w:rPr>
-                <w:rFonts w:ascii="Verdana" w:hAnsi="Verdana"/>
+                <w:rFonts w:ascii="Calibri" w:hAnsi="Calibri" w:cs="Calibri"/>
               </w:rPr>
               <w:t xml:space="preserve">        </w:t>
             </w:r>
             <w:permEnd w:id="1783182108"/>
             <w:r>
               <w:rPr>
-                <w:rFonts w:ascii="Verdana" w:hAnsi="Verdana"/>
+                <w:rFonts w:ascii="Calibri" w:hAnsi="Calibri" w:cs="Calibri"/>
               </w:rPr>
               <w:t xml:space="preserve">   </w:t>
             </w:r>
@@ -2222,21 +2222,21 @@
               <w:spacing w:after="0"/>
               <w:rPr>
                 <w:rStyle w:val="CommentReference"/>
-                <w:rFonts w:ascii="Verdana" w:hAnsi="Verdana"/>
+                <w:rFonts w:ascii="Calibri" w:hAnsi="Calibri" w:cs="Calibri"/>
                 <w:sz w:val="20"/>
               </w:rPr>
             </w:pPr>
             <w:permStart w:id="1433224074" w:edGrp="everyone"/>
             <w:r>
               <w:rPr>
-                <w:rFonts w:ascii="Verdana" w:hAnsi="Verdana"/>
+                <w:rFonts w:ascii="Calibri" w:hAnsi="Calibri" w:cs="Calibri"/>
               </w:rPr>
               <w:t xml:space="preserve">        </w:t>
             </w:r>
             <w:permEnd w:id="1433224074"/>
             <w:r>
               <w:rPr>
-                <w:rFonts w:ascii="Verdana" w:hAnsi="Verdana"/>
+                <w:rFonts w:ascii="Calibri" w:hAnsi="Calibri" w:cs="Calibri"/>
               </w:rPr>
               <w:t xml:space="preserve">   </w:t>
             </w:r>
@@ -2252,21 +2252,21 @@
               <w:spacing w:after="0"/>
               <w:rPr>
                 <w:rStyle w:val="CommentReference"/>
-                <w:rFonts w:ascii="Verdana" w:hAnsi="Verdana"/>
+                <w:rFonts w:ascii="Calibri" w:hAnsi="Calibri" w:cs="Calibri"/>
                 <w:sz w:val="20"/>
               </w:rPr>
             </w:pPr>
             <w:permStart w:id="488640419" w:edGrp="everyone"/>
             <w:r>
               <w:rPr>
-                <w:rFonts w:ascii="Verdana" w:hAnsi="Verdana"/>
+                <w:rFonts w:ascii="Calibri" w:hAnsi="Calibri" w:cs="Calibri"/>
               </w:rPr>
               <w:t xml:space="preserve">        </w:t>
             </w:r>
             <w:permEnd w:id="488640419"/>
             <w:r>
               <w:rPr>
-                <w:rFonts w:ascii="Verdana" w:hAnsi="Verdana"/>
+                <w:rFonts w:ascii="Calibri" w:hAnsi="Calibri" w:cs="Calibri"/>
               </w:rPr>
               <w:t xml:space="preserve">   </w:t>
             </w:r>
@@ -2294,13 +2294,13 @@
             <w:pPr>
               <w:spacing w:after="0"/>
               <w:rPr>
-                <w:rFonts w:ascii="Verdana" w:hAnsi="Verdana"/>
+                <w:rFonts w:ascii="Calibri" w:hAnsi="Calibri" w:cs="Calibri"/>
               </w:rPr>
             </w:pPr>
             <w:permStart w:id="829230388" w:edGrp="everyone"/>
             <w:r>
               <w:rPr>
-                <w:rFonts w:ascii="Verdana" w:hAnsi="Verdana"/>
+                <w:rFonts w:ascii="Calibri" w:hAnsi="Calibri" w:cs="Calibri"/>
               </w:rPr>
               <w:t xml:space="preserve">        </w:t>
             </w:r>
@@ -2316,13 +2316,13 @@
             <w:pPr>
               <w:spacing w:after="0"/>
               <w:rPr>
-                <w:rFonts w:ascii="Verdana" w:hAnsi="Verdana"/>
+                <w:rFonts w:ascii="Calibri" w:hAnsi="Calibri" w:cs="Calibri"/>
               </w:rPr>
             </w:pPr>
             <w:permStart w:id="2141154541" w:edGrp="everyone"/>
             <w:r>
               <w:rPr>
-                <w:rFonts w:ascii="Verdana" w:hAnsi="Verdana"/>
+                <w:rFonts w:ascii="Calibri" w:hAnsi="Calibri" w:cs="Calibri"/>
               </w:rPr>
               <w:t xml:space="preserve">        </w:t>
             </w:r>
@@ -2338,13 +2338,13 @@
             <w:pPr>
               <w:spacing w:after="0"/>
               <w:rPr>
-                <w:rFonts w:ascii="Verdana" w:hAnsi="Verdana"/>
+                <w:rFonts w:ascii="Calibri" w:hAnsi="Calibri" w:cs="Calibri"/>
               </w:rPr>
             </w:pPr>
             <w:permStart w:id="1114456519" w:edGrp="everyone"/>
             <w:r>
               <w:rPr>
-                <w:rFonts w:ascii="Verdana" w:hAnsi="Verdana"/>
+                <w:rFonts w:ascii="Calibri" w:hAnsi="Calibri" w:cs="Calibri"/>
               </w:rPr>
               <w:t xml:space="preserve">        </w:t>
             </w:r>
@@ -2360,13 +2360,13 @@
             <w:pPr>
               <w:spacing w:after="0"/>
               <w:rPr>
-                <w:rFonts w:ascii="Verdana" w:hAnsi="Verdana"/>
+                <w:rFonts w:ascii="Calibri" w:hAnsi="Calibri" w:cs="Calibri"/>
               </w:rPr>
             </w:pPr>
             <w:permStart w:id="391648407" w:edGrp="everyone"/>
             <w:r>
               <w:rPr>
-                <w:rFonts w:ascii="Verdana" w:hAnsi="Verdana"/>
+                <w:rFonts w:ascii="Calibri" w:hAnsi="Calibri" w:cs="Calibri"/>
               </w:rPr>
               <w:t xml:space="preserve">        </w:t>
             </w:r>
@@ -2395,13 +2395,13 @@
             <w:pPr>
               <w:spacing w:after="0"/>
               <w:rPr>
-                <w:rFonts w:ascii="Verdana" w:hAnsi="Verdana"/>
+                <w:rFonts w:ascii="Calibri" w:hAnsi="Calibri" w:cs="Calibri"/>
               </w:rPr>
             </w:pPr>
             <w:permStart w:id="1351766773" w:edGrp="everyone"/>
             <w:r>
               <w:rPr>
-                <w:rFonts w:ascii="Verdana" w:hAnsi="Verdana"/>
+                <w:rFonts w:ascii="Calibri" w:hAnsi="Calibri" w:cs="Calibri"/>
               </w:rPr>
               <w:t xml:space="preserve">        </w:t>
             </w:r>
@@ -2417,13 +2417,13 @@
             <w:pPr>
               <w:spacing w:after="0"/>
               <w:rPr>
-                <w:rFonts w:ascii="Verdana" w:hAnsi="Verdana"/>
+                <w:rFonts w:ascii="Calibri" w:hAnsi="Calibri" w:cs="Calibri"/>
               </w:rPr>
             </w:pPr>
             <w:permStart w:id="1693460945" w:edGrp="everyone"/>
             <w:r>
               <w:rPr>
-                <w:rFonts w:ascii="Verdana" w:hAnsi="Verdana"/>
+                <w:rFonts w:ascii="Calibri" w:hAnsi="Calibri" w:cs="Calibri"/>
               </w:rPr>
               <w:t xml:space="preserve">        </w:t>
             </w:r>
@@ -2439,13 +2439,13 @@
             <w:pPr>
               <w:spacing w:after="0"/>
               <w:rPr>
-                <w:rFonts w:ascii="Verdana" w:hAnsi="Verdana"/>
+                <w:rFonts w:ascii="Calibri" w:hAnsi="Calibri" w:cs="Calibri"/>
               </w:rPr>
             </w:pPr>
             <w:permStart w:id="1141444329" w:edGrp="everyone"/>
             <w:r>
               <w:rPr>
-                <w:rFonts w:ascii="Verdana" w:hAnsi="Verdana"/>
+                <w:rFonts w:ascii="Calibri" w:hAnsi="Calibri" w:cs="Calibri"/>
               </w:rPr>
               <w:t xml:space="preserve">        </w:t>
             </w:r>
@@ -2461,13 +2461,13 @@
             <w:pPr>
               <w:spacing w:after="0"/>
               <w:rPr>
-                <w:rFonts w:ascii="Verdana" w:hAnsi="Verdana"/>
+                <w:rFonts w:ascii="Calibri" w:hAnsi="Calibri" w:cs="Calibri"/>
               </w:rPr>
             </w:pPr>
             <w:permStart w:id="633290676" w:edGrp="everyone"/>
             <w:r>
               <w:rPr>
-                <w:rFonts w:ascii="Verdana" w:hAnsi="Verdana"/>
+                <w:rFonts w:ascii="Calibri" w:hAnsi="Calibri" w:cs="Calibri"/>
               </w:rPr>
               <w:t xml:space="preserve">        </w:t>
             </w:r>
@@ -2481,7 +2481,7 @@
         <w:pStyle w:val="Heading2"/>
         <w:spacing w:after="120" w:line="240" w:lineRule="auto"/>
         <w:rPr>
-          <w:rFonts w:ascii="Verdana" w:hAnsi="Verdana"/>
+          <w:rFonts w:ascii="Calibri" w:hAnsi="Calibri" w:cs="Calibri"/>
         </w:rPr>
         <w:sectPr>
           <w:headerReference w:type="default" r:id="rId10"/>
@@ -2498,7 +2498,7 @@
         <w:pStyle w:val="Heading2"/>
         <w:spacing w:before="0" w:after="120" w:line="240" w:lineRule="auto"/>
         <w:rPr>
-          <w:rFonts w:ascii="Verdana" w:hAnsi="Verdana"/>
+          <w:rFonts w:ascii="Calibri" w:hAnsi="Calibri" w:cs="Calibri"/>
           <w:sz w:val="20"/>
         </w:rPr>
       </w:pPr>
@@ -2508,12 +2508,12 @@
         <w:spacing w:after="0"/>
         <w:ind w:left="2606" w:hanging="2606"/>
         <w:rPr>
-          <w:rFonts w:ascii="Verdana" w:hAnsi="Verdana"/>
-        </w:rPr>
-      </w:pPr>
-      <w:r>
-        <w:rPr>
-          <w:rFonts w:ascii="Verdana" w:hAnsi="Verdana"/>
+          <w:rFonts w:ascii="Calibri" w:hAnsi="Calibri" w:cs="Calibri"/>
+        </w:rPr>
+      </w:pPr>
+      <w:r>
+        <w:rPr>
+          <w:rFonts w:ascii="Calibri" w:hAnsi="Calibri" w:cs="Calibri"/>
         </w:rPr>
         <w:t xml:space="preserve">Functional/Technical Estimate Information: </w:t>
       </w:r>
@@ -2523,15 +2523,15 @@
         <w:ind w:left="2610" w:hanging="2610"/>
         <w:rPr>
           <w:rStyle w:val="CommentReference"/>
-          <w:rFonts w:ascii="Verdana" w:hAnsi="Verdana"/>
+          <w:rFonts w:ascii="Calibri" w:hAnsi="Calibri" w:cs="Calibri"/>
           <w:sz w:val="20"/>
         </w:rPr>
       </w:pPr>
       <w:r>
         <w:rPr>
-          <w:rFonts w:ascii="Verdana" w:hAnsi="Verdana"/>
-          <w:sz w:val="16"/>
-          <w:szCs w:val="16"/>
+          <w:rFonts w:ascii="Calibri" w:hAnsi="Calibri" w:cs="Calibri"/>
+          <w:sz w:val="20"/>
+          <w:szCs w:val="20"/>
         </w:rPr>
         <w:t>(Represents the functional/technical effort for analysis, development and unit testing)</w:t>
       </w:r>
@@ -2576,7 +2576,7 @@
               <w:spacing w:after="0"/>
               <w:rPr>
                 <w:rStyle w:val="CommentReference"/>
-                <w:rFonts w:ascii="Verdana" w:hAnsi="Verdana"/>
+                <w:rFonts w:ascii="Calibri" w:hAnsi="Calibri" w:cs="Calibri"/>
                 <w:b/>
                 <w:bCs/>
                 <w:color w:val="FFFFFF"/>
@@ -2599,7 +2599,7 @@
               <w:spacing w:after="0"/>
               <w:rPr>
                 <w:rStyle w:val="CommentReference"/>
-                <w:rFonts w:ascii="Verdana" w:hAnsi="Verdana"/>
+                <w:rFonts w:ascii="Calibri" w:hAnsi="Calibri" w:cs="Calibri"/>
                 <w:b/>
                 <w:bCs/>
                 <w:color w:val="FFFFFF"/>
@@ -2612,7 +2612,7 @@
               <w:spacing w:after="0"/>
               <w:rPr>
                 <w:rStyle w:val="CommentReference"/>
-                <w:rFonts w:ascii="Verdana" w:hAnsi="Verdana"/>
+                <w:rFonts w:ascii="Calibri" w:hAnsi="Calibri" w:cs="Calibri"/>
                 <w:b/>
                 <w:bCs/>
                 <w:color w:val="FFFFFF"/>
@@ -2622,7 +2622,7 @@
             <w:r>
               <w:rPr>
                 <w:rStyle w:val="CommentReference"/>
-                <w:rFonts w:ascii="Verdana" w:hAnsi="Verdana"/>
+                <w:rFonts w:ascii="Calibri" w:hAnsi="Calibri" w:cs="Calibri"/>
                 <w:b/>
                 <w:bCs/>
                 <w:color w:val="FFFFFF"/>
@@ -2643,7 +2643,7 @@
               <w:spacing w:after="0"/>
               <w:rPr>
                 <w:rStyle w:val="CommentReference"/>
-                <w:rFonts w:ascii="Verdana" w:hAnsi="Verdana"/>
+                <w:rFonts w:ascii="Calibri" w:hAnsi="Calibri" w:cs="Calibri"/>
                 <w:b/>
                 <w:bCs/>
                 <w:color w:val="FFFFFF"/>
@@ -2653,7 +2653,7 @@
             <w:r>
               <w:rPr>
                 <w:rStyle w:val="CommentReference"/>
-                <w:rFonts w:ascii="Verdana" w:hAnsi="Verdana"/>
+                <w:rFonts w:ascii="Calibri" w:hAnsi="Calibri" w:cs="Calibri"/>
                 <w:b/>
                 <w:bCs/>
                 <w:color w:val="FFFFFF"/>
@@ -2685,7 +2685,7 @@
               <w:spacing w:after="0"/>
               <w:rPr>
                 <w:rStyle w:val="CommentReference"/>
-                <w:rFonts w:ascii="Verdana" w:hAnsi="Verdana"/>
+                <w:rFonts w:ascii="Calibri" w:hAnsi="Calibri" w:cs="Calibri"/>
                 <w:b/>
                 <w:bCs/>
                 <w:color w:val="FFFFFF"/>
@@ -2695,7 +2695,7 @@
             <w:r>
               <w:rPr>
                 <w:rStyle w:val="CommentReference"/>
-                <w:rFonts w:ascii="Verdana" w:hAnsi="Verdana"/>
+                <w:rFonts w:ascii="Calibri" w:hAnsi="Calibri" w:cs="Calibri"/>
                 <w:b/>
                 <w:bCs/>
                 <w:color w:val="FFFFFF"/>
@@ -2719,21 +2719,21 @@
               <w:spacing w:after="0"/>
               <w:rPr>
                 <w:rStyle w:val="CommentReference"/>
-                <w:rFonts w:ascii="Verdana" w:hAnsi="Verdana"/>
+                <w:rFonts w:ascii="Calibri" w:hAnsi="Calibri" w:cs="Calibri"/>
                 <w:sz w:val="20"/>
               </w:rPr>
             </w:pPr>
             <w:permStart w:id="407582907" w:edGrp="everyone"/>
             <w:r>
               <w:rPr>
-                <w:rFonts w:ascii="Verdana" w:hAnsi="Verdana"/>
+                <w:rFonts w:ascii="Calibri" w:hAnsi="Calibri" w:cs="Calibri"/>
               </w:rPr>
               <w:t xml:space="preserve">        </w:t>
             </w:r>
             <w:permEnd w:id="407582907"/>
             <w:r>
               <w:rPr>
-                <w:rFonts w:ascii="Verdana" w:hAnsi="Verdana"/>
+                <w:rFonts w:ascii="Calibri" w:hAnsi="Calibri" w:cs="Calibri"/>
               </w:rPr>
               <w:t xml:space="preserve">   </w:t>
             </w:r>
@@ -2750,21 +2750,21 @@
               <w:spacing w:after="0"/>
               <w:rPr>
                 <w:rStyle w:val="CommentReference"/>
-                <w:rFonts w:ascii="Verdana" w:hAnsi="Verdana"/>
+                <w:rFonts w:ascii="Calibri" w:hAnsi="Calibri" w:cs="Calibri"/>
                 <w:sz w:val="20"/>
               </w:rPr>
             </w:pPr>
             <w:permStart w:id="645674832" w:edGrp="everyone"/>
             <w:r>
               <w:rPr>
-                <w:rFonts w:ascii="Verdana" w:hAnsi="Verdana"/>
+                <w:rFonts w:ascii="Calibri" w:hAnsi="Calibri" w:cs="Calibri"/>
               </w:rPr>
               <w:t xml:space="preserve">        </w:t>
             </w:r>
             <w:permEnd w:id="645674832"/>
             <w:r>
               <w:rPr>
-                <w:rFonts w:ascii="Verdana" w:hAnsi="Verdana"/>
+                <w:rFonts w:ascii="Calibri" w:hAnsi="Calibri" w:cs="Calibri"/>
               </w:rPr>
               <w:t xml:space="preserve">   </w:t>
             </w:r>
@@ -2792,7 +2792,7 @@
               <w:spacing w:after="0"/>
               <w:rPr>
                 <w:rStyle w:val="CommentReference"/>
-                <w:rFonts w:ascii="Verdana" w:hAnsi="Verdana"/>
+                <w:rFonts w:ascii="Calibri" w:hAnsi="Calibri" w:cs="Calibri"/>
                 <w:b/>
                 <w:bCs/>
                 <w:color w:val="FFFFFF"/>
@@ -2802,7 +2802,7 @@
             <w:r>
               <w:rPr>
                 <w:rStyle w:val="CommentReference"/>
-                <w:rFonts w:ascii="Verdana" w:hAnsi="Verdana"/>
+                <w:rFonts w:ascii="Calibri" w:hAnsi="Calibri" w:cs="Calibri"/>
                 <w:b/>
                 <w:bCs/>
                 <w:color w:val="FFFFFF"/>
@@ -2826,21 +2826,21 @@
               <w:spacing w:after="0"/>
               <w:rPr>
                 <w:rStyle w:val="CommentReference"/>
-                <w:rFonts w:ascii="Verdana" w:hAnsi="Verdana"/>
+                <w:rFonts w:ascii="Calibri" w:hAnsi="Calibri" w:cs="Calibri"/>
                 <w:sz w:val="20"/>
               </w:rPr>
             </w:pPr>
             <w:permStart w:id="133305875" w:edGrp="everyone"/>
             <w:r>
               <w:rPr>
-                <w:rFonts w:ascii="Verdana" w:hAnsi="Verdana"/>
+                <w:rFonts w:ascii="Calibri" w:hAnsi="Calibri" w:cs="Calibri"/>
               </w:rPr>
               <w:t xml:space="preserve">        </w:t>
             </w:r>
             <w:permEnd w:id="133305875"/>
             <w:r>
               <w:rPr>
-                <w:rFonts w:ascii="Verdana" w:hAnsi="Verdana"/>
+                <w:rFonts w:ascii="Calibri" w:hAnsi="Calibri" w:cs="Calibri"/>
               </w:rPr>
               <w:t xml:space="preserve">   </w:t>
             </w:r>
@@ -2857,21 +2857,21 @@
               <w:spacing w:after="0"/>
               <w:rPr>
                 <w:rStyle w:val="CommentReference"/>
-                <w:rFonts w:ascii="Verdana" w:hAnsi="Verdana"/>
+                <w:rFonts w:ascii="Calibri" w:hAnsi="Calibri" w:cs="Calibri"/>
                 <w:sz w:val="20"/>
               </w:rPr>
             </w:pPr>
             <w:permStart w:id="1666938616" w:edGrp="everyone"/>
             <w:r>
               <w:rPr>
-                <w:rFonts w:ascii="Verdana" w:hAnsi="Verdana"/>
+                <w:rFonts w:ascii="Calibri" w:hAnsi="Calibri" w:cs="Calibri"/>
               </w:rPr>
               <w:t xml:space="preserve">        </w:t>
             </w:r>
             <w:permEnd w:id="1666938616"/>
             <w:r>
               <w:rPr>
-                <w:rFonts w:ascii="Verdana" w:hAnsi="Verdana"/>
+                <w:rFonts w:ascii="Calibri" w:hAnsi="Calibri" w:cs="Calibri"/>
               </w:rPr>
               <w:t xml:space="preserve">   </w:t>
             </w:r>
@@ -2884,7 +2884,7 @@
         <w:pStyle w:val="Heading2"/>
         <w:spacing w:before="120" w:line="240" w:lineRule="auto"/>
         <w:rPr>
-          <w:rFonts w:ascii="Verdana" w:hAnsi="Verdana"/>
+          <w:rFonts w:ascii="Calibri" w:hAnsi="Calibri" w:cs="Calibri"/>
           <w:b/>
           <w:color w:val="808080"/>
           <w:sz w:val="24"/>
@@ -2893,7 +2893,7 @@
       </w:pPr>
       <w:r>
         <w:rPr>
-          <w:rFonts w:ascii="Verdana" w:hAnsi="Verdana"/>
+          <w:rFonts w:ascii="Calibri" w:hAnsi="Calibri" w:cs="Calibri"/>
           <w:b/>
           <w:color w:val="808080"/>
           <w:sz w:val="24"/>
@@ -2903,7 +2903,7 @@
       </w:r>
       <w:r>
         <w:rPr>
-          <w:rFonts w:ascii="Verdana" w:hAnsi="Verdana"/>
+          <w:rFonts w:ascii="Calibri" w:hAnsi="Calibri" w:cs="Calibri"/>
           <w:b/>
           <w:color w:val="808080"/>
           <w:sz w:val="24"/>
@@ -2918,20 +2918,20 @@
         <w:pStyle w:val="Heading2"/>
         <w:spacing w:before="0" w:after="120" w:line="240" w:lineRule="auto"/>
         <w:rPr>
-          <w:rFonts w:ascii="Verdana" w:hAnsi="Verdana"/>
+          <w:rFonts w:ascii="Calibri" w:hAnsi="Calibri" w:cs="Calibri"/>
           <w:b/>
           <w:color w:val="FFFFFF"/>
-          <w:sz w:val="16"/>
-          <w:szCs w:val="16"/>
-        </w:rPr>
-      </w:pPr>
-      <w:r>
-        <w:rPr>
-          <w:rFonts w:ascii="Verdana" w:hAnsi="Verdana"/>
+          <w:sz w:val="20"/>
+          <w:szCs w:val="20"/>
+        </w:rPr>
+      </w:pPr>
+      <w:r>
+        <w:rPr>
+          <w:rFonts w:ascii="Calibri" w:hAnsi="Calibri" w:cs="Calibri"/>
           <w:b/>
           <w:color w:val="FFFFFF"/>
-          <w:sz w:val="16"/>
-          <w:szCs w:val="16"/>
+          <w:sz w:val="20"/>
+          <w:szCs w:val="20"/>
           <w:highlight w:val="blue"/>
         </w:rPr>
         <w:t>CRP/BLUEPRINT PHASE:</w:t>
@@ -2943,54 +2943,54 @@
         <w:spacing w:before="0" w:after="120" w:line="240" w:lineRule="auto"/>
         <w:ind w:left="1440" w:hanging="1440"/>
         <w:rPr>
-          <w:rFonts w:ascii="Verdana" w:hAnsi="Verdana"/>
+          <w:rFonts w:ascii="Calibri" w:hAnsi="Calibri" w:cs="Calibri"/>
           <w:b/>
           <w:color w:val="0066FF"/>
-          <w:sz w:val="16"/>
-          <w:szCs w:val="16"/>
+          <w:sz w:val="20"/>
+          <w:szCs w:val="20"/>
         </w:rPr>
       </w:pPr>
       <w:hyperlink w:anchor="_To_be_completed" w:history="1">
         <w:r>
           <w:rPr>
             <w:rStyle w:val="Hyperlink"/>
-            <w:rFonts w:ascii="Verdana" w:hAnsi="Verdana"/>
+            <w:rFonts w:ascii="Calibri" w:hAnsi="Calibri" w:cs="Calibri"/>
             <w:b/>
             <w:color w:val="0066FF"/>
-            <w:sz w:val="16"/>
-            <w:szCs w:val="16"/>
+            <w:sz w:val="20"/>
+            <w:szCs w:val="20"/>
           </w:rPr>
           <w:t>Section 1</w:t>
         </w:r>
       </w:hyperlink>
       <w:r>
         <w:rPr>
-          <w:rFonts w:ascii="Verdana" w:hAnsi="Verdana"/>
+          <w:rFonts w:ascii="Calibri" w:hAnsi="Calibri" w:cs="Calibri"/>
           <w:b/>
           <w:color w:val="0066FF"/>
-          <w:sz w:val="16"/>
-          <w:szCs w:val="16"/>
+          <w:sz w:val="20"/>
+          <w:szCs w:val="20"/>
         </w:rPr>
         <w:tab/>
         <w:t>Voice of the Customer (VOC) – All fields in light blue are required for the</w:t>
       </w:r>
       <w:r>
         <w:rPr>
-          <w:rFonts w:ascii="Verdana" w:hAnsi="Verdana"/>
+          <w:rFonts w:ascii="Calibri" w:hAnsi="Calibri" w:cs="Calibri"/>
           <w:b/>
           <w:color w:val="0099FF"/>
-          <w:sz w:val="16"/>
-          <w:szCs w:val="16"/>
+          <w:sz w:val="20"/>
+          <w:szCs w:val="20"/>
         </w:rPr>
         <w:t xml:space="preserve"> </w:t>
       </w:r>
       <w:r>
         <w:rPr>
-          <w:rFonts w:ascii="Verdana" w:hAnsi="Verdana"/>
+          <w:rFonts w:ascii="Calibri" w:hAnsi="Calibri" w:cs="Calibri"/>
           <w:b/>
           <w:color w:val="0066FF"/>
-          <w:sz w:val="16"/>
-          <w:szCs w:val="16"/>
+          <w:sz w:val="20"/>
+          <w:szCs w:val="20"/>
         </w:rPr>
         <w:t>high-level specification.  This section is completed by the Client Owner (BPO).</w:t>
       </w:r>
@@ -3001,11 +3001,11 @@
         <w:spacing w:before="0" w:after="0" w:line="240" w:lineRule="auto"/>
         <w:ind w:left="1987" w:hanging="1987"/>
         <w:rPr>
-          <w:rFonts w:ascii="Verdana" w:hAnsi="Verdana"/>
+          <w:rFonts w:ascii="Calibri" w:hAnsi="Calibri" w:cs="Calibri"/>
           <w:b/>
           <w:color w:val="FF6600"/>
-          <w:sz w:val="16"/>
-          <w:szCs w:val="16"/>
+          <w:sz w:val="20"/>
+          <w:szCs w:val="20"/>
         </w:rPr>
       </w:pPr>
     </w:p>
@@ -3015,50 +3015,50 @@
         <w:spacing w:before="0" w:after="120" w:line="240" w:lineRule="auto"/>
         <w:ind w:left="1440" w:hanging="1440"/>
         <w:rPr>
-          <w:rFonts w:ascii="Verdana" w:hAnsi="Verdana"/>
-          <w:b/>
-          <w:sz w:val="16"/>
-          <w:szCs w:val="16"/>
+          <w:rFonts w:ascii="Calibri" w:hAnsi="Calibri" w:cs="Calibri"/>
+          <w:b/>
+          <w:sz w:val="20"/>
+          <w:szCs w:val="20"/>
         </w:rPr>
       </w:pPr>
       <w:hyperlink w:anchor="_To_be_completed_6" w:history="1">
         <w:r>
           <w:rPr>
             <w:rStyle w:val="Hyperlink"/>
-            <w:rFonts w:ascii="Verdana" w:hAnsi="Verdana"/>
+            <w:rFonts w:ascii="Calibri" w:hAnsi="Calibri" w:cs="Calibri"/>
             <w:b/>
             <w:color w:val="auto"/>
-            <w:sz w:val="16"/>
-            <w:szCs w:val="16"/>
+            <w:sz w:val="20"/>
+            <w:szCs w:val="20"/>
           </w:rPr>
           <w:t>Section 2</w:t>
         </w:r>
       </w:hyperlink>
       <w:r>
         <w:rPr>
-          <w:rFonts w:ascii="Verdana" w:hAnsi="Verdana"/>
-          <w:b/>
-          <w:sz w:val="16"/>
-          <w:szCs w:val="16"/>
+          <w:rFonts w:ascii="Calibri" w:hAnsi="Calibri" w:cs="Calibri"/>
+          <w:b/>
+          <w:sz w:val="20"/>
+          <w:szCs w:val="20"/>
         </w:rPr>
         <w:tab/>
         <w:t xml:space="preserve">Response of the Consultant (ROC) – All fields in </w:t>
       </w:r>
       <w:r>
         <w:rPr>
-          <w:rFonts w:ascii="Verdana" w:hAnsi="Verdana"/>
-          <w:b/>
-          <w:sz w:val="16"/>
-          <w:szCs w:val="16"/>
+          <w:rFonts w:ascii="Calibri" w:hAnsi="Calibri" w:cs="Calibri"/>
+          <w:b/>
+          <w:sz w:val="20"/>
+          <w:szCs w:val="20"/>
         </w:rPr>
         <w:t>black</w:t>
       </w:r>
       <w:r>
         <w:rPr>
-          <w:rFonts w:ascii="Verdana" w:hAnsi="Verdana"/>
-          <w:b/>
-          <w:sz w:val="16"/>
-          <w:szCs w:val="16"/>
+          <w:rFonts w:ascii="Calibri" w:hAnsi="Calibri" w:cs="Calibri"/>
+          <w:b/>
+          <w:sz w:val="20"/>
+          <w:szCs w:val="20"/>
         </w:rPr>
         <w:t xml:space="preserve"> are required for the RICEF justification.  This section is completed by the Functional Owner (Consultant).</w:t>
       </w:r>
@@ -3069,27 +3069,27 @@
         <w:spacing w:before="120" w:after="0" w:line="240" w:lineRule="auto"/>
         <w:ind w:left="2160"/>
         <w:rPr>
-          <w:rFonts w:ascii="Verdana" w:hAnsi="Verdana"/>
-          <w:b/>
-          <w:sz w:val="16"/>
-          <w:szCs w:val="16"/>
-        </w:rPr>
-      </w:pPr>
-      <w:r>
-        <w:rPr>
-          <w:rFonts w:ascii="Verdana" w:eastAsia="Wingdings 2" w:hAnsi="Verdana" w:cs="Wingdings 2"/>
-          <w:b/>
-          <w:sz w:val="16"/>
-          <w:szCs w:val="16"/>
+          <w:rFonts w:ascii="Calibri" w:hAnsi="Calibri" w:cs="Calibri"/>
+          <w:b/>
+          <w:sz w:val="20"/>
+          <w:szCs w:val="20"/>
+        </w:rPr>
+      </w:pPr>
+      <w:r>
+        <w:rPr>
+          <w:rFonts w:ascii="Calibri" w:hAnsi="Calibri" w:cs="Calibri"/>
+          <w:b/>
+          <w:sz w:val="20"/>
+          <w:szCs w:val="20"/>
         </w:rPr>
         <w:t>R</w:t>
       </w:r>
       <w:r>
         <w:rPr>
-          <w:rFonts w:ascii="Verdana" w:hAnsi="Verdana"/>
-          <w:b/>
-          <w:sz w:val="16"/>
-          <w:szCs w:val="16"/>
+          <w:rFonts w:ascii="Calibri" w:hAnsi="Calibri" w:cs="Calibri"/>
+          <w:b/>
+          <w:sz w:val="20"/>
+          <w:szCs w:val="20"/>
         </w:rPr>
         <w:t xml:space="preserve"> Sections 1 &amp; 2 comprise the High Level Functional Spec.  </w:t>
       </w:r>
@@ -3100,36 +3100,36 @@
         <w:spacing w:before="0" w:line="240" w:lineRule="auto"/>
         <w:ind w:left="2160"/>
         <w:rPr>
-          <w:rFonts w:ascii="Verdana" w:hAnsi="Verdana"/>
-          <w:b/>
-          <w:sz w:val="16"/>
-          <w:szCs w:val="16"/>
-        </w:rPr>
-      </w:pPr>
-      <w:r>
-        <w:rPr>
-          <w:rFonts w:ascii="Verdana" w:hAnsi="Verdana"/>
-          <w:b/>
-          <w:sz w:val="16"/>
-          <w:szCs w:val="16"/>
+          <w:rFonts w:ascii="Calibri" w:hAnsi="Calibri" w:cs="Calibri"/>
+          <w:b/>
+          <w:sz w:val="20"/>
+          <w:szCs w:val="20"/>
+        </w:rPr>
+      </w:pPr>
+      <w:r>
+        <w:rPr>
+          <w:rFonts w:ascii="Calibri" w:hAnsi="Calibri" w:cs="Calibri"/>
+          <w:b/>
+          <w:sz w:val="20"/>
+          <w:szCs w:val="20"/>
         </w:rPr>
         <w:t>They are required prior to leaving the CRP/Blueprint</w:t>
       </w:r>
       <w:r>
         <w:rPr>
-          <w:rFonts w:ascii="Verdana" w:hAnsi="Verdana"/>
-          <w:b/>
-          <w:sz w:val="16"/>
-          <w:szCs w:val="16"/>
+          <w:rFonts w:ascii="Calibri" w:hAnsi="Calibri" w:cs="Calibri"/>
+          <w:b/>
+          <w:sz w:val="20"/>
+          <w:szCs w:val="20"/>
         </w:rPr>
         <w:t xml:space="preserve"> phase</w:t>
       </w:r>
       <w:r>
         <w:rPr>
-          <w:rFonts w:ascii="Verdana" w:hAnsi="Verdana"/>
-          <w:b/>
-          <w:sz w:val="16"/>
-          <w:szCs w:val="16"/>
+          <w:rFonts w:ascii="Calibri" w:hAnsi="Calibri" w:cs="Calibri"/>
+          <w:b/>
+          <w:sz w:val="20"/>
+          <w:szCs w:val="20"/>
         </w:rPr>
         <w:t>.</w:t>
       </w:r>
@@ -3139,20 +3139,20 @@
         <w:pStyle w:val="Heading2"/>
         <w:spacing w:before="120" w:line="240" w:lineRule="auto"/>
         <w:rPr>
-          <w:rFonts w:ascii="Verdana" w:hAnsi="Verdana"/>
+          <w:rFonts w:ascii="Calibri" w:hAnsi="Calibri" w:cs="Calibri"/>
           <w:b/>
           <w:color w:val="FFFFFF"/>
-          <w:sz w:val="16"/>
-          <w:szCs w:val="16"/>
-        </w:rPr>
-      </w:pPr>
-      <w:r>
-        <w:rPr>
-          <w:rFonts w:ascii="Verdana" w:hAnsi="Verdana"/>
+          <w:sz w:val="20"/>
+          <w:szCs w:val="20"/>
+        </w:rPr>
+      </w:pPr>
+      <w:r>
+        <w:rPr>
+          <w:rFonts w:ascii="Calibri" w:hAnsi="Calibri" w:cs="Calibri"/>
           <w:b/>
           <w:color w:val="FFFFFF"/>
-          <w:sz w:val="16"/>
-          <w:szCs w:val="16"/>
+          <w:sz w:val="20"/>
+          <w:szCs w:val="20"/>
           <w:highlight w:val="blue"/>
         </w:rPr>
         <w:t>SOLUTION PERSONALIZATION/REALIZATION PHASE:</w:t>
@@ -3164,33 +3164,33 @@
         <w:spacing w:before="0" w:after="120" w:line="240" w:lineRule="auto"/>
         <w:ind w:left="1440" w:hanging="1440"/>
         <w:rPr>
-          <w:rFonts w:ascii="Verdana" w:hAnsi="Verdana"/>
+          <w:rFonts w:ascii="Calibri" w:hAnsi="Calibri" w:cs="Calibri"/>
           <w:b/>
           <w:color w:val="000099"/>
-          <w:sz w:val="16"/>
-          <w:szCs w:val="16"/>
+          <w:sz w:val="20"/>
+          <w:szCs w:val="20"/>
         </w:rPr>
       </w:pPr>
       <w:hyperlink w:anchor="_To_be_completed_1" w:history="1">
         <w:r>
           <w:rPr>
             <w:rStyle w:val="Hyperlink"/>
-            <w:rFonts w:ascii="Verdana" w:hAnsi="Verdana"/>
+            <w:rFonts w:ascii="Calibri" w:hAnsi="Calibri" w:cs="Calibri"/>
             <w:b/>
             <w:color w:val="000099"/>
-            <w:sz w:val="16"/>
-            <w:szCs w:val="16"/>
+            <w:sz w:val="20"/>
+            <w:szCs w:val="20"/>
           </w:rPr>
           <w:t>Section 3</w:t>
         </w:r>
       </w:hyperlink>
       <w:r>
         <w:rPr>
-          <w:rFonts w:ascii="Verdana" w:hAnsi="Verdana"/>
+          <w:rFonts w:ascii="Calibri" w:hAnsi="Calibri" w:cs="Calibri"/>
           <w:b/>
           <w:color w:val="000099"/>
-          <w:sz w:val="16"/>
-          <w:szCs w:val="16"/>
+          <w:sz w:val="20"/>
+          <w:szCs w:val="20"/>
         </w:rPr>
         <w:tab/>
         <w:t>Functional Design – All fields in dark blue are required for a complete functional specification.  This section is completed by the Functional Owner (Consultant).</w:t>
@@ -3202,27 +3202,27 @@
         <w:spacing w:before="120" w:line="240" w:lineRule="auto"/>
         <w:ind w:left="2160"/>
         <w:rPr>
-          <w:rFonts w:ascii="Verdana" w:hAnsi="Verdana"/>
-          <w:b/>
-          <w:sz w:val="16"/>
-          <w:szCs w:val="16"/>
-        </w:rPr>
-      </w:pPr>
-      <w:r>
-        <w:rPr>
-          <w:rFonts w:ascii="Verdana" w:eastAsia="Wingdings 2" w:hAnsi="Verdana" w:cs="Wingdings 2"/>
-          <w:b/>
-          <w:sz w:val="16"/>
-          <w:szCs w:val="16"/>
+          <w:rFonts w:ascii="Calibri" w:hAnsi="Calibri" w:cs="Calibri"/>
+          <w:b/>
+          <w:sz w:val="20"/>
+          <w:szCs w:val="20"/>
+        </w:rPr>
+      </w:pPr>
+      <w:r>
+        <w:rPr>
+          <w:rFonts w:ascii="Calibri" w:hAnsi="Calibri" w:cs="Calibri"/>
+          <w:b/>
+          <w:sz w:val="20"/>
+          <w:szCs w:val="20"/>
         </w:rPr>
         <w:t>R</w:t>
       </w:r>
       <w:r>
         <w:rPr>
-          <w:rFonts w:ascii="Verdana" w:hAnsi="Verdana"/>
-          <w:b/>
-          <w:sz w:val="16"/>
-          <w:szCs w:val="16"/>
+          <w:rFonts w:ascii="Calibri" w:hAnsi="Calibri" w:cs="Calibri"/>
+          <w:b/>
+          <w:sz w:val="20"/>
+          <w:szCs w:val="20"/>
         </w:rPr>
         <w:t xml:space="preserve"> Functional Design Sign-off Required.</w:t>
       </w:r>
@@ -3233,33 +3233,33 @@
         <w:spacing w:before="0" w:after="120" w:line="240" w:lineRule="auto"/>
         <w:ind w:left="1440" w:hanging="1440"/>
         <w:rPr>
-          <w:rFonts w:ascii="Verdana" w:hAnsi="Verdana"/>
+          <w:rFonts w:ascii="Calibri" w:hAnsi="Calibri" w:cs="Calibri"/>
           <w:b/>
           <w:color w:val="FF6600"/>
-          <w:sz w:val="16"/>
-          <w:szCs w:val="16"/>
+          <w:sz w:val="20"/>
+          <w:szCs w:val="20"/>
         </w:rPr>
       </w:pPr>
       <w:hyperlink w:anchor="_To_be_completed_2" w:history="1">
         <w:r>
           <w:rPr>
             <w:rStyle w:val="Hyperlink"/>
-            <w:rFonts w:ascii="Verdana" w:hAnsi="Verdana"/>
+            <w:rFonts w:ascii="Calibri" w:hAnsi="Calibri" w:cs="Calibri"/>
             <w:b/>
             <w:color w:val="FF6600"/>
-            <w:sz w:val="16"/>
-            <w:szCs w:val="16"/>
+            <w:sz w:val="20"/>
+            <w:szCs w:val="20"/>
           </w:rPr>
           <w:t>Section 4</w:t>
         </w:r>
       </w:hyperlink>
       <w:r>
         <w:rPr>
-          <w:rFonts w:ascii="Verdana" w:hAnsi="Verdana"/>
+          <w:rFonts w:ascii="Calibri" w:hAnsi="Calibri" w:cs="Calibri"/>
           <w:b/>
           <w:color w:val="FF6600"/>
-          <w:sz w:val="16"/>
-          <w:szCs w:val="16"/>
+          <w:sz w:val="20"/>
+          <w:szCs w:val="20"/>
         </w:rPr>
         <w:tab/>
         <w:t>Technical Design – All fields in orange are required for a complete technical specification.  This section is completed by the Technical Owner (Tech Lead located onsite unless specified).</w:t>
@@ -3271,54 +3271,54 @@
         <w:spacing w:before="120" w:line="240" w:lineRule="auto"/>
         <w:ind w:left="2160"/>
         <w:rPr>
-          <w:rFonts w:ascii="Verdana" w:hAnsi="Verdana"/>
-          <w:b/>
-          <w:sz w:val="16"/>
-          <w:szCs w:val="16"/>
-        </w:rPr>
-      </w:pPr>
-      <w:r>
-        <w:rPr>
-          <w:rFonts w:ascii="Verdana" w:eastAsia="Wingdings 2" w:hAnsi="Verdana" w:cs="Wingdings 2"/>
-          <w:b/>
-          <w:sz w:val="16"/>
-          <w:szCs w:val="16"/>
+          <w:rFonts w:ascii="Calibri" w:hAnsi="Calibri" w:cs="Calibri"/>
+          <w:b/>
+          <w:sz w:val="20"/>
+          <w:szCs w:val="20"/>
+        </w:rPr>
+      </w:pPr>
+      <w:r>
+        <w:rPr>
+          <w:rFonts w:ascii="Calibri" w:hAnsi="Calibri" w:cs="Calibri"/>
+          <w:b/>
+          <w:sz w:val="20"/>
+          <w:szCs w:val="20"/>
         </w:rPr>
         <w:t>£</w:t>
       </w:r>
       <w:r>
         <w:rPr>
-          <w:rFonts w:ascii="Verdana" w:hAnsi="Verdana"/>
-          <w:b/>
-          <w:sz w:val="16"/>
-          <w:szCs w:val="16"/>
+          <w:rFonts w:ascii="Calibri" w:hAnsi="Calibri" w:cs="Calibri"/>
+          <w:b/>
+          <w:sz w:val="20"/>
+          <w:szCs w:val="20"/>
         </w:rPr>
         <w:t xml:space="preserve"> </w:t>
       </w:r>
       <w:r>
         <w:rPr>
-          <w:rFonts w:ascii="Verdana" w:hAnsi="Verdana"/>
-          <w:b/>
-          <w:sz w:val="16"/>
-          <w:szCs w:val="16"/>
+          <w:rFonts w:ascii="Calibri" w:hAnsi="Calibri" w:cs="Calibri"/>
+          <w:b/>
+          <w:sz w:val="20"/>
+          <w:szCs w:val="20"/>
         </w:rPr>
         <w:t xml:space="preserve">Technical Design Sign-off </w:t>
       </w:r>
       <w:r>
         <w:rPr>
-          <w:rFonts w:ascii="Verdana" w:hAnsi="Verdana"/>
-          <w:b/>
-          <w:sz w:val="16"/>
-          <w:szCs w:val="16"/>
+          <w:rFonts w:ascii="Calibri" w:hAnsi="Calibri" w:cs="Calibri"/>
+          <w:b/>
+          <w:sz w:val="20"/>
+          <w:szCs w:val="20"/>
         </w:rPr>
         <w:t>if r</w:t>
       </w:r>
       <w:r>
         <w:rPr>
-          <w:rFonts w:ascii="Verdana" w:hAnsi="Verdana"/>
-          <w:b/>
-          <w:sz w:val="16"/>
-          <w:szCs w:val="16"/>
+          <w:rFonts w:ascii="Calibri" w:hAnsi="Calibri" w:cs="Calibri"/>
+          <w:b/>
+          <w:sz w:val="20"/>
+          <w:szCs w:val="20"/>
         </w:rPr>
         <w:t>equired.</w:t>
       </w:r>
@@ -3329,54 +3329,54 @@
         <w:spacing w:before="0" w:after="120" w:line="240" w:lineRule="auto"/>
         <w:ind w:left="1440" w:hanging="1440"/>
         <w:rPr>
-          <w:rFonts w:ascii="Verdana" w:hAnsi="Verdana"/>
+          <w:rFonts w:ascii="Calibri" w:hAnsi="Calibri" w:cs="Calibri"/>
           <w:b/>
           <w:color w:val="DC0032"/>
-          <w:sz w:val="16"/>
-          <w:szCs w:val="16"/>
+          <w:sz w:val="20"/>
+          <w:szCs w:val="20"/>
         </w:rPr>
       </w:pPr>
       <w:hyperlink w:anchor="_To_be_completed_3" w:history="1">
         <w:r>
           <w:rPr>
             <w:rStyle w:val="Hyperlink"/>
-            <w:rFonts w:ascii="Verdana" w:hAnsi="Verdana"/>
+            <w:rFonts w:ascii="Calibri" w:hAnsi="Calibri" w:cs="Calibri"/>
             <w:b/>
             <w:color w:val="DC0032"/>
-            <w:sz w:val="16"/>
-            <w:szCs w:val="16"/>
+            <w:sz w:val="20"/>
+            <w:szCs w:val="20"/>
           </w:rPr>
           <w:t>Section 5</w:t>
         </w:r>
       </w:hyperlink>
       <w:r>
         <w:rPr>
-          <w:rFonts w:ascii="Verdana" w:hAnsi="Verdana"/>
+          <w:rFonts w:ascii="Calibri" w:hAnsi="Calibri" w:cs="Calibri"/>
           <w:b/>
           <w:color w:val="DC0032"/>
-          <w:sz w:val="16"/>
-          <w:szCs w:val="16"/>
+          <w:sz w:val="20"/>
+          <w:szCs w:val="20"/>
         </w:rPr>
         <w:tab/>
         <w:t>Technical Documentation – All fields in red are required for comp</w:t>
       </w:r>
       <w:r>
         <w:rPr>
-          <w:rFonts w:ascii="Verdana" w:hAnsi="Verdana"/>
+          <w:rFonts w:ascii="Calibri" w:hAnsi="Calibri" w:cs="Calibri"/>
           <w:b/>
           <w:color w:val="DC0032"/>
-          <w:sz w:val="16"/>
-          <w:szCs w:val="16"/>
+          <w:sz w:val="20"/>
+          <w:szCs w:val="20"/>
         </w:rPr>
         <w:t xml:space="preserve">lete technical documentation, including </w:t>
       </w:r>
       <w:r>
         <w:rPr>
-          <w:rFonts w:ascii="Verdana" w:hAnsi="Verdana"/>
+          <w:rFonts w:ascii="Calibri" w:hAnsi="Calibri" w:cs="Calibri"/>
           <w:b/>
           <w:color w:val="DC0032"/>
-          <w:sz w:val="16"/>
-          <w:szCs w:val="16"/>
+          <w:sz w:val="20"/>
+          <w:szCs w:val="20"/>
         </w:rPr>
         <w:t xml:space="preserve">documented unit test results.  This section is completed by the Developer.  </w:t>
       </w:r>
@@ -3387,33 +3387,33 @@
         <w:spacing w:before="0" w:after="120" w:line="240" w:lineRule="auto"/>
         <w:ind w:left="1440" w:hanging="1440"/>
         <w:rPr>
-          <w:rFonts w:ascii="Verdana" w:hAnsi="Verdana"/>
+          <w:rFonts w:ascii="Calibri" w:hAnsi="Calibri" w:cs="Calibri"/>
           <w:b/>
           <w:color w:val="990099"/>
-          <w:sz w:val="16"/>
-          <w:szCs w:val="16"/>
+          <w:sz w:val="20"/>
+          <w:szCs w:val="20"/>
         </w:rPr>
       </w:pPr>
       <w:hyperlink w:anchor="_To_be_completed_4" w:history="1">
         <w:r>
           <w:rPr>
             <w:rStyle w:val="Hyperlink"/>
-            <w:rFonts w:ascii="Verdana" w:hAnsi="Verdana"/>
+            <w:rFonts w:ascii="Calibri" w:hAnsi="Calibri" w:cs="Calibri"/>
             <w:b/>
             <w:color w:val="990099"/>
-            <w:sz w:val="16"/>
-            <w:szCs w:val="16"/>
+            <w:sz w:val="20"/>
+            <w:szCs w:val="20"/>
           </w:rPr>
           <w:t>Section 6</w:t>
         </w:r>
       </w:hyperlink>
       <w:r>
         <w:rPr>
-          <w:rFonts w:ascii="Verdana" w:hAnsi="Verdana"/>
+          <w:rFonts w:ascii="Calibri" w:hAnsi="Calibri" w:cs="Calibri"/>
           <w:b/>
           <w:color w:val="990099"/>
-          <w:sz w:val="16"/>
-          <w:szCs w:val="16"/>
+          <w:sz w:val="20"/>
+          <w:szCs w:val="20"/>
         </w:rPr>
         <w:tab/>
         <w:t>Functional Testing Results – All fields in purple are required for complete documentation of functional testing.  This section is completed by the Functional Owner (Consultant).</w:t>
@@ -3425,33 +3425,33 @@
         <w:spacing w:before="0" w:after="120" w:line="240" w:lineRule="auto"/>
         <w:ind w:left="1440" w:hanging="1440"/>
         <w:rPr>
-          <w:rFonts w:ascii="Verdana" w:hAnsi="Verdana"/>
+          <w:rFonts w:ascii="Calibri" w:hAnsi="Calibri" w:cs="Calibri"/>
           <w:b/>
           <w:color w:val="008000"/>
-          <w:sz w:val="16"/>
-          <w:szCs w:val="16"/>
+          <w:sz w:val="20"/>
+          <w:szCs w:val="20"/>
         </w:rPr>
       </w:pPr>
       <w:hyperlink w:anchor="_To_be_completed_5" w:history="1">
         <w:r>
           <w:rPr>
             <w:rStyle w:val="Hyperlink"/>
-            <w:rFonts w:ascii="Verdana" w:hAnsi="Verdana"/>
+            <w:rFonts w:ascii="Calibri" w:hAnsi="Calibri" w:cs="Calibri"/>
             <w:b/>
             <w:color w:val="008000"/>
-            <w:sz w:val="16"/>
-            <w:szCs w:val="16"/>
+            <w:sz w:val="20"/>
+            <w:szCs w:val="20"/>
           </w:rPr>
           <w:t>Section 7</w:t>
         </w:r>
       </w:hyperlink>
       <w:r>
         <w:rPr>
-          <w:rFonts w:ascii="Verdana" w:hAnsi="Verdana"/>
+          <w:rFonts w:ascii="Calibri" w:hAnsi="Calibri" w:cs="Calibri"/>
           <w:b/>
           <w:color w:val="008000"/>
-          <w:sz w:val="16"/>
-          <w:szCs w:val="16"/>
+          <w:sz w:val="20"/>
+          <w:szCs w:val="20"/>
         </w:rPr>
         <w:tab/>
         <w:t>User Acceptance Testing Results – All fields in green are required for complete documentation of user acceptance testing.  This section is completed by the Client Owner (BPO).</w:t>
@@ -3463,27 +3463,27 @@
         <w:spacing w:before="120" w:after="0" w:line="240" w:lineRule="auto"/>
         <w:ind w:left="1987" w:firstLine="187"/>
         <w:rPr>
-          <w:rFonts w:ascii="Verdana" w:hAnsi="Verdana"/>
-          <w:b/>
-          <w:sz w:val="16"/>
-          <w:szCs w:val="16"/>
-        </w:rPr>
-      </w:pPr>
-      <w:r>
-        <w:rPr>
-          <w:rFonts w:ascii="Verdana" w:eastAsia="Wingdings 2" w:hAnsi="Verdana" w:cs="Wingdings 2"/>
-          <w:b/>
-          <w:sz w:val="16"/>
-          <w:szCs w:val="16"/>
+          <w:rFonts w:ascii="Calibri" w:hAnsi="Calibri" w:cs="Calibri"/>
+          <w:b/>
+          <w:sz w:val="20"/>
+          <w:szCs w:val="20"/>
+        </w:rPr>
+      </w:pPr>
+      <w:r>
+        <w:rPr>
+          <w:rFonts w:ascii="Calibri" w:hAnsi="Calibri" w:cs="Calibri"/>
+          <w:b/>
+          <w:sz w:val="20"/>
+          <w:szCs w:val="20"/>
         </w:rPr>
         <w:t>R</w:t>
       </w:r>
       <w:r>
         <w:rPr>
-          <w:rFonts w:ascii="Verdana" w:hAnsi="Verdana"/>
-          <w:b/>
-          <w:sz w:val="16"/>
-          <w:szCs w:val="16"/>
+          <w:rFonts w:ascii="Calibri" w:hAnsi="Calibri" w:cs="Calibri"/>
+          <w:b/>
+          <w:sz w:val="20"/>
+          <w:szCs w:val="20"/>
         </w:rPr>
         <w:t xml:space="preserve"> User Acceptance Testing Sign-off Required.</w:t>
       </w:r>
@@ -3494,27 +3494,27 @@
         <w:spacing w:before="120" w:after="0" w:line="240" w:lineRule="auto"/>
         <w:ind w:left="1987" w:firstLine="187"/>
         <w:rPr>
-          <w:rFonts w:ascii="Verdana" w:hAnsi="Verdana"/>
-          <w:b/>
-          <w:sz w:val="16"/>
-          <w:szCs w:val="16"/>
-        </w:rPr>
-      </w:pPr>
-      <w:r>
-        <w:rPr>
-          <w:rFonts w:ascii="Verdana" w:eastAsia="Wingdings 2" w:hAnsi="Verdana" w:cs="Wingdings 2"/>
-          <w:b/>
-          <w:sz w:val="16"/>
-          <w:szCs w:val="16"/>
+          <w:rFonts w:ascii="Calibri" w:hAnsi="Calibri" w:cs="Calibri"/>
+          <w:b/>
+          <w:sz w:val="20"/>
+          <w:szCs w:val="20"/>
+        </w:rPr>
+      </w:pPr>
+      <w:r>
+        <w:rPr>
+          <w:rFonts w:ascii="Calibri" w:hAnsi="Calibri" w:cs="Calibri"/>
+          <w:b/>
+          <w:sz w:val="20"/>
+          <w:szCs w:val="20"/>
         </w:rPr>
         <w:t>R</w:t>
       </w:r>
       <w:r>
         <w:rPr>
-          <w:rFonts w:ascii="Verdana" w:hAnsi="Verdana"/>
-          <w:b/>
-          <w:sz w:val="16"/>
-          <w:szCs w:val="16"/>
+          <w:rFonts w:ascii="Calibri" w:hAnsi="Calibri" w:cs="Calibri"/>
+          <w:b/>
+          <w:sz w:val="20"/>
+          <w:szCs w:val="20"/>
         </w:rPr>
         <w:t xml:space="preserve"> Exceptions copied to the project Issues List.</w:t>
       </w:r>
@@ -3525,27 +3525,27 @@
         <w:spacing w:before="120" w:after="0" w:line="240" w:lineRule="auto"/>
         <w:ind w:left="1987" w:firstLine="187"/>
         <w:rPr>
-          <w:rFonts w:ascii="Verdana" w:hAnsi="Verdana"/>
-          <w:b/>
-          <w:sz w:val="16"/>
-          <w:szCs w:val="16"/>
-        </w:rPr>
-      </w:pPr>
-      <w:r>
-        <w:rPr>
-          <w:rFonts w:ascii="Verdana" w:eastAsia="Wingdings 2" w:hAnsi="Verdana" w:cs="Wingdings 2"/>
-          <w:b/>
-          <w:sz w:val="16"/>
-          <w:szCs w:val="16"/>
+          <w:rFonts w:ascii="Calibri" w:hAnsi="Calibri" w:cs="Calibri"/>
+          <w:b/>
+          <w:sz w:val="20"/>
+          <w:szCs w:val="20"/>
+        </w:rPr>
+      </w:pPr>
+      <w:r>
+        <w:rPr>
+          <w:rFonts w:ascii="Calibri" w:hAnsi="Calibri" w:cs="Calibri"/>
+          <w:b/>
+          <w:sz w:val="20"/>
+          <w:szCs w:val="20"/>
         </w:rPr>
         <w:t>R</w:t>
       </w:r>
       <w:r>
         <w:rPr>
-          <w:rFonts w:ascii="Verdana" w:hAnsi="Verdana"/>
-          <w:b/>
-          <w:sz w:val="16"/>
-          <w:szCs w:val="16"/>
+          <w:rFonts w:ascii="Calibri" w:hAnsi="Calibri" w:cs="Calibri"/>
+          <w:b/>
+          <w:sz w:val="20"/>
+          <w:szCs w:val="20"/>
         </w:rPr>
         <w:t xml:space="preserve"> Transports released and migrated to QA.</w:t>
       </w:r>
@@ -3559,7 +3559,7 @@
         </w:numPr>
         <w:spacing w:before="0" w:line="240" w:lineRule="auto"/>
         <w:rPr>
-          <w:rFonts w:ascii="Verdana" w:hAnsi="Verdana"/>
+          <w:rFonts w:ascii="Calibri" w:hAnsi="Calibri" w:cs="Calibri"/>
           <w:b/>
           <w:bCs/>
           <w:color w:val="111111"/>
@@ -3568,14 +3568,14 @@
       </w:pPr>
       <w:r>
         <w:rPr>
-          <w:rFonts w:ascii="Verdana" w:hAnsi="Verdana"/>
+          <w:rFonts w:ascii="Calibri" w:hAnsi="Calibri" w:cs="Calibri"/>
           <w:color w:val="0099FF"/>
         </w:rPr>
         <w:br w:type="page"/>
       </w:r>
       <w:r>
         <w:rPr>
-          <w:rFonts w:ascii="Verdana" w:hAnsi="Verdana"/>
+          <w:rFonts w:ascii="Calibri" w:hAnsi="Calibri" w:cs="Calibri"/>
           <w:b/>
           <w:bCs/>
           <w:color w:val="111111"/>
@@ -3586,7 +3586,7 @@
       </w:r>
       <w:r>
         <w:rPr>
-          <w:rFonts w:ascii="Verdana" w:hAnsi="Verdana"/>
+          <w:rFonts w:ascii="Calibri" w:hAnsi="Calibri" w:cs="Calibri"/>
           <w:b/>
           <w:bCs/>
           <w:color w:val="111111"/>
@@ -3596,7 +3596,7 @@
       </w:r>
       <w:r>
         <w:rPr>
-          <w:rFonts w:ascii="Verdana" w:hAnsi="Verdana"/>
+          <w:rFonts w:ascii="Calibri" w:hAnsi="Calibri" w:cs="Calibri"/>
           <w:b/>
           <w:bCs/>
           <w:color w:val="111111"/>
@@ -3614,7 +3614,7 @@
         </w:numPr>
         <w:spacing w:before="0" w:after="0" w:line="240" w:lineRule="auto"/>
         <w:rPr>
-          <w:rFonts w:ascii="Verdana" w:hAnsi="Verdana"/>
+          <w:rFonts w:ascii="Calibri" w:hAnsi="Calibri" w:cs="Calibri"/>
           <w:b/>
           <w:bCs/>
           <w:color w:val="111111"/>
@@ -3623,12 +3623,12 @@
       </w:pPr>
       <w:r>
         <w:rPr>
-          <w:rFonts w:ascii="Verdana" w:hAnsi="Verdana"/>
+          <w:rFonts w:ascii="Calibri" w:hAnsi="Calibri" w:cs="Calibri"/>
           <w:b/>
           <w:bCs/>
           <w:color w:val="0033CC"/>
-          <w:sz w:val="16"/>
-          <w:szCs w:val="16"/>
+          <w:sz w:val="20"/>
+          <w:szCs w:val="20"/>
         </w:rPr>
         <w:t>Functional Design (section 3)</w:t>
       </w:r>
@@ -3674,7 +3674,7 @@
               <w:spacing w:after="0"/>
               <w:rPr>
                 <w:rStyle w:val="CommentReference"/>
-                <w:rFonts w:ascii="Verdana" w:hAnsi="Verdana"/>
+                <w:rFonts w:ascii="Calibri" w:hAnsi="Calibri" w:cs="Calibri"/>
                 <w:b/>
                 <w:bCs/>
                 <w:color w:val="FFFFFF"/>
@@ -3700,7 +3700,7 @@
               <w:spacing w:after="0"/>
               <w:rPr>
                 <w:rStyle w:val="CommentReference"/>
-                <w:rFonts w:ascii="Verdana" w:hAnsi="Verdana"/>
+                <w:rFonts w:ascii="Calibri" w:hAnsi="Calibri" w:cs="Calibri"/>
                 <w:b/>
                 <w:bCs/>
                 <w:color w:val="FFFFFF"/>
@@ -3710,7 +3710,7 @@
             <w:r>
               <w:rPr>
                 <w:rStyle w:val="CommentReference"/>
-                <w:rFonts w:ascii="Verdana" w:hAnsi="Verdana"/>
+                <w:rFonts w:ascii="Calibri" w:hAnsi="Calibri" w:cs="Calibri"/>
                 <w:b/>
                 <w:bCs/>
                 <w:color w:val="FFFFFF"/>
@@ -3737,7 +3737,7 @@
               <w:spacing w:after="0"/>
               <w:rPr>
                 <w:rStyle w:val="CommentReference"/>
-                <w:rFonts w:ascii="Verdana" w:hAnsi="Verdana"/>
+                <w:rFonts w:ascii="Calibri" w:hAnsi="Calibri" w:cs="Calibri"/>
                 <w:b/>
                 <w:bCs/>
                 <w:color w:val="FFFFFF"/>
@@ -3747,7 +3747,7 @@
             <w:r>
               <w:rPr>
                 <w:rStyle w:val="CommentReference"/>
-                <w:rFonts w:ascii="Verdana" w:hAnsi="Verdana"/>
+                <w:rFonts w:ascii="Calibri" w:hAnsi="Calibri" w:cs="Calibri"/>
                 <w:b/>
                 <w:bCs/>
                 <w:color w:val="FFFFFF"/>
@@ -3779,7 +3779,7 @@
               <w:spacing w:after="0"/>
               <w:rPr>
                 <w:rStyle w:val="CommentReference"/>
-                <w:rFonts w:ascii="Verdana" w:hAnsi="Verdana"/>
+                <w:rFonts w:ascii="Calibri" w:hAnsi="Calibri" w:cs="Calibri"/>
                 <w:b/>
                 <w:bCs/>
                 <w:color w:val="FFFFFF"/>
@@ -3789,7 +3789,7 @@
             <w:r>
               <w:rPr>
                 <w:rStyle w:val="CommentReference"/>
-                <w:rFonts w:ascii="Verdana" w:hAnsi="Verdana"/>
+                <w:rFonts w:ascii="Calibri" w:hAnsi="Calibri" w:cs="Calibri"/>
                 <w:b/>
                 <w:bCs/>
                 <w:color w:val="FFFFFF"/>
@@ -3815,13 +3815,13 @@
             <w:pPr>
               <w:spacing w:after="0"/>
               <w:rPr>
-                <w:rFonts w:ascii="Verdana" w:hAnsi="Verdana"/>
+                <w:rFonts w:ascii="Calibri" w:hAnsi="Calibri" w:cs="Calibri"/>
               </w:rPr>
             </w:pPr>
             <w:permStart w:id="1524002571" w:edGrp="everyone"/>
             <w:r>
               <w:rPr>
-                <w:rFonts w:ascii="Verdana" w:hAnsi="Verdana"/>
+                <w:rFonts w:ascii="Calibri" w:hAnsi="Calibri" w:cs="Calibri"/>
               </w:rPr>
               <w:t xml:space="preserve">        </w:t>
             </w:r>
@@ -3844,13 +3844,13 @@
             <w:pPr>
               <w:spacing w:after="0"/>
               <w:rPr>
-                <w:rFonts w:ascii="Verdana" w:hAnsi="Verdana"/>
+                <w:rFonts w:ascii="Calibri" w:hAnsi="Calibri" w:cs="Calibri"/>
               </w:rPr>
             </w:pPr>
             <w:permStart w:id="1381832213" w:edGrp="everyone"/>
             <w:r>
               <w:rPr>
-                <w:rFonts w:ascii="Verdana" w:hAnsi="Verdana"/>
+                <w:rFonts w:ascii="Calibri" w:hAnsi="Calibri" w:cs="Calibri"/>
               </w:rPr>
               <w:t xml:space="preserve">        </w:t>
             </w:r>
@@ -3879,7 +3879,7 @@
               <w:spacing w:after="0"/>
               <w:rPr>
                 <w:rStyle w:val="CommentReference"/>
-                <w:rFonts w:ascii="Verdana" w:hAnsi="Verdana"/>
+                <w:rFonts w:ascii="Calibri" w:hAnsi="Calibri" w:cs="Calibri"/>
                 <w:b/>
                 <w:bCs/>
                 <w:color w:val="FFFFFF"/>
@@ -3889,7 +3889,7 @@
             <w:r>
               <w:rPr>
                 <w:rStyle w:val="CommentReference"/>
-                <w:rFonts w:ascii="Verdana" w:hAnsi="Verdana"/>
+                <w:rFonts w:ascii="Calibri" w:hAnsi="Calibri" w:cs="Calibri"/>
                 <w:b/>
                 <w:bCs/>
                 <w:color w:val="FFFFFF"/>
@@ -3915,13 +3915,13 @@
             <w:pPr>
               <w:spacing w:after="0"/>
               <w:rPr>
-                <w:rFonts w:ascii="Verdana" w:hAnsi="Verdana"/>
+                <w:rFonts w:ascii="Calibri" w:hAnsi="Calibri" w:cs="Calibri"/>
               </w:rPr>
             </w:pPr>
             <w:permStart w:id="1644001994" w:edGrp="everyone"/>
             <w:r>
               <w:rPr>
-                <w:rFonts w:ascii="Verdana" w:hAnsi="Verdana"/>
+                <w:rFonts w:ascii="Calibri" w:hAnsi="Calibri" w:cs="Calibri"/>
               </w:rPr>
               <w:t xml:space="preserve">        </w:t>
             </w:r>
@@ -3944,13 +3944,13 @@
             <w:pPr>
               <w:spacing w:after="0"/>
               <w:rPr>
-                <w:rFonts w:ascii="Verdana" w:hAnsi="Verdana"/>
+                <w:rFonts w:ascii="Calibri" w:hAnsi="Calibri" w:cs="Calibri"/>
               </w:rPr>
             </w:pPr>
             <w:permStart w:id="2016311727" w:edGrp="everyone"/>
             <w:r>
               <w:rPr>
-                <w:rFonts w:ascii="Verdana" w:hAnsi="Verdana"/>
+                <w:rFonts w:ascii="Calibri" w:hAnsi="Calibri" w:cs="Calibri"/>
               </w:rPr>
               <w:t xml:space="preserve">        </w:t>
             </w:r>
@@ -3968,12 +3968,12 @@
         </w:numPr>
         <w:spacing w:before="100" w:beforeAutospacing="1" w:after="100" w:afterAutospacing="1" w:line="240" w:lineRule="auto"/>
         <w:rPr>
-          <w:rFonts w:ascii="Verdana" w:hAnsi="Verdana"/>
+          <w:rFonts w:ascii="Calibri" w:hAnsi="Calibri" w:cs="Calibri"/>
           <w:b/>
           <w:bCs/>
           <w:color w:val="FF6600"/>
-          <w:sz w:val="16"/>
-          <w:szCs w:val="16"/>
+          <w:sz w:val="20"/>
+          <w:szCs w:val="20"/>
         </w:rPr>
       </w:pPr>
     </w:p>
@@ -3986,22 +3986,22 @@
         </w:numPr>
         <w:spacing w:before="100" w:beforeAutospacing="1" w:after="100" w:afterAutospacing="1" w:line="240" w:lineRule="auto"/>
         <w:rPr>
-          <w:rFonts w:ascii="Verdana" w:hAnsi="Verdana"/>
+          <w:rFonts w:ascii="Calibri" w:hAnsi="Calibri" w:cs="Calibri"/>
           <w:b/>
           <w:bCs/>
           <w:color w:val="FF6600"/>
-          <w:sz w:val="16"/>
-          <w:szCs w:val="16"/>
-        </w:rPr>
-      </w:pPr>
-      <w:r>
-        <w:rPr>
-          <w:rFonts w:ascii="Verdana" w:hAnsi="Verdana"/>
+          <w:sz w:val="20"/>
+          <w:szCs w:val="20"/>
+        </w:rPr>
+      </w:pPr>
+      <w:r>
+        <w:rPr>
+          <w:rFonts w:ascii="Calibri" w:hAnsi="Calibri" w:cs="Calibri"/>
           <w:b/>
           <w:bCs/>
           <w:color w:val="FF6600"/>
-          <w:sz w:val="16"/>
-          <w:szCs w:val="16"/>
+          <w:sz w:val="20"/>
+          <w:szCs w:val="20"/>
         </w:rPr>
         <w:t>Technical Design (section 4)</w:t>
       </w:r>
@@ -4047,7 +4047,7 @@
               <w:spacing w:after="0"/>
               <w:rPr>
                 <w:rStyle w:val="CommentReference"/>
-                <w:rFonts w:ascii="Verdana" w:hAnsi="Verdana"/>
+                <w:rFonts w:ascii="Calibri" w:hAnsi="Calibri" w:cs="Calibri"/>
                 <w:b/>
                 <w:bCs/>
                 <w:color w:val="FFFFFF"/>
@@ -4073,7 +4073,7 @@
               <w:spacing w:after="0"/>
               <w:rPr>
                 <w:rStyle w:val="CommentReference"/>
-                <w:rFonts w:ascii="Verdana" w:hAnsi="Verdana"/>
+                <w:rFonts w:ascii="Calibri" w:hAnsi="Calibri" w:cs="Calibri"/>
                 <w:b/>
                 <w:bCs/>
                 <w:color w:val="FFFFFF"/>
@@ -4083,7 +4083,7 @@
             <w:r>
               <w:rPr>
                 <w:rStyle w:val="CommentReference"/>
-                <w:rFonts w:ascii="Verdana" w:hAnsi="Verdana"/>
+                <w:rFonts w:ascii="Calibri" w:hAnsi="Calibri" w:cs="Calibri"/>
                 <w:b/>
                 <w:bCs/>
                 <w:color w:val="FFFFFF"/>
@@ -4110,7 +4110,7 @@
               <w:spacing w:after="0"/>
               <w:rPr>
                 <w:rStyle w:val="CommentReference"/>
-                <w:rFonts w:ascii="Verdana" w:hAnsi="Verdana"/>
+                <w:rFonts w:ascii="Calibri" w:hAnsi="Calibri" w:cs="Calibri"/>
                 <w:b/>
                 <w:bCs/>
                 <w:color w:val="FFFFFF"/>
@@ -4120,7 +4120,7 @@
             <w:r>
               <w:rPr>
                 <w:rStyle w:val="CommentReference"/>
-                <w:rFonts w:ascii="Verdana" w:hAnsi="Verdana"/>
+                <w:rFonts w:ascii="Calibri" w:hAnsi="Calibri" w:cs="Calibri"/>
                 <w:b/>
                 <w:bCs/>
                 <w:color w:val="FFFFFF"/>
@@ -4152,7 +4152,7 @@
               <w:spacing w:after="0"/>
               <w:rPr>
                 <w:rStyle w:val="CommentReference"/>
-                <w:rFonts w:ascii="Verdana" w:hAnsi="Verdana"/>
+                <w:rFonts w:ascii="Calibri" w:hAnsi="Calibri" w:cs="Calibri"/>
                 <w:b/>
                 <w:bCs/>
                 <w:color w:val="FFFFFF"/>
@@ -4162,7 +4162,7 @@
             <w:r>
               <w:rPr>
                 <w:rStyle w:val="CommentReference"/>
-                <w:rFonts w:ascii="Verdana" w:hAnsi="Verdana"/>
+                <w:rFonts w:ascii="Calibri" w:hAnsi="Calibri" w:cs="Calibri"/>
                 <w:b/>
                 <w:bCs/>
                 <w:color w:val="FFFFFF"/>
@@ -4189,21 +4189,21 @@
               <w:spacing w:after="0"/>
               <w:rPr>
                 <w:rStyle w:val="CommentReference"/>
-                <w:rFonts w:ascii="Verdana" w:hAnsi="Verdana"/>
+                <w:rFonts w:ascii="Calibri" w:hAnsi="Calibri" w:cs="Calibri"/>
                 <w:sz w:val="20"/>
               </w:rPr>
             </w:pPr>
             <w:permStart w:id="454449351" w:edGrp="everyone"/>
             <w:r>
               <w:rPr>
-                <w:rFonts w:ascii="Verdana" w:hAnsi="Verdana"/>
+                <w:rFonts w:ascii="Calibri" w:hAnsi="Calibri" w:cs="Calibri"/>
               </w:rPr>
               <w:t xml:space="preserve">        </w:t>
             </w:r>
             <w:permEnd w:id="454449351"/>
             <w:r>
               <w:rPr>
-                <w:rFonts w:ascii="Verdana" w:hAnsi="Verdana"/>
+                <w:rFonts w:ascii="Calibri" w:hAnsi="Calibri" w:cs="Calibri"/>
               </w:rPr>
               <w:t xml:space="preserve">     </w:t>
             </w:r>
@@ -4226,14 +4226,14 @@
               <w:spacing w:after="0"/>
               <w:rPr>
                 <w:rStyle w:val="CommentReference"/>
-                <w:rFonts w:ascii="Verdana" w:hAnsi="Verdana"/>
+                <w:rFonts w:ascii="Calibri" w:hAnsi="Calibri" w:cs="Calibri"/>
                 <w:sz w:val="20"/>
               </w:rPr>
             </w:pPr>
             <w:permStart w:id="1871860226" w:edGrp="everyone"/>
             <w:r>
               <w:rPr>
-                <w:rFonts w:ascii="Verdana" w:hAnsi="Verdana"/>
+                <w:rFonts w:ascii="Calibri" w:hAnsi="Calibri" w:cs="Calibri"/>
               </w:rPr>
               <w:t xml:space="preserve">        </w:t>
             </w:r>
@@ -4251,12 +4251,12 @@
         </w:numPr>
         <w:spacing w:line="240" w:lineRule="auto"/>
         <w:rPr>
-          <w:rFonts w:ascii="Verdana" w:hAnsi="Verdana"/>
+          <w:rFonts w:ascii="Calibri" w:hAnsi="Calibri" w:cs="Calibri"/>
           <w:b/>
           <w:bCs/>
           <w:color w:val="008000"/>
-          <w:sz w:val="16"/>
-          <w:szCs w:val="16"/>
+          <w:sz w:val="20"/>
+          <w:szCs w:val="20"/>
         </w:rPr>
       </w:pPr>
     </w:p>
@@ -4269,22 +4269,22 @@
         </w:numPr>
         <w:spacing w:line="240" w:lineRule="auto"/>
         <w:rPr>
-          <w:rFonts w:ascii="Verdana" w:hAnsi="Verdana"/>
+          <w:rFonts w:ascii="Calibri" w:hAnsi="Calibri" w:cs="Calibri"/>
           <w:b/>
           <w:bCs/>
           <w:color w:val="008000"/>
-          <w:sz w:val="16"/>
-          <w:szCs w:val="16"/>
-        </w:rPr>
-      </w:pPr>
-      <w:r>
-        <w:rPr>
-          <w:rFonts w:ascii="Verdana" w:hAnsi="Verdana"/>
+          <w:sz w:val="20"/>
+          <w:szCs w:val="20"/>
+        </w:rPr>
+      </w:pPr>
+      <w:r>
+        <w:rPr>
+          <w:rFonts w:ascii="Calibri" w:hAnsi="Calibri" w:cs="Calibri"/>
           <w:b/>
           <w:bCs/>
           <w:color w:val="008000"/>
-          <w:sz w:val="16"/>
-          <w:szCs w:val="16"/>
+          <w:sz w:val="20"/>
+          <w:szCs w:val="20"/>
         </w:rPr>
         <w:t>User Acceptance Testing Results* (section 7)</w:t>
       </w:r>
@@ -4330,7 +4330,7 @@
               <w:spacing w:after="0"/>
               <w:rPr>
                 <w:rStyle w:val="CommentReference"/>
-                <w:rFonts w:ascii="Verdana" w:hAnsi="Verdana"/>
+                <w:rFonts w:ascii="Calibri" w:hAnsi="Calibri" w:cs="Calibri"/>
                 <w:b/>
                 <w:bCs/>
                 <w:color w:val="FFFFFF"/>
@@ -4356,7 +4356,7 @@
               <w:spacing w:after="0"/>
               <w:rPr>
                 <w:rStyle w:val="CommentReference"/>
-                <w:rFonts w:ascii="Verdana" w:hAnsi="Verdana"/>
+                <w:rFonts w:ascii="Calibri" w:hAnsi="Calibri" w:cs="Calibri"/>
                 <w:b/>
                 <w:bCs/>
                 <w:color w:val="FFFFFF"/>
@@ -4366,7 +4366,7 @@
             <w:r>
               <w:rPr>
                 <w:rStyle w:val="CommentReference"/>
-                <w:rFonts w:ascii="Verdana" w:hAnsi="Verdana"/>
+                <w:rFonts w:ascii="Calibri" w:hAnsi="Calibri" w:cs="Calibri"/>
                 <w:b/>
                 <w:bCs/>
                 <w:color w:val="FFFFFF"/>
@@ -4393,7 +4393,7 @@
               <w:spacing w:after="0"/>
               <w:rPr>
                 <w:rStyle w:val="CommentReference"/>
-                <w:rFonts w:ascii="Verdana" w:hAnsi="Verdana"/>
+                <w:rFonts w:ascii="Calibri" w:hAnsi="Calibri" w:cs="Calibri"/>
                 <w:b/>
                 <w:bCs/>
                 <w:color w:val="FFFFFF"/>
@@ -4403,7 +4403,7 @@
             <w:r>
               <w:rPr>
                 <w:rStyle w:val="CommentReference"/>
-                <w:rFonts w:ascii="Verdana" w:hAnsi="Verdana"/>
+                <w:rFonts w:ascii="Calibri" w:hAnsi="Calibri" w:cs="Calibri"/>
                 <w:b/>
                 <w:bCs/>
                 <w:color w:val="FFFFFF"/>
@@ -4435,7 +4435,7 @@
               <w:spacing w:after="0"/>
               <w:rPr>
                 <w:rStyle w:val="CommentReference"/>
-                <w:rFonts w:ascii="Verdana" w:hAnsi="Verdana"/>
+                <w:rFonts w:ascii="Calibri" w:hAnsi="Calibri" w:cs="Calibri"/>
                 <w:b/>
                 <w:bCs/>
                 <w:color w:val="FFFFFF"/>
@@ -4445,7 +4445,7 @@
             <w:r>
               <w:rPr>
                 <w:rStyle w:val="CommentReference"/>
-                <w:rFonts w:ascii="Verdana" w:hAnsi="Verdana"/>
+                <w:rFonts w:ascii="Calibri" w:hAnsi="Calibri" w:cs="Calibri"/>
                 <w:b/>
                 <w:bCs/>
                 <w:color w:val="FFFFFF"/>
@@ -4472,21 +4472,21 @@
               <w:spacing w:after="0"/>
               <w:rPr>
                 <w:rStyle w:val="CommentReference"/>
-                <w:rFonts w:ascii="Verdana" w:hAnsi="Verdana"/>
+                <w:rFonts w:ascii="Calibri" w:hAnsi="Calibri" w:cs="Calibri"/>
                 <w:sz w:val="20"/>
               </w:rPr>
             </w:pPr>
             <w:permStart w:id="1316752082" w:edGrp="everyone"/>
             <w:r>
               <w:rPr>
-                <w:rFonts w:ascii="Verdana" w:hAnsi="Verdana"/>
+                <w:rFonts w:ascii="Calibri" w:hAnsi="Calibri" w:cs="Calibri"/>
               </w:rPr>
               <w:t xml:space="preserve">        </w:t>
             </w:r>
             <w:permEnd w:id="1316752082"/>
             <w:r>
               <w:rPr>
-                <w:rFonts w:ascii="Verdana" w:hAnsi="Verdana"/>
+                <w:rFonts w:ascii="Calibri" w:hAnsi="Calibri" w:cs="Calibri"/>
               </w:rPr>
               <w:t xml:space="preserve">     </w:t>
             </w:r>
@@ -4509,21 +4509,21 @@
               <w:spacing w:after="0"/>
               <w:rPr>
                 <w:rStyle w:val="CommentReference"/>
-                <w:rFonts w:ascii="Verdana" w:hAnsi="Verdana"/>
+                <w:rFonts w:ascii="Calibri" w:hAnsi="Calibri" w:cs="Calibri"/>
                 <w:sz w:val="20"/>
               </w:rPr>
             </w:pPr>
             <w:permStart w:id="1078735532" w:edGrp="everyone"/>
             <w:r>
               <w:rPr>
-                <w:rFonts w:ascii="Verdana" w:hAnsi="Verdana"/>
+                <w:rFonts w:ascii="Calibri" w:hAnsi="Calibri" w:cs="Calibri"/>
               </w:rPr>
               <w:t xml:space="preserve">        </w:t>
             </w:r>
             <w:permEnd w:id="1078735532"/>
             <w:r>
               <w:rPr>
-                <w:rFonts w:ascii="Verdana" w:hAnsi="Verdana"/>
+                <w:rFonts w:ascii="Calibri" w:hAnsi="Calibri" w:cs="Calibri"/>
               </w:rPr>
               <w:t xml:space="preserve">     </w:t>
             </w:r>
@@ -4537,16 +4537,16 @@
         <w:spacing w:before="0" w:after="240"/>
         <w:ind w:right="0"/>
         <w:rPr>
-          <w:rFonts w:ascii="Verdana" w:hAnsi="Verdana"/>
-          <w:sz w:val="16"/>
-          <w:szCs w:val="16"/>
-        </w:rPr>
-      </w:pPr>
-      <w:r>
-        <w:rPr>
-          <w:rFonts w:ascii="Verdana" w:hAnsi="Verdana"/>
-          <w:sz w:val="16"/>
-          <w:szCs w:val="16"/>
+          <w:rFonts w:ascii="Calibri" w:hAnsi="Calibri" w:cs="Calibri"/>
+          <w:sz w:val="20"/>
+          <w:szCs w:val="20"/>
+        </w:rPr>
+      </w:pPr>
+      <w:r>
+        <w:rPr>
+          <w:rFonts w:ascii="Calibri" w:hAnsi="Calibri" w:cs="Calibri"/>
+          <w:sz w:val="20"/>
+          <w:szCs w:val="20"/>
         </w:rPr>
         <w:t>(*with exceptions noted below)</w:t>
       </w:r>
@@ -4586,7 +4586,7 @@
             <w:pPr>
               <w:spacing w:after="0"/>
               <w:rPr>
-                <w:rFonts w:ascii="Verdana" w:hAnsi="Verdana"/>
+                <w:rFonts w:ascii="Calibri" w:hAnsi="Calibri" w:cs="Calibri"/>
                 <w:b/>
                 <w:bCs/>
                 <w:color w:val="FFFFFF"/>
@@ -4594,7 +4594,7 @@
             </w:pPr>
             <w:r>
               <w:rPr>
-                <w:rFonts w:ascii="Verdana" w:hAnsi="Verdana"/>
+                <w:rFonts w:ascii="Calibri" w:hAnsi="Calibri" w:cs="Calibri"/>
                 <w:b/>
                 <w:bCs/>
                 <w:color w:val="FFFFFF"/>
@@ -4613,7 +4613,7 @@
             <w:pPr>
               <w:spacing w:after="0"/>
               <w:rPr>
-                <w:rFonts w:ascii="Verdana" w:hAnsi="Verdana"/>
+                <w:rFonts w:ascii="Calibri" w:hAnsi="Calibri" w:cs="Calibri"/>
                 <w:b/>
                 <w:bCs/>
                 <w:color w:val="FFFFFF"/>
@@ -4621,7 +4621,7 @@
             </w:pPr>
             <w:r>
               <w:rPr>
-                <w:rFonts w:ascii="Verdana" w:hAnsi="Verdana"/>
+                <w:rFonts w:ascii="Calibri" w:hAnsi="Calibri" w:cs="Calibri"/>
                 <w:b/>
                 <w:bCs/>
                 <w:color w:val="FFFFFF"/>
@@ -4640,7 +4640,7 @@
             <w:pPr>
               <w:spacing w:after="0"/>
               <w:rPr>
-                <w:rFonts w:ascii="Verdana" w:hAnsi="Verdana"/>
+                <w:rFonts w:ascii="Calibri" w:hAnsi="Calibri" w:cs="Calibri"/>
                 <w:b/>
                 <w:bCs/>
                 <w:color w:val="FFFFFF"/>
@@ -4648,7 +4648,7 @@
             </w:pPr>
             <w:r>
               <w:rPr>
-                <w:rFonts w:ascii="Verdana" w:hAnsi="Verdana"/>
+                <w:rFonts w:ascii="Calibri" w:hAnsi="Calibri" w:cs="Calibri"/>
                 <w:b/>
                 <w:bCs/>
                 <w:color w:val="FFFFFF"/>
@@ -4680,21 +4680,21 @@
               <w:spacing w:after="0"/>
               <w:rPr>
                 <w:rStyle w:val="CommentReference"/>
-                <w:rFonts w:ascii="Verdana" w:hAnsi="Verdana"/>
+                <w:rFonts w:ascii="Calibri" w:hAnsi="Calibri" w:cs="Calibri"/>
                 <w:sz w:val="20"/>
               </w:rPr>
             </w:pPr>
             <w:permStart w:id="516510475" w:edGrp="everyone"/>
             <w:r>
               <w:rPr>
-                <w:rFonts w:ascii="Verdana" w:hAnsi="Verdana"/>
+                <w:rFonts w:ascii="Calibri" w:hAnsi="Calibri" w:cs="Calibri"/>
               </w:rPr>
               <w:t xml:space="preserve">        </w:t>
             </w:r>
             <w:permEnd w:id="516510475"/>
             <w:r>
               <w:rPr>
-                <w:rFonts w:ascii="Verdana" w:hAnsi="Verdana"/>
+                <w:rFonts w:ascii="Calibri" w:hAnsi="Calibri" w:cs="Calibri"/>
               </w:rPr>
               <w:t xml:space="preserve">   </w:t>
             </w:r>
@@ -4710,21 +4710,21 @@
               <w:spacing w:after="0"/>
               <w:rPr>
                 <w:rStyle w:val="CommentReference"/>
-                <w:rFonts w:ascii="Verdana" w:hAnsi="Verdana"/>
+                <w:rFonts w:ascii="Calibri" w:hAnsi="Calibri" w:cs="Calibri"/>
                 <w:sz w:val="20"/>
               </w:rPr>
             </w:pPr>
             <w:permStart w:id="1372793566" w:edGrp="everyone"/>
             <w:r>
               <w:rPr>
-                <w:rFonts w:ascii="Verdana" w:hAnsi="Verdana"/>
+                <w:rFonts w:ascii="Calibri" w:hAnsi="Calibri" w:cs="Calibri"/>
               </w:rPr>
               <w:t xml:space="preserve">        </w:t>
             </w:r>
             <w:permEnd w:id="1372793566"/>
             <w:r>
               <w:rPr>
-                <w:rFonts w:ascii="Verdana" w:hAnsi="Verdana"/>
+                <w:rFonts w:ascii="Calibri" w:hAnsi="Calibri" w:cs="Calibri"/>
               </w:rPr>
               <w:t xml:space="preserve">   </w:t>
             </w:r>
@@ -4740,21 +4740,21 @@
               <w:spacing w:after="0"/>
               <w:rPr>
                 <w:rStyle w:val="CommentReference"/>
-                <w:rFonts w:ascii="Verdana" w:hAnsi="Verdana"/>
+                <w:rFonts w:ascii="Calibri" w:hAnsi="Calibri" w:cs="Calibri"/>
                 <w:sz w:val="20"/>
               </w:rPr>
             </w:pPr>
             <w:permStart w:id="377899533" w:edGrp="everyone"/>
             <w:r>
               <w:rPr>
-                <w:rFonts w:ascii="Verdana" w:hAnsi="Verdana"/>
+                <w:rFonts w:ascii="Calibri" w:hAnsi="Calibri" w:cs="Calibri"/>
               </w:rPr>
               <w:t xml:space="preserve">        </w:t>
             </w:r>
             <w:permEnd w:id="377899533"/>
             <w:r>
               <w:rPr>
-                <w:rFonts w:ascii="Verdana" w:hAnsi="Verdana"/>
+                <w:rFonts w:ascii="Calibri" w:hAnsi="Calibri" w:cs="Calibri"/>
               </w:rPr>
               <w:t xml:space="preserve">   </w:t>
             </w:r>
@@ -4782,13 +4782,13 @@
             <w:pPr>
               <w:spacing w:after="0"/>
               <w:rPr>
-                <w:rFonts w:ascii="Verdana" w:hAnsi="Verdana"/>
+                <w:rFonts w:ascii="Calibri" w:hAnsi="Calibri" w:cs="Calibri"/>
               </w:rPr>
             </w:pPr>
             <w:permStart w:id="998389220" w:edGrp="everyone"/>
             <w:r>
               <w:rPr>
-                <w:rFonts w:ascii="Verdana" w:hAnsi="Verdana"/>
+                <w:rFonts w:ascii="Calibri" w:hAnsi="Calibri" w:cs="Calibri"/>
               </w:rPr>
               <w:t xml:space="preserve">        </w:t>
             </w:r>
@@ -4804,13 +4804,13 @@
             <w:pPr>
               <w:spacing w:after="0"/>
               <w:rPr>
-                <w:rFonts w:ascii="Verdana" w:hAnsi="Verdana"/>
+                <w:rFonts w:ascii="Calibri" w:hAnsi="Calibri" w:cs="Calibri"/>
               </w:rPr>
             </w:pPr>
             <w:permStart w:id="1097610708" w:edGrp="everyone"/>
             <w:r>
               <w:rPr>
-                <w:rFonts w:ascii="Verdana" w:hAnsi="Verdana"/>
+                <w:rFonts w:ascii="Calibri" w:hAnsi="Calibri" w:cs="Calibri"/>
               </w:rPr>
               <w:t xml:space="preserve">        </w:t>
             </w:r>
@@ -4826,13 +4826,13 @@
             <w:pPr>
               <w:spacing w:after="0"/>
               <w:rPr>
-                <w:rFonts w:ascii="Verdana" w:hAnsi="Verdana"/>
+                <w:rFonts w:ascii="Calibri" w:hAnsi="Calibri" w:cs="Calibri"/>
               </w:rPr>
             </w:pPr>
             <w:permStart w:id="740954847" w:edGrp="everyone"/>
             <w:r>
               <w:rPr>
-                <w:rFonts w:ascii="Verdana" w:hAnsi="Verdana"/>
+                <w:rFonts w:ascii="Calibri" w:hAnsi="Calibri" w:cs="Calibri"/>
               </w:rPr>
               <w:t xml:space="preserve">        </w:t>
             </w:r>
@@ -4861,13 +4861,13 @@
             <w:pPr>
               <w:spacing w:after="0"/>
               <w:rPr>
-                <w:rFonts w:ascii="Verdana" w:hAnsi="Verdana"/>
+                <w:rFonts w:ascii="Calibri" w:hAnsi="Calibri" w:cs="Calibri"/>
               </w:rPr>
             </w:pPr>
             <w:permStart w:id="2105409965" w:edGrp="everyone"/>
             <w:r>
               <w:rPr>
-                <w:rFonts w:ascii="Verdana" w:hAnsi="Verdana"/>
+                <w:rFonts w:ascii="Calibri" w:hAnsi="Calibri" w:cs="Calibri"/>
               </w:rPr>
               <w:t xml:space="preserve">        </w:t>
             </w:r>
@@ -4883,13 +4883,13 @@
             <w:pPr>
               <w:spacing w:after="0"/>
               <w:rPr>
-                <w:rFonts w:ascii="Verdana" w:hAnsi="Verdana"/>
+                <w:rFonts w:ascii="Calibri" w:hAnsi="Calibri" w:cs="Calibri"/>
               </w:rPr>
             </w:pPr>
             <w:permStart w:id="842212528" w:edGrp="everyone"/>
             <w:r>
               <w:rPr>
-                <w:rFonts w:ascii="Verdana" w:hAnsi="Verdana"/>
+                <w:rFonts w:ascii="Calibri" w:hAnsi="Calibri" w:cs="Calibri"/>
               </w:rPr>
               <w:t xml:space="preserve">        </w:t>
             </w:r>
@@ -4905,13 +4905,13 @@
             <w:pPr>
               <w:spacing w:after="0"/>
               <w:rPr>
-                <w:rFonts w:ascii="Verdana" w:hAnsi="Verdana"/>
+                <w:rFonts w:ascii="Calibri" w:hAnsi="Calibri" w:cs="Calibri"/>
               </w:rPr>
             </w:pPr>
             <w:permStart w:id="947395453" w:edGrp="everyone"/>
             <w:r>
               <w:rPr>
-                <w:rFonts w:ascii="Verdana" w:hAnsi="Verdana"/>
+                <w:rFonts w:ascii="Calibri" w:hAnsi="Calibri" w:cs="Calibri"/>
               </w:rPr>
               <w:t xml:space="preserve">        </w:t>
             </w:r>
@@ -4925,11 +4925,11 @@
         <w:pStyle w:val="Heading2"/>
         <w:spacing w:before="0" w:after="0" w:line="240" w:lineRule="auto"/>
         <w:rPr>
-          <w:rFonts w:ascii="Verdana" w:hAnsi="Verdana"/>
+          <w:rFonts w:ascii="Calibri" w:hAnsi="Calibri" w:cs="Calibri"/>
           <w:b/>
           <w:color w:val="666699"/>
-          <w:sz w:val="16"/>
-          <w:szCs w:val="16"/>
+          <w:sz w:val="20"/>
+          <w:szCs w:val="20"/>
         </w:rPr>
       </w:pPr>
       <w:bookmarkStart w:id="0" w:name="_Section_1:_Voice"/>
@@ -4940,11 +4940,11 @@
         <w:pStyle w:val="Heading2"/>
         <w:spacing w:before="0" w:after="0" w:line="240" w:lineRule="auto"/>
         <w:rPr>
-          <w:rFonts w:ascii="Verdana" w:hAnsi="Verdana"/>
+          <w:rFonts w:ascii="Calibri" w:hAnsi="Calibri" w:cs="Calibri"/>
           <w:b/>
           <w:color w:val="666699"/>
-          <w:sz w:val="16"/>
-          <w:szCs w:val="16"/>
+          <w:sz w:val="20"/>
+          <w:szCs w:val="20"/>
         </w:rPr>
       </w:pPr>
     </w:p>
@@ -4953,11 +4953,11 @@
         <w:pStyle w:val="Heading2"/>
         <w:spacing w:before="0" w:after="0" w:line="240" w:lineRule="auto"/>
         <w:rPr>
-          <w:rFonts w:ascii="Verdana" w:hAnsi="Verdana"/>
+          <w:rFonts w:ascii="Calibri" w:hAnsi="Calibri" w:cs="Calibri"/>
           <w:b/>
           <w:color w:val="666699"/>
-          <w:sz w:val="16"/>
-          <w:szCs w:val="16"/>
+          <w:sz w:val="20"/>
+          <w:szCs w:val="20"/>
         </w:rPr>
       </w:pPr>
     </w:p>
@@ -4966,20 +4966,20 @@
         <w:pStyle w:val="Heading2"/>
         <w:spacing w:before="0" w:after="0" w:line="240" w:lineRule="auto"/>
         <w:rPr>
-          <w:rFonts w:ascii="Verdana" w:hAnsi="Verdana"/>
+          <w:rFonts w:ascii="Calibri" w:hAnsi="Calibri" w:cs="Calibri"/>
           <w:b/>
           <w:color w:val="666699"/>
-          <w:sz w:val="16"/>
-          <w:szCs w:val="16"/>
-        </w:rPr>
-      </w:pPr>
-      <w:r>
-        <w:rPr>
-          <w:rFonts w:ascii="Verdana" w:hAnsi="Verdana"/>
+          <w:sz w:val="20"/>
+          <w:szCs w:val="20"/>
+        </w:rPr>
+      </w:pPr>
+      <w:r>
+        <w:rPr>
+          <w:rFonts w:ascii="Calibri" w:hAnsi="Calibri" w:cs="Calibri"/>
           <w:b/>
           <w:color w:val="666699"/>
-          <w:sz w:val="16"/>
-          <w:szCs w:val="16"/>
+          <w:sz w:val="20"/>
+          <w:szCs w:val="20"/>
         </w:rPr>
         <w:t>Final Acceptance Agreement</w:t>
       </w:r>
@@ -5025,7 +5025,7 @@
               <w:spacing w:after="0"/>
               <w:rPr>
                 <w:rStyle w:val="CommentReference"/>
-                <w:rFonts w:ascii="Verdana" w:hAnsi="Verdana"/>
+                <w:rFonts w:ascii="Calibri" w:hAnsi="Calibri" w:cs="Calibri"/>
                 <w:b/>
                 <w:bCs/>
                 <w:color w:val="FFFFFF"/>
@@ -5051,7 +5051,7 @@
               <w:spacing w:after="0"/>
               <w:rPr>
                 <w:rStyle w:val="CommentReference"/>
-                <w:rFonts w:ascii="Verdana" w:hAnsi="Verdana"/>
+                <w:rFonts w:ascii="Calibri" w:hAnsi="Calibri" w:cs="Calibri"/>
                 <w:b/>
                 <w:bCs/>
                 <w:color w:val="FFFFFF"/>
@@ -5061,7 +5061,7 @@
             <w:r>
               <w:rPr>
                 <w:rStyle w:val="CommentReference"/>
-                <w:rFonts w:ascii="Verdana" w:hAnsi="Verdana"/>
+                <w:rFonts w:ascii="Calibri" w:hAnsi="Calibri" w:cs="Calibri"/>
                 <w:b/>
                 <w:bCs/>
                 <w:color w:val="FFFFFF"/>
@@ -5088,7 +5088,7 @@
               <w:spacing w:after="0"/>
               <w:rPr>
                 <w:rStyle w:val="CommentReference"/>
-                <w:rFonts w:ascii="Verdana" w:hAnsi="Verdana"/>
+                <w:rFonts w:ascii="Calibri" w:hAnsi="Calibri" w:cs="Calibri"/>
                 <w:b/>
                 <w:bCs/>
                 <w:color w:val="FFFFFF"/>
@@ -5098,7 +5098,7 @@
             <w:r>
               <w:rPr>
                 <w:rStyle w:val="CommentReference"/>
-                <w:rFonts w:ascii="Verdana" w:hAnsi="Verdana"/>
+                <w:rFonts w:ascii="Calibri" w:hAnsi="Calibri" w:cs="Calibri"/>
                 <w:b/>
                 <w:bCs/>
                 <w:color w:val="FFFFFF"/>
@@ -5130,7 +5130,7 @@
               <w:spacing w:after="0"/>
               <w:rPr>
                 <w:rStyle w:val="CommentReference"/>
-                <w:rFonts w:ascii="Verdana" w:hAnsi="Verdana"/>
+                <w:rFonts w:ascii="Calibri" w:hAnsi="Calibri" w:cs="Calibri"/>
                 <w:b/>
                 <w:bCs/>
                 <w:color w:val="FFFFFF"/>
@@ -5140,7 +5140,7 @@
             <w:r>
               <w:rPr>
                 <w:rStyle w:val="CommentReference"/>
-                <w:rFonts w:ascii="Verdana" w:hAnsi="Verdana"/>
+                <w:rFonts w:ascii="Calibri" w:hAnsi="Calibri" w:cs="Calibri"/>
                 <w:b/>
                 <w:bCs/>
                 <w:color w:val="FFFFFF"/>
@@ -5166,13 +5166,13 @@
             <w:pPr>
               <w:spacing w:after="0"/>
               <w:rPr>
-                <w:rFonts w:ascii="Verdana" w:hAnsi="Verdana"/>
+                <w:rFonts w:ascii="Calibri" w:hAnsi="Calibri" w:cs="Calibri"/>
               </w:rPr>
             </w:pPr>
             <w:permStart w:id="1272382795" w:edGrp="everyone"/>
             <w:r>
               <w:rPr>
-                <w:rFonts w:ascii="Verdana" w:hAnsi="Verdana"/>
+                <w:rFonts w:ascii="Calibri" w:hAnsi="Calibri" w:cs="Calibri"/>
               </w:rPr>
               <w:t xml:space="preserve">        </w:t>
             </w:r>
@@ -5195,13 +5195,13 @@
             <w:pPr>
               <w:spacing w:after="0"/>
               <w:rPr>
-                <w:rFonts w:ascii="Verdana" w:hAnsi="Verdana"/>
+                <w:rFonts w:ascii="Calibri" w:hAnsi="Calibri" w:cs="Calibri"/>
               </w:rPr>
             </w:pPr>
             <w:permStart w:id="749749870" w:edGrp="everyone"/>
             <w:r>
               <w:rPr>
-                <w:rFonts w:ascii="Verdana" w:hAnsi="Verdana"/>
+                <w:rFonts w:ascii="Calibri" w:hAnsi="Calibri" w:cs="Calibri"/>
               </w:rPr>
               <w:t xml:space="preserve">        </w:t>
             </w:r>
@@ -5230,7 +5230,7 @@
               <w:spacing w:after="0"/>
               <w:rPr>
                 <w:rStyle w:val="CommentReference"/>
-                <w:rFonts w:ascii="Verdana" w:hAnsi="Verdana"/>
+                <w:rFonts w:ascii="Calibri" w:hAnsi="Calibri" w:cs="Calibri"/>
                 <w:b/>
                 <w:bCs/>
                 <w:color w:val="FFFFFF"/>
@@ -5240,7 +5240,7 @@
             <w:r>
               <w:rPr>
                 <w:rStyle w:val="CommentReference"/>
-                <w:rFonts w:ascii="Verdana" w:hAnsi="Verdana"/>
+                <w:rFonts w:ascii="Calibri" w:hAnsi="Calibri" w:cs="Calibri"/>
                 <w:b/>
                 <w:bCs/>
                 <w:color w:val="FFFFFF"/>
@@ -5266,13 +5266,13 @@
             <w:pPr>
               <w:spacing w:after="0"/>
               <w:rPr>
-                <w:rFonts w:ascii="Verdana" w:hAnsi="Verdana"/>
+                <w:rFonts w:ascii="Calibri" w:hAnsi="Calibri" w:cs="Calibri"/>
               </w:rPr>
             </w:pPr>
             <w:permStart w:id="244390603" w:edGrp="everyone"/>
             <w:r>
               <w:rPr>
-                <w:rFonts w:ascii="Verdana" w:hAnsi="Verdana"/>
+                <w:rFonts w:ascii="Calibri" w:hAnsi="Calibri" w:cs="Calibri"/>
               </w:rPr>
               <w:t xml:space="preserve">        </w:t>
             </w:r>
@@ -5295,13 +5295,13 @@
             <w:pPr>
               <w:spacing w:after="0"/>
               <w:rPr>
-                <w:rFonts w:ascii="Verdana" w:hAnsi="Verdana"/>
+                <w:rFonts w:ascii="Calibri" w:hAnsi="Calibri" w:cs="Calibri"/>
               </w:rPr>
             </w:pPr>
             <w:permStart w:id="1322350251" w:edGrp="everyone"/>
             <w:r>
               <w:rPr>
-                <w:rFonts w:ascii="Verdana" w:hAnsi="Verdana"/>
+                <w:rFonts w:ascii="Calibri" w:hAnsi="Calibri" w:cs="Calibri"/>
               </w:rPr>
               <w:t xml:space="preserve">        </w:t>
             </w:r>
@@ -5315,7 +5315,7 @@
         <w:pStyle w:val="Heading2"/>
         <w:spacing w:before="0" w:after="0" w:line="240" w:lineRule="auto"/>
         <w:rPr>
-          <w:rFonts w:ascii="Verdana" w:hAnsi="Verdana"/>
+          <w:rFonts w:ascii="Calibri" w:hAnsi="Calibri" w:cs="Calibri"/>
           <w:b/>
           <w:color w:val="0066FF"/>
         </w:rPr>
@@ -5326,14 +5326,14 @@
         <w:pStyle w:val="Heading2"/>
         <w:spacing w:before="0" w:after="0" w:line="240" w:lineRule="auto"/>
         <w:rPr>
-          <w:rFonts w:ascii="Verdana" w:hAnsi="Verdana"/>
+          <w:rFonts w:ascii="Calibri" w:hAnsi="Calibri" w:cs="Calibri"/>
           <w:b/>
           <w:color w:val="0066FF"/>
         </w:rPr>
       </w:pPr>
       <w:r>
         <w:rPr>
-          <w:rFonts w:ascii="Verdana" w:hAnsi="Verdana"/>
+          <w:rFonts w:ascii="Calibri" w:hAnsi="Calibri" w:cs="Calibri"/>
           <w:b/>
           <w:color w:val="0066FF"/>
         </w:rPr>
@@ -5341,7 +5341,7 @@
       </w:r>
       <w:r>
         <w:rPr>
-          <w:rFonts w:ascii="Verdana" w:hAnsi="Verdana"/>
+          <w:rFonts w:ascii="Calibri" w:hAnsi="Calibri" w:cs="Calibri"/>
           <w:b/>
           <w:color w:val="0066FF"/>
         </w:rPr>
@@ -5350,7 +5350,7 @@
       </w:r>
       <w:r>
         <w:rPr>
-          <w:rFonts w:ascii="Verdana" w:hAnsi="Verdana"/>
+          <w:rFonts w:ascii="Calibri" w:hAnsi="Calibri" w:cs="Calibri"/>
           <w:b/>
           <w:color w:val="0066FF"/>
         </w:rPr>
@@ -5358,7 +5358,7 @@
       </w:r>
       <w:r>
         <w:rPr>
-          <w:rFonts w:ascii="Verdana" w:hAnsi="Verdana"/>
+          <w:rFonts w:ascii="Calibri" w:hAnsi="Calibri" w:cs="Calibri"/>
           <w:bCs/>
           <w:i/>
           <w:iCs/>
@@ -5369,7 +5369,7 @@
       </w:r>
       <w:r>
         <w:rPr>
-          <w:rFonts w:ascii="Verdana" w:hAnsi="Verdana"/>
+          <w:rFonts w:ascii="Calibri" w:hAnsi="Calibri" w:cs="Calibri"/>
           <w:bCs/>
           <w:i/>
           <w:iCs/>
@@ -5379,7 +5379,7 @@
       </w:r>
       <w:r>
         <w:rPr>
-          <w:rFonts w:ascii="Verdana" w:hAnsi="Verdana"/>
+          <w:rFonts w:ascii="Calibri" w:hAnsi="Calibri" w:cs="Calibri"/>
           <w:bCs/>
           <w:i/>
           <w:iCs/>
@@ -5395,7 +5395,7 @@
         <w:pStyle w:val="Heading2"/>
         <w:spacing w:before="0" w:after="0" w:line="240" w:lineRule="auto"/>
         <w:rPr>
-          <w:rFonts w:ascii="Verdana" w:hAnsi="Verdana"/>
+          <w:rFonts w:ascii="Calibri" w:hAnsi="Calibri" w:cs="Calibri"/>
           <w:bCs/>
           <w:color w:val="0066FF"/>
           <w:sz w:val="24"/>
@@ -5406,7 +5406,7 @@
       <w:bookmarkEnd w:id="1"/>
       <w:r>
         <w:rPr>
-          <w:rFonts w:ascii="Verdana" w:hAnsi="Verdana"/>
+          <w:rFonts w:ascii="Calibri" w:hAnsi="Calibri" w:cs="Calibri"/>
           <w:bCs/>
           <w:color w:val="0066FF"/>
           <w:sz w:val="24"/>
@@ -5416,7 +5416,7 @@
       </w:r>
       <w:r>
         <w:rPr>
-          <w:rFonts w:ascii="Verdana" w:hAnsi="Verdana"/>
+          <w:rFonts w:ascii="Calibri" w:hAnsi="Calibri" w:cs="Calibri"/>
           <w:bCs/>
           <w:color w:val="0066FF"/>
           <w:sz w:val="24"/>
@@ -5426,7 +5426,7 @@
       </w:r>
       <w:r>
         <w:rPr>
-          <w:rFonts w:ascii="Verdana" w:hAnsi="Verdana"/>
+          <w:rFonts w:ascii="Calibri" w:hAnsi="Calibri" w:cs="Calibri"/>
           <w:bCs/>
           <w:color w:val="0066FF"/>
           <w:sz w:val="24"/>
@@ -5436,7 +5436,7 @@
       </w:r>
       <w:r>
         <w:rPr>
-          <w:rFonts w:ascii="Verdana" w:hAnsi="Verdana"/>
+          <w:rFonts w:ascii="Calibri" w:hAnsi="Calibri" w:cs="Calibri"/>
           <w:bCs/>
           <w:color w:val="0066FF"/>
           <w:sz w:val="24"/>
@@ -5446,7 +5446,7 @@
       </w:r>
       <w:r>
         <w:rPr>
-          <w:rFonts w:ascii="Verdana" w:hAnsi="Verdana"/>
+          <w:rFonts w:ascii="Calibri" w:hAnsi="Calibri" w:cs="Calibri"/>
           <w:bCs/>
           <w:color w:val="0066FF"/>
           <w:sz w:val="24"/>
@@ -5456,7 +5456,7 @@
       </w:r>
       <w:r>
         <w:rPr>
-          <w:rFonts w:ascii="Verdana" w:hAnsi="Verdana"/>
+          <w:rFonts w:ascii="Calibri" w:hAnsi="Calibri" w:cs="Calibri"/>
           <w:bCs/>
           <w:color w:val="0066FF"/>
           <w:sz w:val="24"/>
@@ -5474,7 +5474,7 @@
         <w:spacing w:before="0" w:after="240"/>
         <w:ind w:right="0"/>
         <w:rPr>
-          <w:rFonts w:ascii="Verdana" w:hAnsi="Verdana"/>
+          <w:rFonts w:ascii="Calibri" w:hAnsi="Calibri" w:cs="Calibri"/>
           <w:color w:val="0066FF"/>
         </w:rPr>
       </w:pPr>
@@ -5482,14 +5482,14 @@
     <w:p>
       <w:pPr>
         <w:rPr>
-          <w:rFonts w:ascii="Verdana" w:hAnsi="Verdana"/>
-        </w:rPr>
-      </w:pPr>
-    </w:p>
-    <w:p>
-      <w:pPr>
-        <w:rPr>
-          <w:rFonts w:ascii="Verdana" w:hAnsi="Verdana"/>
+          <w:rFonts w:ascii="Calibri" w:hAnsi="Calibri" w:cs="Calibri"/>
+        </w:rPr>
+      </w:pPr>
+    </w:p>
+    <w:p>
+      <w:pPr>
+        <w:rPr>
+          <w:rFonts w:ascii="Calibri" w:hAnsi="Calibri" w:cs="Calibri"/>
         </w:rPr>
       </w:pPr>
     </w:p>
@@ -5497,20 +5497,20 @@
       <w:pPr>
         <w:rPr>
           <w:rStyle w:val="CommentReference"/>
-          <w:rFonts w:ascii="Verdana" w:hAnsi="Verdana"/>
+          <w:rFonts w:ascii="Calibri" w:hAnsi="Calibri" w:cs="Calibri"/>
           <w:color w:val="0066FF"/>
         </w:rPr>
       </w:pPr>
       <w:r>
         <w:rPr>
-          <w:rFonts w:ascii="Verdana" w:hAnsi="Verdana"/>
+          <w:rFonts w:ascii="Calibri" w:hAnsi="Calibri" w:cs="Calibri"/>
           <w:color w:val="0066FF"/>
         </w:rPr>
         <w:t>{{resume[</w:t>
       </w:r>
       <w:r>
         <w:rPr>
-          <w:rFonts w:ascii="Verdana" w:hAnsi="Verdana"/>
+          <w:rFonts w:ascii="Calibri" w:hAnsi="Calibri" w:cs="Calibri"/>
           <w:color w:val="0066FF"/>
         </w:rPr>
         <w:t>‘</w:t>
@@ -5518,7 +5518,7 @@
       <w:proofErr w:type="spellStart"/>
       <w:r>
         <w:rPr>
-          <w:rFonts w:ascii="Verdana" w:hAnsi="Verdana"/>
+          <w:rFonts w:ascii="Calibri" w:hAnsi="Calibri" w:cs="Calibri"/>
           <w:color w:val="0066FF"/>
         </w:rPr>
         <w:t>client_problem</w:t>
@@ -5526,21 +5526,21 @@
       <w:proofErr w:type="spellEnd"/>
       <w:r>
         <w:rPr>
-          <w:rFonts w:ascii="Verdana" w:hAnsi="Verdana"/>
+          <w:rFonts w:ascii="Calibri" w:hAnsi="Calibri" w:cs="Calibri"/>
           <w:color w:val="0066FF"/>
         </w:rPr>
         <w:t>’]</w:t>
       </w:r>
       <w:r>
         <w:rPr>
-          <w:rFonts w:ascii="Verdana" w:hAnsi="Verdana"/>
+          <w:rFonts w:ascii="Calibri" w:hAnsi="Calibri" w:cs="Calibri"/>
           <w:color w:val="0066FF"/>
         </w:rPr>
         <w:t>[0]</w:t>
       </w:r>
       <w:r>
         <w:rPr>
-          <w:rFonts w:ascii="Verdana" w:hAnsi="Verdana"/>
+          <w:rFonts w:ascii="Calibri" w:hAnsi="Calibri" w:cs="Calibri"/>
           <w:color w:val="0066FF"/>
         </w:rPr>
         <w:t>}}</w:t>
@@ -5550,7 +5550,7 @@
       <w:pPr>
         <w:rPr>
           <w:rStyle w:val="CommentReference"/>
-          <w:rFonts w:ascii="Verdana" w:hAnsi="Verdana"/>
+          <w:rFonts w:ascii="Calibri" w:hAnsi="Calibri" w:cs="Calibri"/>
           <w:b/>
           <w:bCs/>
           <w:color w:val="0066FF"/>
@@ -5560,7 +5560,7 @@
     <w:p>
       <w:pPr>
         <w:rPr>
-          <w:rFonts w:ascii="Verdana" w:hAnsi="Verdana"/>
+          <w:rFonts w:ascii="Calibri" w:hAnsi="Calibri" w:cs="Calibri"/>
           <w:b/>
           <w:bCs/>
           <w:color w:val="0066FF"/>
@@ -5568,7 +5568,7 @@
       </w:pPr>
       <w:r>
         <w:rPr>
-          <w:rFonts w:ascii="Verdana" w:hAnsi="Verdana"/>
+          <w:rFonts w:ascii="Calibri" w:hAnsi="Calibri" w:cs="Calibri"/>
           <w:b/>
           <w:bCs/>
           <w:color w:val="0066FF"/>
@@ -5584,14 +5584,14 @@
           <w:numId w:val="9"/>
         </w:numPr>
         <w:rPr>
-          <w:rFonts w:ascii="Verdana" w:hAnsi="Verdana"/>
+          <w:rFonts w:ascii="Calibri" w:hAnsi="Calibri" w:cs="Calibri"/>
           <w:color w:val="0066FF"/>
         </w:rPr>
       </w:pPr>
       <w:proofErr w:type="gramStart"/>
       <w:r>
         <w:rPr>
-          <w:rFonts w:ascii="Verdana" w:hAnsi="Verdana"/>
+          <w:rFonts w:ascii="Calibri" w:hAnsi="Calibri" w:cs="Calibri"/>
           <w:color w:val="0066FF"/>
         </w:rPr>
         <w:t>{{ resume</w:t>
@@ -5599,7 +5599,7 @@
       <w:proofErr w:type="gramEnd"/>
       <w:r>
         <w:rPr>
-          <w:rFonts w:ascii="Verdana" w:hAnsi="Verdana"/>
+          <w:rFonts w:ascii="Calibri" w:hAnsi="Calibri" w:cs="Calibri"/>
           <w:color w:val="0066FF"/>
         </w:rPr>
         <w:t>[‘generated_resume’][0][‘Voice_Of_Customer_WHAT_Functional_Description’] }}</w:t>
@@ -5609,7 +5609,7 @@
       <w:pPr>
         <w:pStyle w:val="ListParagraph"/>
         <w:rPr>
-          <w:rFonts w:ascii="Verdana" w:hAnsi="Verdana"/>
+          <w:rFonts w:ascii="Calibri" w:hAnsi="Calibri" w:cs="Calibri"/>
           <w:color w:val="0066FF"/>
         </w:rPr>
       </w:pPr>
@@ -5622,14 +5622,14 @@
           <w:numId w:val="9"/>
         </w:numPr>
         <w:rPr>
-          <w:rFonts w:ascii="Verdana" w:hAnsi="Verdana"/>
+          <w:rFonts w:ascii="Calibri" w:hAnsi="Calibri" w:cs="Calibri"/>
           <w:color w:val="0066FF"/>
         </w:rPr>
       </w:pPr>
       <w:proofErr w:type="gramStart"/>
       <w:r>
         <w:rPr>
-          <w:rFonts w:ascii="Verdana" w:hAnsi="Verdana"/>
+          <w:rFonts w:ascii="Calibri" w:hAnsi="Calibri" w:cs="Calibri"/>
           <w:color w:val="0066FF"/>
         </w:rPr>
         <w:t>{{ resume</w:t>
@@ -5637,7 +5637,7 @@
       <w:proofErr w:type="gramEnd"/>
       <w:r>
         <w:rPr>
-          <w:rFonts w:ascii="Verdana" w:hAnsi="Verdana"/>
+          <w:rFonts w:ascii="Calibri" w:hAnsi="Calibri" w:cs="Calibri"/>
           <w:color w:val="0066FF"/>
         </w:rPr>
         <w:t>[‘generated_resume’][0][‘Voice_Of_Customer_WHY_Business_Benefit_Need’] }}</w:t>
@@ -5647,7 +5647,7 @@
       <w:pPr>
         <w:pStyle w:val="ListParagraph"/>
         <w:rPr>
-          <w:rFonts w:ascii="Verdana" w:hAnsi="Verdana"/>
+          <w:rFonts w:ascii="Calibri" w:hAnsi="Calibri" w:cs="Calibri"/>
           <w:color w:val="0066FF"/>
         </w:rPr>
       </w:pPr>
@@ -5660,14 +5660,14 @@
           <w:numId w:val="9"/>
         </w:numPr>
         <w:rPr>
-          <w:rFonts w:ascii="Verdana" w:hAnsi="Verdana"/>
+          <w:rFonts w:ascii="Calibri" w:hAnsi="Calibri" w:cs="Calibri"/>
           <w:color w:val="0066FF"/>
         </w:rPr>
       </w:pPr>
       <w:proofErr w:type="gramStart"/>
       <w:r>
         <w:rPr>
-          <w:rFonts w:ascii="Verdana" w:hAnsi="Verdana"/>
+          <w:rFonts w:ascii="Calibri" w:hAnsi="Calibri" w:cs="Calibri"/>
           <w:color w:val="0066FF"/>
         </w:rPr>
         <w:t>{{ resume</w:t>
@@ -5675,7 +5675,7 @@
       <w:proofErr w:type="gramEnd"/>
       <w:r>
         <w:rPr>
-          <w:rFonts w:ascii="Verdana" w:hAnsi="Verdana"/>
+          <w:rFonts w:ascii="Calibri" w:hAnsi="Calibri" w:cs="Calibri"/>
           <w:color w:val="0066FF"/>
         </w:rPr>
         <w:t>[‘</w:t>
@@ -5683,7 +5683,7 @@
       <w:proofErr w:type="spellStart"/>
       <w:r>
         <w:rPr>
-          <w:rFonts w:ascii="Verdana" w:hAnsi="Verdana"/>
+          <w:rFonts w:ascii="Calibri" w:hAnsi="Calibri" w:cs="Calibri"/>
           <w:color w:val="0066FF"/>
         </w:rPr>
         <w:t>generated_resume</w:t>
@@ -5691,7 +5691,7 @@
       <w:proofErr w:type="spellEnd"/>
       <w:r>
         <w:rPr>
-          <w:rFonts w:ascii="Verdana" w:hAnsi="Verdana"/>
+          <w:rFonts w:ascii="Calibri" w:hAnsi="Calibri" w:cs="Calibri"/>
           <w:color w:val="0066FF"/>
         </w:rPr>
         <w:t>’][0][‘</w:t>
@@ -5699,7 +5699,7 @@
       <w:proofErr w:type="spellStart"/>
       <w:r>
         <w:rPr>
-          <w:rFonts w:ascii="Verdana" w:hAnsi="Verdana"/>
+          <w:rFonts w:ascii="Calibri" w:hAnsi="Calibri" w:cs="Calibri"/>
           <w:color w:val="0066FF"/>
         </w:rPr>
         <w:t>Voice_Of_Customer_WHO_WHERE</w:t>
@@ -5707,7 +5707,7 @@
       <w:proofErr w:type="spellEnd"/>
       <w:r>
         <w:rPr>
-          <w:rFonts w:ascii="Verdana" w:hAnsi="Verdana"/>
+          <w:rFonts w:ascii="Calibri" w:hAnsi="Calibri" w:cs="Calibri"/>
           <w:color w:val="0066FF"/>
         </w:rPr>
         <w:t>’] }}</w:t>
@@ -5717,7 +5717,7 @@
       <w:pPr>
         <w:pStyle w:val="ListParagraph"/>
         <w:rPr>
-          <w:rFonts w:ascii="Verdana" w:hAnsi="Verdana"/>
+          <w:rFonts w:ascii="Calibri" w:hAnsi="Calibri" w:cs="Calibri"/>
           <w:color w:val="0066FF"/>
         </w:rPr>
       </w:pPr>
@@ -5730,14 +5730,14 @@
           <w:numId w:val="9"/>
         </w:numPr>
         <w:rPr>
-          <w:rFonts w:ascii="Verdana" w:hAnsi="Verdana"/>
+          <w:rFonts w:ascii="Calibri" w:hAnsi="Calibri" w:cs="Calibri"/>
           <w:color w:val="0066FF"/>
         </w:rPr>
       </w:pPr>
       <w:proofErr w:type="gramStart"/>
       <w:r>
         <w:rPr>
-          <w:rFonts w:ascii="Verdana" w:hAnsi="Verdana"/>
+          <w:rFonts w:ascii="Calibri" w:hAnsi="Calibri" w:cs="Calibri"/>
           <w:color w:val="0066FF"/>
         </w:rPr>
         <w:t>{{ resume</w:t>
@@ -5745,7 +5745,7 @@
       <w:proofErr w:type="gramEnd"/>
       <w:r>
         <w:rPr>
-          <w:rFonts w:ascii="Verdana" w:hAnsi="Verdana"/>
+          <w:rFonts w:ascii="Calibri" w:hAnsi="Calibri" w:cs="Calibri"/>
           <w:color w:val="0066FF"/>
         </w:rPr>
         <w:t>[‘</w:t>
@@ -5753,7 +5753,7 @@
       <w:proofErr w:type="spellStart"/>
       <w:r>
         <w:rPr>
-          <w:rFonts w:ascii="Verdana" w:hAnsi="Verdana"/>
+          <w:rFonts w:ascii="Calibri" w:hAnsi="Calibri" w:cs="Calibri"/>
           <w:color w:val="0066FF"/>
         </w:rPr>
         <w:t>generated_resume</w:t>
@@ -5761,7 +5761,7 @@
       <w:proofErr w:type="spellEnd"/>
       <w:r>
         <w:rPr>
-          <w:rFonts w:ascii="Verdana" w:hAnsi="Verdana"/>
+          <w:rFonts w:ascii="Calibri" w:hAnsi="Calibri" w:cs="Calibri"/>
           <w:color w:val="0066FF"/>
         </w:rPr>
         <w:t>’][0][‘</w:t>
@@ -5769,7 +5769,7 @@
       <w:proofErr w:type="spellStart"/>
       <w:r>
         <w:rPr>
-          <w:rFonts w:ascii="Verdana" w:hAnsi="Verdana"/>
+          <w:rFonts w:ascii="Calibri" w:hAnsi="Calibri" w:cs="Calibri"/>
           <w:color w:val="0066FF"/>
         </w:rPr>
         <w:t>Voice_Of_Customer_WHEN</w:t>
@@ -5777,7 +5777,7 @@
       <w:proofErr w:type="spellEnd"/>
       <w:r>
         <w:rPr>
-          <w:rFonts w:ascii="Verdana" w:hAnsi="Verdana"/>
+          <w:rFonts w:ascii="Calibri" w:hAnsi="Calibri" w:cs="Calibri"/>
           <w:color w:val="0066FF"/>
         </w:rPr>
         <w:t>’] }}</w:t>
@@ -5787,7 +5787,7 @@
       <w:pPr>
         <w:pStyle w:val="ListParagraph"/>
         <w:rPr>
-          <w:rFonts w:ascii="Verdana" w:hAnsi="Verdana"/>
+          <w:rFonts w:ascii="Calibri" w:hAnsi="Calibri" w:cs="Calibri"/>
           <w:color w:val="0066FF"/>
         </w:rPr>
       </w:pPr>
@@ -5800,14 +5800,14 @@
           <w:numId w:val="9"/>
         </w:numPr>
         <w:rPr>
-          <w:rFonts w:ascii="Verdana" w:hAnsi="Verdana"/>
+          <w:rFonts w:ascii="Calibri" w:hAnsi="Calibri" w:cs="Calibri"/>
           <w:color w:val="0066FF"/>
         </w:rPr>
       </w:pPr>
       <w:proofErr w:type="gramStart"/>
       <w:r>
         <w:rPr>
-          <w:rFonts w:ascii="Verdana" w:hAnsi="Verdana"/>
+          <w:rFonts w:ascii="Calibri" w:hAnsi="Calibri" w:cs="Calibri"/>
           <w:color w:val="0066FF"/>
         </w:rPr>
         <w:t>{{ resume</w:t>
@@ -5815,7 +5815,7 @@
       <w:proofErr w:type="gramEnd"/>
       <w:r>
         <w:rPr>
-          <w:rFonts w:ascii="Verdana" w:hAnsi="Verdana"/>
+          <w:rFonts w:ascii="Calibri" w:hAnsi="Calibri" w:cs="Calibri"/>
           <w:color w:val="0066FF"/>
         </w:rPr>
         <w:t>[‘</w:t>
@@ -5823,7 +5823,7 @@
       <w:proofErr w:type="spellStart"/>
       <w:r>
         <w:rPr>
-          <w:rFonts w:ascii="Verdana" w:hAnsi="Verdana"/>
+          <w:rFonts w:ascii="Calibri" w:hAnsi="Calibri" w:cs="Calibri"/>
           <w:color w:val="0066FF"/>
         </w:rPr>
         <w:t>generated_resume</w:t>
@@ -5831,7 +5831,7 @@
       <w:proofErr w:type="spellEnd"/>
       <w:r>
         <w:rPr>
-          <w:rFonts w:ascii="Verdana" w:hAnsi="Verdana"/>
+          <w:rFonts w:ascii="Calibri" w:hAnsi="Calibri" w:cs="Calibri"/>
           <w:color w:val="0066FF"/>
         </w:rPr>
         <w:t>’][0][‘</w:t>
@@ -5839,7 +5839,7 @@
       <w:proofErr w:type="spellStart"/>
       <w:r>
         <w:rPr>
-          <w:rFonts w:ascii="Verdana" w:hAnsi="Verdana"/>
+          <w:rFonts w:ascii="Calibri" w:hAnsi="Calibri" w:cs="Calibri"/>
           <w:color w:val="0066FF"/>
         </w:rPr>
         <w:t>Voice_Of_Customer_HOW_Input</w:t>
@@ -5847,7 +5847,7 @@
       <w:proofErr w:type="spellEnd"/>
       <w:r>
         <w:rPr>
-          <w:rFonts w:ascii="Verdana" w:hAnsi="Verdana"/>
+          <w:rFonts w:ascii="Calibri" w:hAnsi="Calibri" w:cs="Calibri"/>
           <w:color w:val="0066FF"/>
         </w:rPr>
         <w:t>’] }}</w:t>
@@ -5857,7 +5857,7 @@
       <w:pPr>
         <w:pStyle w:val="ListParagraph"/>
         <w:rPr>
-          <w:rFonts w:ascii="Verdana" w:hAnsi="Verdana"/>
+          <w:rFonts w:ascii="Calibri" w:hAnsi="Calibri" w:cs="Calibri"/>
           <w:color w:val="0066FF"/>
         </w:rPr>
       </w:pPr>
@@ -5870,14 +5870,14 @@
           <w:numId w:val="9"/>
         </w:numPr>
         <w:rPr>
-          <w:rFonts w:ascii="Verdana" w:hAnsi="Verdana"/>
+          <w:rFonts w:ascii="Calibri" w:hAnsi="Calibri" w:cs="Calibri"/>
           <w:color w:val="0066FF"/>
         </w:rPr>
       </w:pPr>
       <w:proofErr w:type="gramStart"/>
       <w:r>
         <w:rPr>
-          <w:rFonts w:ascii="Verdana" w:hAnsi="Verdana"/>
+          <w:rFonts w:ascii="Calibri" w:hAnsi="Calibri" w:cs="Calibri"/>
           <w:color w:val="0066FF"/>
         </w:rPr>
         <w:t>{{ resume</w:t>
@@ -5885,7 +5885,7 @@
       <w:proofErr w:type="gramEnd"/>
       <w:r>
         <w:rPr>
-          <w:rFonts w:ascii="Verdana" w:hAnsi="Verdana"/>
+          <w:rFonts w:ascii="Calibri" w:hAnsi="Calibri" w:cs="Calibri"/>
           <w:color w:val="0066FF"/>
         </w:rPr>
         <w:t>[‘</w:t>
@@ -5893,7 +5893,7 @@
       <w:proofErr w:type="spellStart"/>
       <w:r>
         <w:rPr>
-          <w:rFonts w:ascii="Verdana" w:hAnsi="Verdana"/>
+          <w:rFonts w:ascii="Calibri" w:hAnsi="Calibri" w:cs="Calibri"/>
           <w:color w:val="0066FF"/>
         </w:rPr>
         <w:t>generated_resume</w:t>
@@ -5901,7 +5901,7 @@
       <w:proofErr w:type="spellEnd"/>
       <w:r>
         <w:rPr>
-          <w:rFonts w:ascii="Verdana" w:hAnsi="Verdana"/>
+          <w:rFonts w:ascii="Calibri" w:hAnsi="Calibri" w:cs="Calibri"/>
           <w:color w:val="0066FF"/>
         </w:rPr>
         <w:t>’][0][‘</w:t>
@@ -5909,7 +5909,7 @@
       <w:proofErr w:type="spellStart"/>
       <w:r>
         <w:rPr>
-          <w:rFonts w:ascii="Verdana" w:hAnsi="Verdana"/>
+          <w:rFonts w:ascii="Calibri" w:hAnsi="Calibri" w:cs="Calibri"/>
           <w:color w:val="0066FF"/>
         </w:rPr>
         <w:t>Voice_Of_Customer_HOW_Process</w:t>
@@ -5917,7 +5917,7 @@
       <w:proofErr w:type="spellEnd"/>
       <w:r>
         <w:rPr>
-          <w:rFonts w:ascii="Verdana" w:hAnsi="Verdana"/>
+          <w:rFonts w:ascii="Calibri" w:hAnsi="Calibri" w:cs="Calibri"/>
           <w:color w:val="0066FF"/>
         </w:rPr>
         <w:t>’] }}</w:t>
@@ -5927,7 +5927,7 @@
       <w:pPr>
         <w:pStyle w:val="ListParagraph"/>
         <w:rPr>
-          <w:rFonts w:ascii="Verdana" w:hAnsi="Verdana"/>
+          <w:rFonts w:ascii="Calibri" w:hAnsi="Calibri" w:cs="Calibri"/>
           <w:color w:val="0066FF"/>
         </w:rPr>
       </w:pPr>
@@ -5940,14 +5940,14 @@
           <w:numId w:val="9"/>
         </w:numPr>
         <w:rPr>
-          <w:rFonts w:ascii="Verdana" w:hAnsi="Verdana"/>
+          <w:rFonts w:ascii="Calibri" w:hAnsi="Calibri" w:cs="Calibri"/>
           <w:color w:val="0066FF"/>
         </w:rPr>
       </w:pPr>
       <w:proofErr w:type="gramStart"/>
       <w:r>
         <w:rPr>
-          <w:rFonts w:ascii="Verdana" w:hAnsi="Verdana"/>
+          <w:rFonts w:ascii="Calibri" w:hAnsi="Calibri" w:cs="Calibri"/>
           <w:color w:val="0066FF"/>
         </w:rPr>
         <w:t>{{ resume</w:t>
@@ -5955,7 +5955,7 @@
       <w:proofErr w:type="gramEnd"/>
       <w:r>
         <w:rPr>
-          <w:rFonts w:ascii="Verdana" w:hAnsi="Verdana"/>
+          <w:rFonts w:ascii="Calibri" w:hAnsi="Calibri" w:cs="Calibri"/>
           <w:color w:val="0066FF"/>
         </w:rPr>
         <w:t>[‘</w:t>
@@ -5963,7 +5963,7 @@
       <w:proofErr w:type="spellStart"/>
       <w:r>
         <w:rPr>
-          <w:rFonts w:ascii="Verdana" w:hAnsi="Verdana"/>
+          <w:rFonts w:ascii="Calibri" w:hAnsi="Calibri" w:cs="Calibri"/>
           <w:color w:val="0066FF"/>
         </w:rPr>
         <w:t>generated_resume</w:t>
@@ -5971,7 +5971,7 @@
       <w:proofErr w:type="spellEnd"/>
       <w:r>
         <w:rPr>
-          <w:rFonts w:ascii="Verdana" w:hAnsi="Verdana"/>
+          <w:rFonts w:ascii="Calibri" w:hAnsi="Calibri" w:cs="Calibri"/>
           <w:color w:val="0066FF"/>
         </w:rPr>
         <w:t>’][0][‘</w:t>
@@ -5979,7 +5979,7 @@
       <w:proofErr w:type="spellStart"/>
       <w:r>
         <w:rPr>
-          <w:rFonts w:ascii="Verdana" w:hAnsi="Verdana"/>
+          <w:rFonts w:ascii="Calibri" w:hAnsi="Calibri" w:cs="Calibri"/>
           <w:color w:val="0066FF"/>
         </w:rPr>
         <w:t>Voice_Of_Customer_HOW_Output</w:t>
@@ -5987,7 +5987,7 @@
       <w:proofErr w:type="spellEnd"/>
       <w:r>
         <w:rPr>
-          <w:rFonts w:ascii="Verdana" w:hAnsi="Verdana"/>
+          <w:rFonts w:ascii="Calibri" w:hAnsi="Calibri" w:cs="Calibri"/>
           <w:color w:val="0066FF"/>
         </w:rPr>
         <w:t>’] }}</w:t>
@@ -5997,7 +5997,7 @@
       <w:pPr>
         <w:rPr>
           <w:rStyle w:val="CommentReference"/>
-          <w:rFonts w:ascii="Verdana" w:hAnsi="Verdana"/>
+          <w:rFonts w:ascii="Calibri" w:hAnsi="Calibri" w:cs="Calibri"/>
           <w:b/>
           <w:bCs/>
           <w:color w:val="0066FF"/>
@@ -6018,13 +6018,13 @@
         <w:pStyle w:val="Heading2"/>
         <w:spacing w:before="0" w:after="0" w:line="240" w:lineRule="auto"/>
         <w:rPr>
-          <w:rFonts w:ascii="Verdana" w:hAnsi="Verdana"/>
-          <w:b/>
-        </w:rPr>
-      </w:pPr>
-      <w:r>
-        <w:rPr>
-          <w:rFonts w:ascii="Verdana" w:hAnsi="Verdana"/>
+          <w:rFonts w:ascii="Calibri" w:hAnsi="Calibri" w:cs="Calibri"/>
+          <w:b/>
+        </w:rPr>
+      </w:pPr>
+      <w:r>
+        <w:rPr>
+          <w:rFonts w:ascii="Calibri" w:hAnsi="Calibri" w:cs="Calibri"/>
           <w:b/>
           <w:color w:val="0000FF"/>
         </w:rPr>
@@ -6032,7 +6032,7 @@
       </w:r>
       <w:r>
         <w:rPr>
-          <w:rFonts w:ascii="Verdana" w:hAnsi="Verdana"/>
+          <w:rFonts w:ascii="Calibri" w:hAnsi="Calibri" w:cs="Calibri"/>
           <w:b/>
         </w:rPr>
         <w:lastRenderedPageBreak/>
@@ -6044,7 +6044,7 @@
         <w:pStyle w:val="Heading2"/>
         <w:spacing w:before="0" w:after="0" w:line="240" w:lineRule="auto"/>
         <w:rPr>
-          <w:rFonts w:ascii="Verdana" w:hAnsi="Verdana"/>
+          <w:rFonts w:ascii="Calibri" w:hAnsi="Calibri" w:cs="Calibri"/>
           <w:bCs/>
           <w:sz w:val="24"/>
           <w:szCs w:val="24"/>
@@ -6054,7 +6054,7 @@
       <w:bookmarkEnd w:id="2"/>
       <w:r>
         <w:rPr>
-          <w:rFonts w:ascii="Verdana" w:hAnsi="Verdana"/>
+          <w:rFonts w:ascii="Calibri" w:hAnsi="Calibri" w:cs="Calibri"/>
           <w:bCs/>
           <w:sz w:val="24"/>
           <w:szCs w:val="24"/>
@@ -6063,7 +6063,7 @@
       </w:r>
       <w:r>
         <w:rPr>
-          <w:rFonts w:ascii="Verdana" w:hAnsi="Verdana"/>
+          <w:rFonts w:ascii="Calibri" w:hAnsi="Calibri" w:cs="Calibri"/>
           <w:bCs/>
           <w:sz w:val="24"/>
           <w:szCs w:val="24"/>
@@ -6072,7 +6072,7 @@
       </w:r>
       <w:r>
         <w:rPr>
-          <w:rFonts w:ascii="Verdana" w:hAnsi="Verdana"/>
+          <w:rFonts w:ascii="Calibri" w:hAnsi="Calibri" w:cs="Calibri"/>
           <w:bCs/>
           <w:sz w:val="24"/>
           <w:szCs w:val="24"/>
@@ -6081,7 +6081,7 @@
       </w:r>
       <w:r>
         <w:rPr>
-          <w:rFonts w:ascii="Verdana" w:hAnsi="Verdana"/>
+          <w:rFonts w:ascii="Calibri" w:hAnsi="Calibri" w:cs="Calibri"/>
           <w:bCs/>
           <w:sz w:val="24"/>
           <w:szCs w:val="24"/>
@@ -6090,7 +6090,7 @@
       </w:r>
       <w:r>
         <w:rPr>
-          <w:rFonts w:ascii="Verdana" w:hAnsi="Verdana"/>
+          <w:rFonts w:ascii="Calibri" w:hAnsi="Calibri" w:cs="Calibri"/>
           <w:bCs/>
           <w:sz w:val="24"/>
           <w:szCs w:val="24"/>
@@ -6107,7 +6107,7 @@
         <w:spacing w:before="0" w:after="240"/>
         <w:ind w:right="0"/>
         <w:rPr>
-          <w:rFonts w:ascii="Verdana" w:hAnsi="Verdana"/>
+          <w:rFonts w:ascii="Calibri" w:hAnsi="Calibri" w:cs="Calibri"/>
         </w:rPr>
       </w:pPr>
     </w:p>
@@ -6115,14 +6115,14 @@
       <w:pPr>
         <w:rPr>
           <w:rStyle w:val="CommentReference"/>
-          <w:rFonts w:ascii="Verdana" w:hAnsi="Verdana"/>
+          <w:rFonts w:ascii="Calibri" w:hAnsi="Calibri" w:cs="Calibri"/>
           <w:color w:val="000099"/>
           <w:sz w:val="20"/>
         </w:rPr>
       </w:pPr>
       <w:r>
         <w:rPr>
-          <w:rFonts w:ascii="Verdana" w:hAnsi="Verdana"/>
+          <w:rFonts w:ascii="Calibri" w:hAnsi="Calibri" w:cs="Calibri"/>
           <w:b/>
           <w:bCs/>
         </w:rPr>
@@ -6131,7 +6131,7 @@
       <w:proofErr w:type="gramStart"/>
       <w:r>
         <w:rPr>
-          <w:rFonts w:ascii="Verdana" w:hAnsi="Verdana"/>
+          <w:rFonts w:ascii="Calibri" w:hAnsi="Calibri" w:cs="Calibri"/>
           <w:color w:val="000000" w:themeColor="text1"/>
         </w:rPr>
         <w:t>{{ resume</w:t>
@@ -6139,7 +6139,7 @@
       <w:proofErr w:type="gramEnd"/>
       <w:r>
         <w:rPr>
-          <w:rFonts w:ascii="Verdana" w:hAnsi="Verdana"/>
+          <w:rFonts w:ascii="Calibri" w:hAnsi="Calibri" w:cs="Calibri"/>
           <w:color w:val="000000" w:themeColor="text1"/>
         </w:rPr>
         <w:t>[‘</w:t>
@@ -6147,7 +6147,7 @@
       <w:proofErr w:type="spellStart"/>
       <w:r>
         <w:rPr>
-          <w:rFonts w:ascii="Verdana" w:hAnsi="Verdana"/>
+          <w:rFonts w:ascii="Calibri" w:hAnsi="Calibri" w:cs="Calibri"/>
           <w:color w:val="000000" w:themeColor="text1"/>
         </w:rPr>
         <w:t>generated_resume</w:t>
@@ -6155,7 +6155,7 @@
       <w:proofErr w:type="spellEnd"/>
       <w:r>
         <w:rPr>
-          <w:rFonts w:ascii="Verdana" w:hAnsi="Verdana"/>
+          <w:rFonts w:ascii="Calibri" w:hAnsi="Calibri" w:cs="Calibri"/>
           <w:color w:val="000000" w:themeColor="text1"/>
         </w:rPr>
         <w:t>’][1][‘</w:t>
@@ -6163,7 +6163,7 @@
       <w:proofErr w:type="spellStart"/>
       <w:r>
         <w:rPr>
-          <w:rFonts w:ascii="Verdana" w:hAnsi="Verdana"/>
+          <w:rFonts w:ascii="Calibri" w:hAnsi="Calibri" w:cs="Calibri"/>
           <w:color w:val="000000" w:themeColor="text1"/>
         </w:rPr>
         <w:t>alternatives_considered</w:t>
@@ -6171,7 +6171,7 @@
       <w:proofErr w:type="spellEnd"/>
       <w:r>
         <w:rPr>
-          <w:rFonts w:ascii="Verdana" w:hAnsi="Verdana"/>
+          <w:rFonts w:ascii="Calibri" w:hAnsi="Calibri" w:cs="Calibri"/>
           <w:color w:val="000000" w:themeColor="text1"/>
         </w:rPr>
         <w:t>’] }}</w:t>
@@ -6212,16 +6212,16 @@
             <w:pPr>
               <w:spacing w:after="0"/>
               <w:rPr>
-                <w:rFonts w:ascii="Verdana" w:hAnsi="Verdana"/>
+                <w:rFonts w:ascii="Calibri" w:hAnsi="Calibri" w:cs="Calibri"/>
                 <w:b/>
                 <w:bCs/>
-                <w:sz w:val="16"/>
-                <w:szCs w:val="16"/>
+                <w:sz w:val="20"/>
+                <w:szCs w:val="20"/>
               </w:rPr>
             </w:pPr>
             <w:r>
               <w:rPr>
-                <w:rFonts w:ascii="Verdana" w:hAnsi="Verdana"/>
+                <w:rFonts w:ascii="Calibri" w:hAnsi="Calibri" w:cs="Calibri"/>
                 <w:b/>
                 <w:bCs/>
               </w:rPr>
@@ -6275,14 +6275,14 @@
             <w:pPr>
               <w:spacing w:after="0"/>
               <w:rPr>
-                <w:rFonts w:ascii="Verdana" w:hAnsi="Verdana"/>
+                <w:rFonts w:ascii="Calibri" w:hAnsi="Calibri" w:cs="Calibri"/>
                 <w:b/>
                 <w:bCs/>
               </w:rPr>
             </w:pPr>
             <w:r>
               <w:rPr>
-                <w:rFonts w:ascii="Verdana" w:hAnsi="Verdana"/>
+                <w:rFonts w:ascii="Calibri" w:hAnsi="Calibri" w:cs="Calibri"/>
                 <w:b/>
                 <w:bCs/>
               </w:rPr>
@@ -6304,14 +6304,14 @@
             <w:pPr>
               <w:spacing w:after="0"/>
               <w:rPr>
-                <w:rFonts w:ascii="Verdana" w:hAnsi="Verdana"/>
+                <w:rFonts w:ascii="Calibri" w:hAnsi="Calibri" w:cs="Calibri"/>
                 <w:b/>
                 <w:bCs/>
               </w:rPr>
             </w:pPr>
             <w:r>
               <w:rPr>
-                <w:rFonts w:ascii="Verdana" w:hAnsi="Verdana"/>
+                <w:rFonts w:ascii="Calibri" w:hAnsi="Calibri" w:cs="Calibri"/>
                 <w:b/>
                 <w:bCs/>
               </w:rPr>
@@ -6342,21 +6342,21 @@
               <w:spacing w:after="0"/>
               <w:rPr>
                 <w:rStyle w:val="CommentReference"/>
-                <w:rFonts w:ascii="Verdana" w:hAnsi="Verdana"/>
+                <w:rFonts w:ascii="Calibri" w:hAnsi="Calibri" w:cs="Calibri"/>
                 <w:sz w:val="20"/>
               </w:rPr>
             </w:pPr>
             <w:permStart w:id="1229133429" w:edGrp="everyone"/>
             <w:r>
               <w:rPr>
-                <w:rFonts w:ascii="Verdana" w:hAnsi="Verdana"/>
+                <w:rFonts w:ascii="Calibri" w:hAnsi="Calibri" w:cs="Calibri"/>
               </w:rPr>
               <w:t xml:space="preserve">        </w:t>
             </w:r>
             <w:permEnd w:id="1229133429"/>
             <w:r>
               <w:rPr>
-                <w:rFonts w:ascii="Verdana" w:hAnsi="Verdana"/>
+                <w:rFonts w:ascii="Calibri" w:hAnsi="Calibri" w:cs="Calibri"/>
               </w:rPr>
               <w:t xml:space="preserve">   </w:t>
             </w:r>
@@ -6375,21 +6375,21 @@
               <w:spacing w:after="0"/>
               <w:rPr>
                 <w:rStyle w:val="CommentReference"/>
-                <w:rFonts w:ascii="Verdana" w:hAnsi="Verdana"/>
+                <w:rFonts w:ascii="Calibri" w:hAnsi="Calibri" w:cs="Calibri"/>
                 <w:sz w:val="20"/>
               </w:rPr>
             </w:pPr>
             <w:permStart w:id="1190548627" w:edGrp="everyone"/>
             <w:r>
               <w:rPr>
-                <w:rFonts w:ascii="Verdana" w:hAnsi="Verdana"/>
+                <w:rFonts w:ascii="Calibri" w:hAnsi="Calibri" w:cs="Calibri"/>
               </w:rPr>
               <w:t xml:space="preserve">        </w:t>
             </w:r>
             <w:permEnd w:id="1190548627"/>
             <w:r>
               <w:rPr>
-                <w:rFonts w:ascii="Verdana" w:hAnsi="Verdana"/>
+                <w:rFonts w:ascii="Calibri" w:hAnsi="Calibri" w:cs="Calibri"/>
               </w:rPr>
               <w:t xml:space="preserve">   </w:t>
             </w:r>
@@ -6408,21 +6408,21 @@
               <w:spacing w:after="0"/>
               <w:rPr>
                 <w:rStyle w:val="CommentReference"/>
-                <w:rFonts w:ascii="Verdana" w:hAnsi="Verdana"/>
+                <w:rFonts w:ascii="Calibri" w:hAnsi="Calibri" w:cs="Calibri"/>
                 <w:sz w:val="20"/>
               </w:rPr>
             </w:pPr>
             <w:permStart w:id="1897730468" w:edGrp="everyone"/>
             <w:r>
               <w:rPr>
-                <w:rFonts w:ascii="Verdana" w:hAnsi="Verdana"/>
+                <w:rFonts w:ascii="Calibri" w:hAnsi="Calibri" w:cs="Calibri"/>
               </w:rPr>
               <w:t xml:space="preserve">        </w:t>
             </w:r>
             <w:permEnd w:id="1897730468"/>
             <w:r>
               <w:rPr>
-                <w:rFonts w:ascii="Verdana" w:hAnsi="Verdana"/>
+                <w:rFonts w:ascii="Calibri" w:hAnsi="Calibri" w:cs="Calibri"/>
               </w:rPr>
               <w:t xml:space="preserve">   </w:t>
             </w:r>
@@ -6441,21 +6441,21 @@
               <w:spacing w:after="0"/>
               <w:rPr>
                 <w:rStyle w:val="CommentReference"/>
-                <w:rFonts w:ascii="Verdana" w:hAnsi="Verdana"/>
+                <w:rFonts w:ascii="Calibri" w:hAnsi="Calibri" w:cs="Calibri"/>
                 <w:sz w:val="20"/>
               </w:rPr>
             </w:pPr>
             <w:permStart w:id="1668886743" w:edGrp="everyone"/>
             <w:r>
               <w:rPr>
-                <w:rFonts w:ascii="Verdana" w:hAnsi="Verdana"/>
+                <w:rFonts w:ascii="Calibri" w:hAnsi="Calibri" w:cs="Calibri"/>
               </w:rPr>
               <w:t xml:space="preserve">        </w:t>
             </w:r>
             <w:permEnd w:id="1668886743"/>
             <w:r>
               <w:rPr>
-                <w:rFonts w:ascii="Verdana" w:hAnsi="Verdana"/>
+                <w:rFonts w:ascii="Calibri" w:hAnsi="Calibri" w:cs="Calibri"/>
               </w:rPr>
               <w:t xml:space="preserve">   </w:t>
             </w:r>
@@ -6483,13 +6483,13 @@
             <w:pPr>
               <w:spacing w:after="0"/>
               <w:rPr>
-                <w:rFonts w:ascii="Verdana" w:hAnsi="Verdana"/>
+                <w:rFonts w:ascii="Calibri" w:hAnsi="Calibri" w:cs="Calibri"/>
               </w:rPr>
             </w:pPr>
             <w:permStart w:id="1781033780" w:edGrp="everyone"/>
             <w:r>
               <w:rPr>
-                <w:rFonts w:ascii="Verdana" w:hAnsi="Verdana"/>
+                <w:rFonts w:ascii="Calibri" w:hAnsi="Calibri" w:cs="Calibri"/>
               </w:rPr>
               <w:t xml:space="preserve">        </w:t>
             </w:r>
@@ -6508,13 +6508,13 @@
             <w:pPr>
               <w:spacing w:after="0"/>
               <w:rPr>
-                <w:rFonts w:ascii="Verdana" w:hAnsi="Verdana"/>
+                <w:rFonts w:ascii="Calibri" w:hAnsi="Calibri" w:cs="Calibri"/>
               </w:rPr>
             </w:pPr>
             <w:permStart w:id="988236676" w:edGrp="everyone"/>
             <w:r>
               <w:rPr>
-                <w:rFonts w:ascii="Verdana" w:hAnsi="Verdana"/>
+                <w:rFonts w:ascii="Calibri" w:hAnsi="Calibri" w:cs="Calibri"/>
               </w:rPr>
               <w:t xml:space="preserve">        </w:t>
             </w:r>
@@ -6533,13 +6533,13 @@
             <w:pPr>
               <w:spacing w:after="0"/>
               <w:rPr>
-                <w:rFonts w:ascii="Verdana" w:hAnsi="Verdana"/>
+                <w:rFonts w:ascii="Calibri" w:hAnsi="Calibri" w:cs="Calibri"/>
               </w:rPr>
             </w:pPr>
             <w:permStart w:id="1479111526" w:edGrp="everyone"/>
             <w:r>
               <w:rPr>
-                <w:rFonts w:ascii="Verdana" w:hAnsi="Verdana"/>
+                <w:rFonts w:ascii="Calibri" w:hAnsi="Calibri" w:cs="Calibri"/>
               </w:rPr>
               <w:t xml:space="preserve">        </w:t>
             </w:r>
@@ -6558,13 +6558,13 @@
             <w:pPr>
               <w:spacing w:after="0"/>
               <w:rPr>
-                <w:rFonts w:ascii="Verdana" w:hAnsi="Verdana"/>
+                <w:rFonts w:ascii="Calibri" w:hAnsi="Calibri" w:cs="Calibri"/>
               </w:rPr>
             </w:pPr>
             <w:permStart w:id="363295435" w:edGrp="everyone"/>
             <w:r>
               <w:rPr>
-                <w:rFonts w:ascii="Verdana" w:hAnsi="Verdana"/>
+                <w:rFonts w:ascii="Calibri" w:hAnsi="Calibri" w:cs="Calibri"/>
               </w:rPr>
               <w:t xml:space="preserve">        </w:t>
             </w:r>
@@ -6593,13 +6593,13 @@
             <w:pPr>
               <w:spacing w:after="0"/>
               <w:rPr>
-                <w:rFonts w:ascii="Verdana" w:hAnsi="Verdana"/>
+                <w:rFonts w:ascii="Calibri" w:hAnsi="Calibri" w:cs="Calibri"/>
               </w:rPr>
             </w:pPr>
             <w:permStart w:id="183390099" w:edGrp="everyone"/>
             <w:r>
               <w:rPr>
-                <w:rFonts w:ascii="Verdana" w:hAnsi="Verdana"/>
+                <w:rFonts w:ascii="Calibri" w:hAnsi="Calibri" w:cs="Calibri"/>
               </w:rPr>
               <w:t xml:space="preserve">        </w:t>
             </w:r>
@@ -6618,13 +6618,13 @@
             <w:pPr>
               <w:spacing w:after="0"/>
               <w:rPr>
-                <w:rFonts w:ascii="Verdana" w:hAnsi="Verdana"/>
+                <w:rFonts w:ascii="Calibri" w:hAnsi="Calibri" w:cs="Calibri"/>
               </w:rPr>
             </w:pPr>
             <w:permStart w:id="1780878385" w:edGrp="everyone"/>
             <w:r>
               <w:rPr>
-                <w:rFonts w:ascii="Verdana" w:hAnsi="Verdana"/>
+                <w:rFonts w:ascii="Calibri" w:hAnsi="Calibri" w:cs="Calibri"/>
               </w:rPr>
               <w:t xml:space="preserve">        </w:t>
             </w:r>
@@ -6643,13 +6643,13 @@
             <w:pPr>
               <w:spacing w:after="0"/>
               <w:rPr>
-                <w:rFonts w:ascii="Verdana" w:hAnsi="Verdana"/>
+                <w:rFonts w:ascii="Calibri" w:hAnsi="Calibri" w:cs="Calibri"/>
               </w:rPr>
             </w:pPr>
             <w:permStart w:id="1237743282" w:edGrp="everyone"/>
             <w:r>
               <w:rPr>
-                <w:rFonts w:ascii="Verdana" w:hAnsi="Verdana"/>
+                <w:rFonts w:ascii="Calibri" w:hAnsi="Calibri" w:cs="Calibri"/>
               </w:rPr>
               <w:t xml:space="preserve">        </w:t>
             </w:r>
@@ -6668,13 +6668,13 @@
             <w:pPr>
               <w:spacing w:after="0"/>
               <w:rPr>
-                <w:rFonts w:ascii="Verdana" w:hAnsi="Verdana"/>
+                <w:rFonts w:ascii="Calibri" w:hAnsi="Calibri" w:cs="Calibri"/>
               </w:rPr>
             </w:pPr>
             <w:permStart w:id="655193293" w:edGrp="everyone"/>
             <w:r>
               <w:rPr>
-                <w:rFonts w:ascii="Verdana" w:hAnsi="Verdana"/>
+                <w:rFonts w:ascii="Calibri" w:hAnsi="Calibri" w:cs="Calibri"/>
               </w:rPr>
               <w:t xml:space="preserve">        </w:t>
             </w:r>
@@ -6688,16 +6688,16 @@
         <w:spacing w:after="0"/>
         <w:rPr>
           <w:rStyle w:val="CommentReference"/>
-          <w:rFonts w:ascii="Verdana" w:hAnsi="Verdana"/>
-          <w:bCs/>
-          <w:szCs w:val="16"/>
-        </w:rPr>
-      </w:pPr>
-    </w:p>
-    <w:p>
-      <w:pPr>
-        <w:rPr>
-          <w:rFonts w:ascii="Verdana" w:hAnsi="Verdana"/>
+          <w:rFonts w:ascii="Calibri" w:hAnsi="Calibri" w:cs="Calibri"/>
+          <w:bCs/>
+          <w:szCs w:val="20"/>
+        </w:rPr>
+      </w:pPr>
+    </w:p>
+    <w:p>
+      <w:pPr>
+        <w:rPr>
+          <w:rFonts w:ascii="Calibri" w:hAnsi="Calibri" w:cs="Calibri"/>
         </w:rPr>
       </w:pPr>
     </w:p>
@@ -6705,14 +6705,14 @@
       <w:pPr>
         <w:rPr>
           <w:rStyle w:val="CommentReference"/>
-          <w:rFonts w:ascii="Verdana" w:hAnsi="Verdana"/>
-          <w:b/>
-          <w:bCs/>
-        </w:rPr>
-      </w:pPr>
-      <w:r>
-        <w:rPr>
-          <w:rFonts w:ascii="Verdana" w:hAnsi="Verdana"/>
+          <w:rFonts w:ascii="Calibri" w:hAnsi="Calibri" w:cs="Calibri"/>
+          <w:b/>
+          <w:bCs/>
+        </w:rPr>
+      </w:pPr>
+      <w:r>
+        <w:rPr>
+          <w:rFonts w:ascii="Calibri" w:hAnsi="Calibri" w:cs="Calibri"/>
           <w:b/>
           <w:bCs/>
         </w:rPr>
@@ -6721,7 +6721,7 @@
       <w:proofErr w:type="gramStart"/>
       <w:r>
         <w:rPr>
-          <w:rFonts w:ascii="Verdana" w:hAnsi="Verdana"/>
+          <w:rFonts w:ascii="Calibri" w:hAnsi="Calibri" w:cs="Calibri"/>
           <w:color w:val="000000" w:themeColor="text1"/>
         </w:rPr>
         <w:t>{{ resume</w:t>
@@ -6729,7 +6729,7 @@
       <w:proofErr w:type="gramEnd"/>
       <w:r>
         <w:rPr>
-          <w:rFonts w:ascii="Verdana" w:hAnsi="Verdana"/>
+          <w:rFonts w:ascii="Calibri" w:hAnsi="Calibri" w:cs="Calibri"/>
           <w:color w:val="000000" w:themeColor="text1"/>
         </w:rPr>
         <w:t>[‘</w:t>
@@ -6737,7 +6737,7 @@
       <w:proofErr w:type="spellStart"/>
       <w:r>
         <w:rPr>
-          <w:rFonts w:ascii="Verdana" w:hAnsi="Verdana"/>
+          <w:rFonts w:ascii="Calibri" w:hAnsi="Calibri" w:cs="Calibri"/>
           <w:color w:val="000000" w:themeColor="text1"/>
         </w:rPr>
         <w:t>generated_resume</w:t>
@@ -6745,7 +6745,7 @@
       <w:proofErr w:type="spellEnd"/>
       <w:r>
         <w:rPr>
-          <w:rFonts w:ascii="Verdana" w:hAnsi="Verdana"/>
+          <w:rFonts w:ascii="Calibri" w:hAnsi="Calibri" w:cs="Calibri"/>
           <w:color w:val="000000" w:themeColor="text1"/>
         </w:rPr>
         <w:t>’][1][‘</w:t>
@@ -6753,7 +6753,7 @@
       <w:proofErr w:type="spellStart"/>
       <w:r>
         <w:rPr>
-          <w:rFonts w:ascii="Verdana" w:hAnsi="Verdana"/>
+          <w:rFonts w:ascii="Calibri" w:hAnsi="Calibri" w:cs="Calibri"/>
           <w:color w:val="000000" w:themeColor="text1"/>
         </w:rPr>
         <w:t>agreed_upon_approach</w:t>
@@ -6761,7 +6761,7 @@
       <w:proofErr w:type="spellEnd"/>
       <w:r>
         <w:rPr>
-          <w:rFonts w:ascii="Verdana" w:hAnsi="Verdana"/>
+          <w:rFonts w:ascii="Calibri" w:hAnsi="Calibri" w:cs="Calibri"/>
           <w:color w:val="000000" w:themeColor="text1"/>
         </w:rPr>
         <w:t>’] }}</w:t>
@@ -6771,7 +6771,7 @@
       <w:pPr>
         <w:rPr>
           <w:rStyle w:val="CommentReference"/>
-          <w:rFonts w:ascii="Verdana" w:hAnsi="Verdana"/>
+          <w:rFonts w:ascii="Calibri" w:hAnsi="Calibri" w:cs="Calibri"/>
           <w:b/>
           <w:bCs/>
         </w:rPr>
@@ -6781,7 +6781,7 @@
       <w:pPr>
         <w:rPr>
           <w:rStyle w:val="CommentReference"/>
-          <w:rFonts w:ascii="Verdana" w:hAnsi="Verdana"/>
+          <w:rFonts w:ascii="Calibri" w:hAnsi="Calibri" w:cs="Calibri"/>
           <w:b/>
           <w:bCs/>
           <w:sz w:val="20"/>
@@ -6790,7 +6790,7 @@
       <w:r>
         <w:rPr>
           <w:rStyle w:val="CommentReference"/>
-          <w:rFonts w:ascii="Verdana" w:hAnsi="Verdana"/>
+          <w:rFonts w:ascii="Calibri" w:hAnsi="Calibri" w:cs="Calibri"/>
           <w:b/>
           <w:bCs/>
           <w:sz w:val="20"/>
@@ -6800,7 +6800,7 @@
       <w:proofErr w:type="gramStart"/>
       <w:r>
         <w:rPr>
-          <w:rFonts w:ascii="Verdana" w:hAnsi="Verdana"/>
+          <w:rFonts w:ascii="Calibri" w:hAnsi="Calibri" w:cs="Calibri"/>
           <w:color w:val="000000" w:themeColor="text1"/>
         </w:rPr>
         <w:t>{{ resume</w:t>
@@ -6808,7 +6808,7 @@
       <w:proofErr w:type="gramEnd"/>
       <w:r>
         <w:rPr>
-          <w:rFonts w:ascii="Verdana" w:hAnsi="Verdana"/>
+          <w:rFonts w:ascii="Calibri" w:hAnsi="Calibri" w:cs="Calibri"/>
           <w:color w:val="000000" w:themeColor="text1"/>
         </w:rPr>
         <w:t>[‘</w:t>
@@ -6816,7 +6816,7 @@
       <w:proofErr w:type="spellStart"/>
       <w:r>
         <w:rPr>
-          <w:rFonts w:ascii="Verdana" w:hAnsi="Verdana"/>
+          <w:rFonts w:ascii="Calibri" w:hAnsi="Calibri" w:cs="Calibri"/>
           <w:color w:val="000000" w:themeColor="text1"/>
         </w:rPr>
         <w:t>generated_resume</w:t>
@@ -6824,7 +6824,7 @@
       <w:proofErr w:type="spellEnd"/>
       <w:r>
         <w:rPr>
-          <w:rFonts w:ascii="Verdana" w:hAnsi="Verdana"/>
+          <w:rFonts w:ascii="Calibri" w:hAnsi="Calibri" w:cs="Calibri"/>
           <w:color w:val="000000" w:themeColor="text1"/>
         </w:rPr>
         <w:t>’][1][‘</w:t>
@@ -6832,7 +6832,7 @@
       <w:proofErr w:type="spellStart"/>
       <w:r>
         <w:rPr>
-          <w:rFonts w:ascii="Verdana" w:hAnsi="Verdana"/>
+          <w:rFonts w:ascii="Calibri" w:hAnsi="Calibri" w:cs="Calibri"/>
           <w:color w:val="000000" w:themeColor="text1"/>
         </w:rPr>
         <w:t>functional_description</w:t>
@@ -6840,7 +6840,7 @@
       <w:proofErr w:type="spellEnd"/>
       <w:r>
         <w:rPr>
-          <w:rFonts w:ascii="Verdana" w:hAnsi="Verdana"/>
+          <w:rFonts w:ascii="Calibri" w:hAnsi="Calibri" w:cs="Calibri"/>
           <w:color w:val="000000" w:themeColor="text1"/>
         </w:rPr>
         <w:t>’] }}</w:t>
@@ -6849,25 +6849,25 @@
     <w:p>
       <w:pPr>
         <w:rPr>
-          <w:rFonts w:ascii="Verdana" w:hAnsi="Verdana"/>
-          <w:b/>
-          <w:bCs/>
-        </w:rPr>
-      </w:pPr>
-    </w:p>
-    <w:p>
-      <w:pPr>
-        <w:rPr>
-          <w:rFonts w:ascii="Verdana" w:hAnsi="Verdana"/>
-          <w:b/>
-          <w:bCs/>
-          <w:sz w:val="16"/>
-          <w:szCs w:val="16"/>
-        </w:rPr>
-      </w:pPr>
-      <w:r>
-        <w:rPr>
-          <w:rFonts w:ascii="Verdana" w:hAnsi="Verdana"/>
+          <w:rFonts w:ascii="Calibri" w:hAnsi="Calibri" w:cs="Calibri"/>
+          <w:b/>
+          <w:bCs/>
+        </w:rPr>
+      </w:pPr>
+    </w:p>
+    <w:p>
+      <w:pPr>
+        <w:rPr>
+          <w:rFonts w:ascii="Calibri" w:hAnsi="Calibri" w:cs="Calibri"/>
+          <w:b/>
+          <w:bCs/>
+          <w:sz w:val="20"/>
+          <w:szCs w:val="20"/>
+        </w:rPr>
+      </w:pPr>
+      <w:r>
+        <w:rPr>
+          <w:rFonts w:ascii="Calibri" w:hAnsi="Calibri" w:cs="Calibri"/>
           <w:b/>
           <w:bCs/>
         </w:rPr>
@@ -6875,18 +6875,18 @@
       </w:r>
       <w:r>
         <w:rPr>
-          <w:rFonts w:ascii="Verdana" w:hAnsi="Verdana"/>
-          <w:b/>
-          <w:bCs/>
-          <w:sz w:val="18"/>
-          <w:szCs w:val="18"/>
+          <w:rFonts w:ascii="Calibri" w:hAnsi="Calibri" w:cs="Calibri"/>
+          <w:b/>
+          <w:bCs/>
+          <w:sz w:val="22"/>
+          <w:szCs w:val="22"/>
         </w:rPr>
         <w:t xml:space="preserve">: </w:t>
       </w:r>
       <w:proofErr w:type="gramStart"/>
       <w:r>
         <w:rPr>
-          <w:rFonts w:ascii="Verdana" w:hAnsi="Verdana"/>
+          <w:rFonts w:ascii="Calibri" w:hAnsi="Calibri" w:cs="Calibri"/>
           <w:color w:val="000000" w:themeColor="text1"/>
         </w:rPr>
         <w:t>{{ resume</w:t>
@@ -6894,7 +6894,7 @@
       <w:proofErr w:type="gramEnd"/>
       <w:r>
         <w:rPr>
-          <w:rFonts w:ascii="Verdana" w:hAnsi="Verdana"/>
+          <w:rFonts w:ascii="Calibri" w:hAnsi="Calibri" w:cs="Calibri"/>
           <w:color w:val="000000" w:themeColor="text1"/>
         </w:rPr>
         <w:t>[‘</w:t>
@@ -6902,7 +6902,7 @@
       <w:proofErr w:type="spellStart"/>
       <w:r>
         <w:rPr>
-          <w:rFonts w:ascii="Verdana" w:hAnsi="Verdana"/>
+          <w:rFonts w:ascii="Calibri" w:hAnsi="Calibri" w:cs="Calibri"/>
           <w:color w:val="000000" w:themeColor="text1"/>
         </w:rPr>
         <w:t>generated_resume</w:t>
@@ -6910,7 +6910,7 @@
       <w:proofErr w:type="spellEnd"/>
       <w:r>
         <w:rPr>
-          <w:rFonts w:ascii="Verdana" w:hAnsi="Verdana"/>
+          <w:rFonts w:ascii="Calibri" w:hAnsi="Calibri" w:cs="Calibri"/>
           <w:color w:val="000000" w:themeColor="text1"/>
         </w:rPr>
         <w:t>’][1][‘</w:t>
@@ -6918,7 +6918,7 @@
       <w:proofErr w:type="spellStart"/>
       <w:r>
         <w:rPr>
-          <w:rFonts w:ascii="Verdana" w:hAnsi="Verdana"/>
+          <w:rFonts w:ascii="Calibri" w:hAnsi="Calibri" w:cs="Calibri"/>
           <w:color w:val="000000" w:themeColor="text1"/>
         </w:rPr>
         <w:t>business_benefit_need</w:t>
@@ -6926,7 +6926,7 @@
       <w:proofErr w:type="spellEnd"/>
       <w:r>
         <w:rPr>
-          <w:rFonts w:ascii="Verdana" w:hAnsi="Verdana"/>
+          <w:rFonts w:ascii="Calibri" w:hAnsi="Calibri" w:cs="Calibri"/>
           <w:color w:val="000000" w:themeColor="text1"/>
         </w:rPr>
         <w:t>’] }}</w:t>
@@ -6935,23 +6935,23 @@
     <w:p>
       <w:pPr>
         <w:rPr>
-          <w:rFonts w:ascii="Verdana" w:hAnsi="Verdana"/>
-          <w:b/>
-          <w:bCs/>
-        </w:rPr>
-      </w:pPr>
-    </w:p>
-    <w:p>
-      <w:pPr>
-        <w:rPr>
-          <w:rFonts w:ascii="Verdana" w:hAnsi="Verdana"/>
-          <w:b/>
-          <w:bCs/>
-        </w:rPr>
-      </w:pPr>
-      <w:r>
-        <w:rPr>
-          <w:rFonts w:ascii="Verdana" w:hAnsi="Verdana"/>
+          <w:rFonts w:ascii="Calibri" w:hAnsi="Calibri" w:cs="Calibri"/>
+          <w:b/>
+          <w:bCs/>
+        </w:rPr>
+      </w:pPr>
+    </w:p>
+    <w:p>
+      <w:pPr>
+        <w:rPr>
+          <w:rFonts w:ascii="Calibri" w:hAnsi="Calibri" w:cs="Calibri"/>
+          <w:b/>
+          <w:bCs/>
+        </w:rPr>
+      </w:pPr>
+      <w:r>
+        <w:rPr>
+          <w:rFonts w:ascii="Calibri" w:hAnsi="Calibri" w:cs="Calibri"/>
           <w:b/>
           <w:bCs/>
         </w:rPr>
@@ -6960,7 +6960,7 @@
       <w:proofErr w:type="gramStart"/>
       <w:r>
         <w:rPr>
-          <w:rFonts w:ascii="Verdana" w:hAnsi="Verdana"/>
+          <w:rFonts w:ascii="Calibri" w:hAnsi="Calibri" w:cs="Calibri"/>
           <w:color w:val="000000" w:themeColor="text1"/>
         </w:rPr>
         <w:t>{{ resume</w:t>
@@ -6968,7 +6968,7 @@
       <w:proofErr w:type="gramEnd"/>
       <w:r>
         <w:rPr>
-          <w:rFonts w:ascii="Verdana" w:hAnsi="Verdana"/>
+          <w:rFonts w:ascii="Calibri" w:hAnsi="Calibri" w:cs="Calibri"/>
           <w:color w:val="000000" w:themeColor="text1"/>
         </w:rPr>
         <w:t>[‘</w:t>
@@ -6976,7 +6976,7 @@
       <w:proofErr w:type="spellStart"/>
       <w:r>
         <w:rPr>
-          <w:rFonts w:ascii="Verdana" w:hAnsi="Verdana"/>
+          <w:rFonts w:ascii="Calibri" w:hAnsi="Calibri" w:cs="Calibri"/>
           <w:color w:val="000000" w:themeColor="text1"/>
         </w:rPr>
         <w:t>generated_resume</w:t>
@@ -6984,7 +6984,7 @@
       <w:proofErr w:type="spellEnd"/>
       <w:r>
         <w:rPr>
-          <w:rFonts w:ascii="Verdana" w:hAnsi="Verdana"/>
+          <w:rFonts w:ascii="Calibri" w:hAnsi="Calibri" w:cs="Calibri"/>
           <w:color w:val="000000" w:themeColor="text1"/>
         </w:rPr>
         <w:t>’][1][‘</w:t>
@@ -6992,7 +6992,7 @@
       <w:proofErr w:type="spellStart"/>
       <w:r>
         <w:rPr>
-          <w:rFonts w:ascii="Verdana" w:hAnsi="Verdana"/>
+          <w:rFonts w:ascii="Calibri" w:hAnsi="Calibri" w:cs="Calibri"/>
           <w:color w:val="000000" w:themeColor="text1"/>
         </w:rPr>
         <w:t>important_assumptions</w:t>
@@ -7000,7 +7000,7 @@
       <w:proofErr w:type="spellEnd"/>
       <w:r>
         <w:rPr>
-          <w:rFonts w:ascii="Verdana" w:hAnsi="Verdana"/>
+          <w:rFonts w:ascii="Calibri" w:hAnsi="Calibri" w:cs="Calibri"/>
           <w:color w:val="000000" w:themeColor="text1"/>
         </w:rPr>
         <w:t>’] }}</w:t>
@@ -7009,7 +7009,7 @@
     <w:p>
       <w:pPr>
         <w:rPr>
-          <w:rFonts w:ascii="Verdana" w:hAnsi="Verdana"/>
+          <w:rFonts w:ascii="Calibri" w:hAnsi="Calibri" w:cs="Calibri"/>
         </w:rPr>
       </w:pPr>
     </w:p>
@@ -7017,14 +7017,14 @@
       <w:pPr>
         <w:rPr>
           <w:rStyle w:val="CommentReference"/>
-          <w:rFonts w:ascii="Verdana" w:hAnsi="Verdana"/>
-          <w:b/>
-          <w:bCs/>
-        </w:rPr>
-      </w:pPr>
-      <w:r>
-        <w:rPr>
-          <w:rFonts w:ascii="Verdana" w:hAnsi="Verdana"/>
+          <w:rFonts w:ascii="Calibri" w:hAnsi="Calibri" w:cs="Calibri"/>
+          <w:b/>
+          <w:bCs/>
+        </w:rPr>
+      </w:pPr>
+      <w:r>
+        <w:rPr>
+          <w:rFonts w:ascii="Calibri" w:hAnsi="Calibri" w:cs="Calibri"/>
           <w:b/>
           <w:bCs/>
         </w:rPr>
@@ -7033,7 +7033,7 @@
       <w:proofErr w:type="gramStart"/>
       <w:r>
         <w:rPr>
-          <w:rFonts w:ascii="Verdana" w:hAnsi="Verdana"/>
+          <w:rFonts w:ascii="Calibri" w:hAnsi="Calibri" w:cs="Calibri"/>
           <w:color w:val="000000" w:themeColor="text1"/>
         </w:rPr>
         <w:t>{{ resume</w:t>
@@ -7041,7 +7041,7 @@
       <w:proofErr w:type="gramEnd"/>
       <w:r>
         <w:rPr>
-          <w:rFonts w:ascii="Verdana" w:hAnsi="Verdana"/>
+          <w:rFonts w:ascii="Calibri" w:hAnsi="Calibri" w:cs="Calibri"/>
           <w:color w:val="000000" w:themeColor="text1"/>
         </w:rPr>
         <w:t>[‘</w:t>
@@ -7049,7 +7049,7 @@
       <w:proofErr w:type="spellStart"/>
       <w:r>
         <w:rPr>
-          <w:rFonts w:ascii="Verdana" w:hAnsi="Verdana"/>
+          <w:rFonts w:ascii="Calibri" w:hAnsi="Calibri" w:cs="Calibri"/>
           <w:color w:val="000000" w:themeColor="text1"/>
         </w:rPr>
         <w:t>generated_resume</w:t>
@@ -7057,7 +7057,7 @@
       <w:proofErr w:type="spellEnd"/>
       <w:r>
         <w:rPr>
-          <w:rFonts w:ascii="Verdana" w:hAnsi="Verdana"/>
+          <w:rFonts w:ascii="Calibri" w:hAnsi="Calibri" w:cs="Calibri"/>
           <w:color w:val="000000" w:themeColor="text1"/>
         </w:rPr>
         <w:t>’][1][‘</w:t>
@@ -7065,7 +7065,7 @@
       <w:proofErr w:type="spellStart"/>
       <w:r>
         <w:rPr>
-          <w:rFonts w:ascii="Verdana" w:hAnsi="Verdana"/>
+          <w:rFonts w:ascii="Calibri" w:hAnsi="Calibri" w:cs="Calibri"/>
           <w:color w:val="000000" w:themeColor="text1"/>
         </w:rPr>
         <w:t>additional_comments</w:t>
@@ -7073,7 +7073,7 @@
       <w:proofErr w:type="spellEnd"/>
       <w:r>
         <w:rPr>
-          <w:rFonts w:ascii="Verdana" w:hAnsi="Verdana"/>
+          <w:rFonts w:ascii="Calibri" w:hAnsi="Calibri" w:cs="Calibri"/>
           <w:color w:val="000000" w:themeColor="text1"/>
         </w:rPr>
         <w:t>’] }}</w:t>
@@ -7083,7 +7083,7 @@
       <w:pPr>
         <w:rPr>
           <w:rStyle w:val="CommentReference"/>
-          <w:rFonts w:ascii="Verdana" w:hAnsi="Verdana"/>
+          <w:rFonts w:ascii="Calibri" w:hAnsi="Calibri" w:cs="Calibri"/>
           <w:b/>
           <w:bCs/>
           <w:color w:val="0066FF"/>
@@ -7100,7 +7100,7 @@
       <w:r>
         <w:rPr>
           <w:rStyle w:val="CommentReference"/>
-          <w:rFonts w:ascii="Verdana" w:hAnsi="Verdana"/>
+          <w:rFonts w:ascii="Calibri" w:hAnsi="Calibri" w:cs="Calibri"/>
           <w:b/>
           <w:bCs/>
         </w:rPr>
@@ -7110,16 +7110,16 @@
     <w:p>
       <w:pPr>
         <w:rPr>
-          <w:rFonts w:ascii="Verdana" w:hAnsi="Verdana"/>
-          <w:b/>
-          <w:bCs/>
-          <w:sz w:val="16"/>
+          <w:rFonts w:ascii="Calibri" w:hAnsi="Calibri" w:cs="Calibri"/>
+          <w:b/>
+          <w:bCs/>
+          <w:sz w:val="20"/>
         </w:rPr>
       </w:pPr>
       <w:r>
         <w:rPr>
           <w:rStyle w:val="CommentReference"/>
-          <w:rFonts w:ascii="Verdana" w:hAnsi="Verdana"/>
+          <w:rFonts w:ascii="Calibri" w:hAnsi="Calibri" w:cs="Calibri"/>
           <w:b/>
           <w:bCs/>
         </w:rPr>
@@ -7130,7 +7130,7 @@
       <w:pPr>
         <w:rPr>
           <w:rStyle w:val="CommentReference"/>
-          <w:rFonts w:ascii="Verdana" w:hAnsi="Verdana"/>
+          <w:rFonts w:ascii="Calibri" w:hAnsi="Calibri" w:cs="Calibri"/>
           <w:b/>
           <w:bCs/>
           <w:color w:val="0066FF"/>
@@ -7151,14 +7151,14 @@
         <w:pStyle w:val="Heading2"/>
         <w:spacing w:before="0" w:after="0" w:line="240" w:lineRule="auto"/>
         <w:rPr>
-          <w:rFonts w:ascii="Verdana" w:hAnsi="Verdana"/>
+          <w:rFonts w:ascii="Calibri" w:hAnsi="Calibri" w:cs="Calibri"/>
           <w:b/>
           <w:color w:val="000099"/>
         </w:rPr>
       </w:pPr>
       <w:r>
         <w:rPr>
-          <w:rFonts w:ascii="Verdana" w:hAnsi="Verdana"/>
+          <w:rFonts w:ascii="Calibri" w:hAnsi="Calibri" w:cs="Calibri"/>
           <w:b/>
           <w:color w:val="0000FF"/>
         </w:rPr>
@@ -7166,7 +7166,7 @@
       </w:r>
       <w:r>
         <w:rPr>
-          <w:rFonts w:ascii="Verdana" w:hAnsi="Verdana"/>
+          <w:rFonts w:ascii="Calibri" w:hAnsi="Calibri" w:cs="Calibri"/>
           <w:b/>
           <w:color w:val="000099"/>
         </w:rPr>
@@ -7175,7 +7175,7 @@
       </w:r>
       <w:r>
         <w:rPr>
-          <w:rFonts w:ascii="Verdana" w:hAnsi="Verdana"/>
+          <w:rFonts w:ascii="Calibri" w:hAnsi="Calibri" w:cs="Calibri"/>
           <w:b/>
           <w:color w:val="000099"/>
         </w:rPr>
@@ -7183,7 +7183,7 @@
       </w:r>
       <w:r>
         <w:rPr>
-          <w:rFonts w:ascii="Verdana" w:hAnsi="Verdana"/>
+          <w:rFonts w:ascii="Calibri" w:hAnsi="Calibri" w:cs="Calibri"/>
           <w:b/>
           <w:color w:val="000099"/>
         </w:rPr>
@@ -7191,7 +7191,7 @@
       </w:r>
       <w:r>
         <w:rPr>
-          <w:rFonts w:ascii="Verdana" w:hAnsi="Verdana"/>
+          <w:rFonts w:ascii="Calibri" w:hAnsi="Calibri" w:cs="Calibri"/>
           <w:b/>
           <w:color w:val="000099"/>
         </w:rPr>
@@ -7203,7 +7203,7 @@
         <w:pStyle w:val="Heading2"/>
         <w:spacing w:before="0" w:after="0" w:line="240" w:lineRule="auto"/>
         <w:rPr>
-          <w:rFonts w:ascii="Verdana" w:hAnsi="Verdana"/>
+          <w:rFonts w:ascii="Calibri" w:hAnsi="Calibri" w:cs="Calibri"/>
           <w:b/>
           <w:bCs/>
           <w:color w:val="000099"/>
@@ -7215,7 +7215,7 @@
       <w:bookmarkEnd w:id="3"/>
       <w:r>
         <w:rPr>
-          <w:rFonts w:ascii="Verdana" w:hAnsi="Verdana"/>
+          <w:rFonts w:ascii="Calibri" w:hAnsi="Calibri" w:cs="Calibri"/>
           <w:bCs/>
           <w:color w:val="000099"/>
           <w:sz w:val="24"/>
@@ -7225,7 +7225,7 @@
       </w:r>
       <w:r>
         <w:rPr>
-          <w:rFonts w:ascii="Verdana" w:hAnsi="Verdana"/>
+          <w:rFonts w:ascii="Calibri" w:hAnsi="Calibri" w:cs="Calibri"/>
           <w:bCs/>
           <w:color w:val="000099"/>
           <w:sz w:val="24"/>
@@ -7235,7 +7235,7 @@
       </w:r>
       <w:r>
         <w:rPr>
-          <w:rFonts w:ascii="Verdana" w:hAnsi="Verdana"/>
+          <w:rFonts w:ascii="Calibri" w:hAnsi="Calibri" w:cs="Calibri"/>
           <w:b/>
           <w:bCs/>
           <w:color w:val="000099"/>
@@ -7246,7 +7246,7 @@
       </w:r>
       <w:r>
         <w:rPr>
-          <w:rFonts w:ascii="Verdana" w:hAnsi="Verdana"/>
+          <w:rFonts w:ascii="Calibri" w:hAnsi="Calibri" w:cs="Calibri"/>
           <w:bCs/>
           <w:color w:val="000099"/>
           <w:sz w:val="24"/>
@@ -7257,7 +7257,7 @@
       <w:permStart w:id="191436614" w:edGrp="everyone"/>
       <w:r>
         <w:rPr>
-          <w:rFonts w:ascii="Verdana" w:hAnsi="Verdana"/>
+          <w:rFonts w:ascii="Calibri" w:hAnsi="Calibri" w:cs="Calibri"/>
           <w:bCs/>
           <w:color w:val="000099"/>
           <w:sz w:val="24"/>
@@ -7267,7 +7267,7 @@
       </w:r>
       <w:r>
         <w:rPr>
-          <w:rFonts w:ascii="Verdana" w:hAnsi="Verdana"/>
+          <w:rFonts w:ascii="Calibri" w:hAnsi="Calibri" w:cs="Calibri"/>
           <w:b/>
           <w:bCs/>
           <w:color w:val="000099"/>
@@ -7279,7 +7279,7 @@
       <w:permEnd w:id="191436614"/>
       <w:r>
         <w:rPr>
-          <w:rFonts w:ascii="Verdana" w:hAnsi="Verdana"/>
+          <w:rFonts w:ascii="Calibri" w:hAnsi="Calibri" w:cs="Calibri"/>
           <w:b/>
           <w:bCs/>
           <w:sz w:val="24"/>
@@ -7297,7 +7297,7 @@
         <w:spacing w:before="0" w:after="240"/>
         <w:ind w:right="0"/>
         <w:rPr>
-          <w:rFonts w:ascii="Verdana" w:hAnsi="Verdana"/>
+          <w:rFonts w:ascii="Calibri" w:hAnsi="Calibri" w:cs="Calibri"/>
           <w:color w:val="000099"/>
         </w:rPr>
       </w:pPr>
@@ -7306,7 +7306,7 @@
       <w:pPr>
         <w:rPr>
           <w:rStyle w:val="CommentReference"/>
-          <w:rFonts w:ascii="Verdana" w:hAnsi="Verdana"/>
+          <w:rFonts w:ascii="Calibri" w:hAnsi="Calibri" w:cs="Calibri"/>
           <w:b/>
           <w:bCs/>
           <w:color w:val="000099"/>
@@ -7314,7 +7314,7 @@
       </w:pPr>
       <w:r>
         <w:rPr>
-          <w:rFonts w:ascii="Verdana" w:hAnsi="Verdana"/>
+          <w:rFonts w:ascii="Calibri" w:hAnsi="Calibri" w:cs="Calibri"/>
           <w:b/>
           <w:bCs/>
           <w:color w:val="000099"/>
@@ -7323,7 +7323,7 @@
       </w:r>
       <w:r>
         <w:rPr>
-          <w:rFonts w:ascii="Verdana" w:hAnsi="Verdana"/>
+          <w:rFonts w:ascii="Calibri" w:hAnsi="Calibri" w:cs="Calibri"/>
           <w:b/>
           <w:bCs/>
           <w:color w:val="000099"/>
@@ -7332,7 +7332,7 @@
       </w:r>
       <w:r>
         <w:rPr>
-          <w:rFonts w:ascii="Verdana" w:hAnsi="Verdana"/>
+          <w:rFonts w:ascii="Calibri" w:hAnsi="Calibri" w:cs="Calibri"/>
           <w:b/>
           <w:bCs/>
           <w:color w:val="000099"/>
@@ -7342,7 +7342,7 @@
       <w:r>
         <w:rPr>
           <w:rStyle w:val="CommentReference"/>
-          <w:rFonts w:ascii="Verdana" w:hAnsi="Verdana"/>
+          <w:rFonts w:ascii="Calibri" w:hAnsi="Calibri" w:cs="Calibri"/>
           <w:b/>
           <w:bCs/>
           <w:color w:val="000099"/>
@@ -7352,7 +7352,7 @@
       <w:r>
         <w:rPr>
           <w:rStyle w:val="CommentReference"/>
-          <w:rFonts w:ascii="Verdana" w:hAnsi="Verdana"/>
+          <w:rFonts w:ascii="Calibri" w:hAnsi="Calibri" w:cs="Calibri"/>
           <w:b/>
           <w:bCs/>
           <w:color w:val="0033CC"/>
@@ -7362,7 +7362,7 @@
       <w:r>
         <w:rPr>
           <w:rStyle w:val="CommentReference"/>
-          <w:rFonts w:ascii="Verdana" w:hAnsi="Verdana"/>
+          <w:rFonts w:ascii="Calibri" w:hAnsi="Calibri" w:cs="Calibri"/>
           <w:b/>
           <w:bCs/>
           <w:color w:val="000099"/>
@@ -7372,7 +7372,7 @@
       <w:r>
         <w:rPr>
           <w:rStyle w:val="CommentReference"/>
-          <w:rFonts w:ascii="Verdana" w:hAnsi="Verdana"/>
+          <w:rFonts w:ascii="Calibri" w:hAnsi="Calibri" w:cs="Calibri"/>
           <w:b/>
           <w:bCs/>
           <w:color w:val="000099"/>
@@ -7382,7 +7382,7 @@
       <w:r>
         <w:rPr>
           <w:rStyle w:val="CommentReference"/>
-          <w:rFonts w:ascii="Verdana" w:hAnsi="Verdana"/>
+          <w:rFonts w:ascii="Calibri" w:hAnsi="Calibri" w:cs="Calibri"/>
           <w:b/>
           <w:bCs/>
           <w:color w:val="000099"/>
@@ -7393,7 +7393,7 @@
     <w:p>
       <w:pPr>
         <w:rPr>
-          <w:rFonts w:ascii="Verdana" w:hAnsi="Verdana"/>
+          <w:rFonts w:ascii="Calibri" w:hAnsi="Calibri" w:cs="Calibri"/>
           <w:b/>
           <w:bCs/>
           <w:color w:val="000099"/>
@@ -7408,7 +7408,7 @@
       <w:permStart w:id="1066956969" w:edGrp="everyone"/>
       <w:r>
         <w:rPr>
-          <w:rFonts w:ascii="Verdana" w:hAnsi="Verdana"/>
+          <w:rFonts w:ascii="Calibri" w:hAnsi="Calibri" w:cs="Calibri"/>
         </w:rPr>
         <w:t xml:space="preserve">        </w:t>
       </w:r>
@@ -7417,17 +7417,17 @@
     <w:p>
       <w:pPr>
         <w:rPr>
-          <w:rFonts w:ascii="Verdana" w:hAnsi="Verdana"/>
+          <w:rFonts w:ascii="Calibri" w:hAnsi="Calibri" w:cs="Calibri"/>
           <w:b/>
           <w:bCs/>
           <w:color w:val="000099"/>
-          <w:sz w:val="16"/>
+          <w:sz w:val="20"/>
         </w:rPr>
       </w:pPr>
       <w:r>
         <w:rPr>
           <w:rStyle w:val="CommentReference"/>
-          <w:rFonts w:ascii="Verdana" w:hAnsi="Verdana"/>
+          <w:rFonts w:ascii="Calibri" w:hAnsi="Calibri" w:cs="Calibri"/>
           <w:b/>
           <w:bCs/>
           <w:color w:val="000099"/>
@@ -7438,7 +7438,7 @@
     <w:p>
       <w:pPr>
         <w:rPr>
-          <w:rFonts w:ascii="Verdana" w:hAnsi="Verdana"/>
+          <w:rFonts w:ascii="Calibri" w:hAnsi="Calibri" w:cs="Calibri"/>
           <w:b/>
           <w:bCs/>
           <w:color w:val="000099"/>
@@ -7446,7 +7446,7 @@
       </w:pPr>
       <w:r>
         <w:rPr>
-          <w:rFonts w:ascii="Verdana" w:hAnsi="Verdana"/>
+          <w:rFonts w:ascii="Calibri" w:hAnsi="Calibri" w:cs="Calibri"/>
           <w:b/>
           <w:bCs/>
           <w:color w:val="000099"/>
@@ -7457,14 +7457,14 @@
     <w:p>
       <w:pPr>
         <w:rPr>
-          <w:rFonts w:ascii="Verdana" w:hAnsi="Verdana"/>
+          <w:rFonts w:ascii="Calibri" w:hAnsi="Calibri" w:cs="Calibri"/>
           <w:color w:val="000099"/>
         </w:rPr>
       </w:pPr>
       <w:proofErr w:type="gramStart"/>
       <w:r>
         <w:rPr>
-          <w:rFonts w:ascii="Verdana" w:hAnsi="Verdana"/>
+          <w:rFonts w:ascii="Calibri" w:hAnsi="Calibri" w:cs="Calibri"/>
           <w:color w:val="000099"/>
         </w:rPr>
         <w:t>{{ resume</w:t>
@@ -7472,7 +7472,7 @@
       <w:proofErr w:type="gramEnd"/>
       <w:r>
         <w:rPr>
-          <w:rFonts w:ascii="Verdana" w:hAnsi="Verdana"/>
+          <w:rFonts w:ascii="Calibri" w:hAnsi="Calibri" w:cs="Calibri"/>
           <w:color w:val="000099"/>
         </w:rPr>
         <w:t>[‘</w:t>
@@ -7480,7 +7480,7 @@
       <w:proofErr w:type="spellStart"/>
       <w:r>
         <w:rPr>
-          <w:rFonts w:ascii="Verdana" w:hAnsi="Verdana"/>
+          <w:rFonts w:ascii="Calibri" w:hAnsi="Calibri" w:cs="Calibri"/>
           <w:color w:val="000099"/>
         </w:rPr>
         <w:t>generated_resume</w:t>
@@ -7488,7 +7488,7 @@
       <w:proofErr w:type="spellEnd"/>
       <w:r>
         <w:rPr>
-          <w:rFonts w:ascii="Verdana" w:hAnsi="Verdana"/>
+          <w:rFonts w:ascii="Calibri" w:hAnsi="Calibri" w:cs="Calibri"/>
           <w:color w:val="000099"/>
         </w:rPr>
         <w:t>’][2][‘</w:t>
@@ -7496,7 +7496,7 @@
       <w:proofErr w:type="spellStart"/>
       <w:r>
         <w:rPr>
-          <w:rFonts w:ascii="Verdana" w:hAnsi="Verdana"/>
+          <w:rFonts w:ascii="Calibri" w:hAnsi="Calibri" w:cs="Calibri"/>
           <w:color w:val="000099"/>
         </w:rPr>
         <w:t>Functional_Design_Process</w:t>
@@ -7504,7 +7504,7 @@
       <w:proofErr w:type="spellEnd"/>
       <w:r>
         <w:rPr>
-          <w:rFonts w:ascii="Verdana" w:hAnsi="Verdana"/>
+          <w:rFonts w:ascii="Calibri" w:hAnsi="Calibri" w:cs="Calibri"/>
           <w:color w:val="000099"/>
         </w:rPr>
         <w:t>’] }}</w:t>
@@ -7513,7 +7513,7 @@
     <w:p>
       <w:pPr>
         <w:rPr>
-          <w:rFonts w:ascii="Verdana" w:hAnsi="Verdana"/>
+          <w:rFonts w:ascii="Calibri" w:hAnsi="Calibri" w:cs="Calibri"/>
           <w:b/>
           <w:bCs/>
           <w:color w:val="000099"/>
@@ -7523,7 +7523,7 @@
     <w:p>
       <w:pPr>
         <w:rPr>
-          <w:rFonts w:ascii="Verdana" w:hAnsi="Verdana"/>
+          <w:rFonts w:ascii="Calibri" w:hAnsi="Calibri" w:cs="Calibri"/>
           <w:b/>
           <w:bCs/>
           <w:color w:val="000099"/>
@@ -7531,7 +7531,7 @@
       </w:pPr>
       <w:r>
         <w:rPr>
-          <w:rFonts w:ascii="Verdana" w:hAnsi="Verdana"/>
+          <w:rFonts w:ascii="Calibri" w:hAnsi="Calibri" w:cs="Calibri"/>
           <w:b/>
           <w:bCs/>
           <w:color w:val="000099"/>
@@ -7542,14 +7542,14 @@
     <w:p>
       <w:pPr>
         <w:rPr>
-          <w:rFonts w:ascii="Verdana" w:hAnsi="Verdana"/>
+          <w:rFonts w:ascii="Calibri" w:hAnsi="Calibri" w:cs="Calibri"/>
           <w:color w:val="000099"/>
         </w:rPr>
       </w:pPr>
       <w:proofErr w:type="gramStart"/>
       <w:r>
         <w:rPr>
-          <w:rFonts w:ascii="Verdana" w:hAnsi="Verdana"/>
+          <w:rFonts w:ascii="Calibri" w:hAnsi="Calibri" w:cs="Calibri"/>
           <w:color w:val="000099"/>
         </w:rPr>
         <w:t>{{ resume</w:t>
@@ -7557,7 +7557,7 @@
       <w:proofErr w:type="gramEnd"/>
       <w:r>
         <w:rPr>
-          <w:rFonts w:ascii="Verdana" w:hAnsi="Verdana"/>
+          <w:rFonts w:ascii="Calibri" w:hAnsi="Calibri" w:cs="Calibri"/>
           <w:color w:val="000099"/>
         </w:rPr>
         <w:t>[‘generated_resume’][2][‘Functional_Design_Interface_Direction’] }}</w:t>
@@ -7566,7 +7566,7 @@
     <w:p>
       <w:pPr>
         <w:rPr>
-          <w:rFonts w:ascii="Verdana" w:hAnsi="Verdana"/>
+          <w:rFonts w:ascii="Calibri" w:hAnsi="Calibri" w:cs="Calibri"/>
           <w:b/>
           <w:bCs/>
           <w:color w:val="000099"/>
@@ -7576,7 +7576,7 @@
     <w:p>
       <w:pPr>
         <w:rPr>
-          <w:rFonts w:ascii="Verdana" w:hAnsi="Verdana"/>
+          <w:rFonts w:ascii="Calibri" w:hAnsi="Calibri" w:cs="Calibri"/>
           <w:b/>
           <w:bCs/>
           <w:color w:val="000099"/>
@@ -7584,7 +7584,7 @@
       </w:pPr>
       <w:r>
         <w:rPr>
-          <w:rFonts w:ascii="Verdana" w:hAnsi="Verdana"/>
+          <w:rFonts w:ascii="Calibri" w:hAnsi="Calibri" w:cs="Calibri"/>
           <w:b/>
           <w:bCs/>
           <w:color w:val="000099"/>
@@ -7595,14 +7595,14 @@
     <w:p>
       <w:pPr>
         <w:rPr>
-          <w:rFonts w:ascii="Verdana" w:hAnsi="Verdana"/>
+          <w:rFonts w:ascii="Calibri" w:hAnsi="Calibri" w:cs="Calibri"/>
           <w:color w:val="000099"/>
         </w:rPr>
       </w:pPr>
       <w:proofErr w:type="gramStart"/>
       <w:r>
         <w:rPr>
-          <w:rFonts w:ascii="Verdana" w:hAnsi="Verdana"/>
+          <w:rFonts w:ascii="Calibri" w:hAnsi="Calibri" w:cs="Calibri"/>
           <w:color w:val="000099"/>
         </w:rPr>
         <w:t>{{ resume</w:t>
@@ -7610,7 +7610,7 @@
       <w:proofErr w:type="gramEnd"/>
       <w:r>
         <w:rPr>
-          <w:rFonts w:ascii="Verdana" w:hAnsi="Verdana"/>
+          <w:rFonts w:ascii="Calibri" w:hAnsi="Calibri" w:cs="Calibri"/>
           <w:color w:val="000099"/>
         </w:rPr>
         <w:t>[‘generated_resume’][2][‘Functional_Design_Error_Handling’] }}</w:t>
@@ -7619,7 +7619,7 @@
     <w:p>
       <w:pPr>
         <w:rPr>
-          <w:rFonts w:ascii="Verdana" w:hAnsi="Verdana"/>
+          <w:rFonts w:ascii="Calibri" w:hAnsi="Calibri" w:cs="Calibri"/>
           <w:b/>
           <w:bCs/>
           <w:color w:val="000099"/>
@@ -7629,7 +7629,7 @@
     <w:p>
       <w:pPr>
         <w:rPr>
-          <w:rFonts w:ascii="Verdana" w:hAnsi="Verdana"/>
+          <w:rFonts w:ascii="Calibri" w:hAnsi="Calibri" w:cs="Calibri"/>
           <w:b/>
           <w:bCs/>
           <w:color w:val="000099"/>
@@ -7637,7 +7637,7 @@
       </w:pPr>
       <w:r>
         <w:rPr>
-          <w:rFonts w:ascii="Verdana" w:hAnsi="Verdana"/>
+          <w:rFonts w:ascii="Calibri" w:hAnsi="Calibri" w:cs="Calibri"/>
           <w:b/>
           <w:bCs/>
           <w:color w:val="000099"/>
@@ -7648,14 +7648,14 @@
     <w:p>
       <w:pPr>
         <w:rPr>
-          <w:rFonts w:ascii="Verdana" w:hAnsi="Verdana"/>
+          <w:rFonts w:ascii="Calibri" w:hAnsi="Calibri" w:cs="Calibri"/>
           <w:color w:val="000099"/>
         </w:rPr>
       </w:pPr>
       <w:proofErr w:type="gramStart"/>
       <w:r>
         <w:rPr>
-          <w:rFonts w:ascii="Verdana" w:hAnsi="Verdana"/>
+          <w:rFonts w:ascii="Calibri" w:hAnsi="Calibri" w:cs="Calibri"/>
           <w:color w:val="000099"/>
         </w:rPr>
         <w:t>{{ resume</w:t>
@@ -7663,7 +7663,7 @@
       <w:proofErr w:type="gramEnd"/>
       <w:r>
         <w:rPr>
-          <w:rFonts w:ascii="Verdana" w:hAnsi="Verdana"/>
+          <w:rFonts w:ascii="Calibri" w:hAnsi="Calibri" w:cs="Calibri"/>
           <w:color w:val="000099"/>
         </w:rPr>
         <w:t>[‘</w:t>
@@ -7671,7 +7671,7 @@
       <w:proofErr w:type="spellStart"/>
       <w:r>
         <w:rPr>
-          <w:rFonts w:ascii="Verdana" w:hAnsi="Verdana"/>
+          <w:rFonts w:ascii="Calibri" w:hAnsi="Calibri" w:cs="Calibri"/>
           <w:color w:val="000099"/>
         </w:rPr>
         <w:t>generated_resume</w:t>
@@ -7679,7 +7679,7 @@
       <w:proofErr w:type="spellEnd"/>
       <w:r>
         <w:rPr>
-          <w:rFonts w:ascii="Verdana" w:hAnsi="Verdana"/>
+          <w:rFonts w:ascii="Calibri" w:hAnsi="Calibri" w:cs="Calibri"/>
           <w:color w:val="000099"/>
         </w:rPr>
         <w:t>’][2][‘</w:t>
@@ -7687,7 +7687,7 @@
       <w:proofErr w:type="spellStart"/>
       <w:r>
         <w:rPr>
-          <w:rFonts w:ascii="Verdana" w:hAnsi="Verdana"/>
+          <w:rFonts w:ascii="Calibri" w:hAnsi="Calibri" w:cs="Calibri"/>
           <w:color w:val="000099"/>
         </w:rPr>
         <w:t>Functional_Design_Frequency</w:t>
@@ -7695,7 +7695,7 @@
       <w:proofErr w:type="spellEnd"/>
       <w:r>
         <w:rPr>
-          <w:rFonts w:ascii="Verdana" w:hAnsi="Verdana"/>
+          <w:rFonts w:ascii="Calibri" w:hAnsi="Calibri" w:cs="Calibri"/>
           <w:color w:val="000099"/>
         </w:rPr>
         <w:t>’] }}</w:t>
@@ -7704,7 +7704,7 @@
     <w:p>
       <w:pPr>
         <w:rPr>
-          <w:rFonts w:ascii="Verdana" w:hAnsi="Verdana"/>
+          <w:rFonts w:ascii="Calibri" w:hAnsi="Calibri" w:cs="Calibri"/>
           <w:b/>
           <w:bCs/>
           <w:color w:val="000099"/>
@@ -7714,7 +7714,7 @@
     <w:p>
       <w:pPr>
         <w:rPr>
-          <w:rFonts w:ascii="Verdana" w:hAnsi="Verdana"/>
+          <w:rFonts w:ascii="Calibri" w:hAnsi="Calibri" w:cs="Calibri"/>
           <w:b/>
           <w:bCs/>
           <w:color w:val="000099"/>
@@ -7722,7 +7722,7 @@
       </w:pPr>
       <w:r>
         <w:rPr>
-          <w:rFonts w:ascii="Verdana" w:hAnsi="Verdana"/>
+          <w:rFonts w:ascii="Calibri" w:hAnsi="Calibri" w:cs="Calibri"/>
           <w:b/>
           <w:bCs/>
           <w:color w:val="000099"/>
@@ -7733,14 +7733,14 @@
     <w:p>
       <w:pPr>
         <w:rPr>
-          <w:rFonts w:ascii="Verdana" w:hAnsi="Verdana"/>
+          <w:rFonts w:ascii="Calibri" w:hAnsi="Calibri" w:cs="Calibri"/>
           <w:color w:val="000099"/>
         </w:rPr>
       </w:pPr>
       <w:proofErr w:type="gramStart"/>
       <w:r>
         <w:rPr>
-          <w:rFonts w:ascii="Verdana" w:hAnsi="Verdana"/>
+          <w:rFonts w:ascii="Calibri" w:hAnsi="Calibri" w:cs="Calibri"/>
           <w:color w:val="000099"/>
         </w:rPr>
         <w:t>{{ resume</w:t>
@@ -7748,7 +7748,7 @@
       <w:proofErr w:type="gramEnd"/>
       <w:r>
         <w:rPr>
-          <w:rFonts w:ascii="Verdana" w:hAnsi="Verdana"/>
+          <w:rFonts w:ascii="Calibri" w:hAnsi="Calibri" w:cs="Calibri"/>
           <w:color w:val="000099"/>
         </w:rPr>
         <w:t>[‘</w:t>
@@ -7756,7 +7756,7 @@
       <w:proofErr w:type="spellStart"/>
       <w:r>
         <w:rPr>
-          <w:rFonts w:ascii="Verdana" w:hAnsi="Verdana"/>
+          <w:rFonts w:ascii="Calibri" w:hAnsi="Calibri" w:cs="Calibri"/>
           <w:color w:val="000099"/>
         </w:rPr>
         <w:t>generated_resume</w:t>
@@ -7764,7 +7764,7 @@
       <w:proofErr w:type="spellEnd"/>
       <w:r>
         <w:rPr>
-          <w:rFonts w:ascii="Verdana" w:hAnsi="Verdana"/>
+          <w:rFonts w:ascii="Calibri" w:hAnsi="Calibri" w:cs="Calibri"/>
           <w:color w:val="000099"/>
         </w:rPr>
         <w:t>’][2][‘</w:t>
@@ -7772,7 +7772,7 @@
       <w:proofErr w:type="spellStart"/>
       <w:r>
         <w:rPr>
-          <w:rFonts w:ascii="Verdana" w:hAnsi="Verdana"/>
+          <w:rFonts w:ascii="Calibri" w:hAnsi="Calibri" w:cs="Calibri"/>
           <w:color w:val="000099"/>
         </w:rPr>
         <w:t>Functional_Design_Data_Volume</w:t>
@@ -7780,7 +7780,7 @@
       <w:proofErr w:type="spellEnd"/>
       <w:r>
         <w:rPr>
-          <w:rFonts w:ascii="Verdana" w:hAnsi="Verdana"/>
+          <w:rFonts w:ascii="Calibri" w:hAnsi="Calibri" w:cs="Calibri"/>
           <w:color w:val="000099"/>
         </w:rPr>
         <w:t>’] }}</w:t>
@@ -7789,7 +7789,7 @@
     <w:p>
       <w:pPr>
         <w:rPr>
-          <w:rFonts w:ascii="Verdana" w:hAnsi="Verdana"/>
+          <w:rFonts w:ascii="Calibri" w:hAnsi="Calibri" w:cs="Calibri"/>
           <w:b/>
           <w:bCs/>
           <w:color w:val="000099"/>
@@ -7799,7 +7799,7 @@
     <w:p>
       <w:pPr>
         <w:rPr>
-          <w:rFonts w:ascii="Verdana" w:hAnsi="Verdana"/>
+          <w:rFonts w:ascii="Calibri" w:hAnsi="Calibri" w:cs="Calibri"/>
           <w:b/>
           <w:bCs/>
           <w:color w:val="000099"/>
@@ -7807,7 +7807,7 @@
       </w:pPr>
       <w:r>
         <w:rPr>
-          <w:rFonts w:ascii="Verdana" w:hAnsi="Verdana"/>
+          <w:rFonts w:ascii="Calibri" w:hAnsi="Calibri" w:cs="Calibri"/>
           <w:b/>
           <w:bCs/>
           <w:color w:val="000099"/>
@@ -7818,14 +7818,14 @@
     <w:p>
       <w:pPr>
         <w:rPr>
-          <w:rFonts w:ascii="Verdana" w:hAnsi="Verdana"/>
+          <w:rFonts w:ascii="Calibri" w:hAnsi="Calibri" w:cs="Calibri"/>
           <w:color w:val="000099"/>
         </w:rPr>
       </w:pPr>
       <w:proofErr w:type="gramStart"/>
       <w:r>
         <w:rPr>
-          <w:rFonts w:ascii="Verdana" w:hAnsi="Verdana"/>
+          <w:rFonts w:ascii="Calibri" w:hAnsi="Calibri" w:cs="Calibri"/>
           <w:color w:val="000099"/>
         </w:rPr>
         <w:t>{{ resume</w:t>
@@ -7833,7 +7833,7 @@
       <w:proofErr w:type="gramEnd"/>
       <w:r>
         <w:rPr>
-          <w:rFonts w:ascii="Verdana" w:hAnsi="Verdana"/>
+          <w:rFonts w:ascii="Calibri" w:hAnsi="Calibri" w:cs="Calibri"/>
           <w:color w:val="000099"/>
         </w:rPr>
         <w:t>[‘generated_resume’][2][‘Functional_Design_Security_Requirements’] }}</w:t>
@@ -7842,7 +7842,7 @@
     <w:p>
       <w:pPr>
         <w:rPr>
-          <w:rFonts w:ascii="Verdana" w:hAnsi="Verdana"/>
+          <w:rFonts w:ascii="Calibri" w:hAnsi="Calibri" w:cs="Calibri"/>
           <w:b/>
           <w:bCs/>
           <w:color w:val="000099"/>
@@ -7852,7 +7852,7 @@
     <w:p>
       <w:pPr>
         <w:rPr>
-          <w:rFonts w:ascii="Verdana" w:hAnsi="Verdana"/>
+          <w:rFonts w:ascii="Calibri" w:hAnsi="Calibri" w:cs="Calibri"/>
           <w:b/>
           <w:bCs/>
           <w:color w:val="000099"/>
@@ -7860,7 +7860,7 @@
       </w:pPr>
       <w:r>
         <w:rPr>
-          <w:rFonts w:ascii="Verdana" w:hAnsi="Verdana"/>
+          <w:rFonts w:ascii="Calibri" w:hAnsi="Calibri" w:cs="Calibri"/>
           <w:b/>
           <w:bCs/>
           <w:color w:val="000099"/>
@@ -7871,14 +7871,14 @@
     <w:p>
       <w:pPr>
         <w:rPr>
-          <w:rFonts w:ascii="Verdana" w:hAnsi="Verdana"/>
+          <w:rFonts w:ascii="Calibri" w:hAnsi="Calibri" w:cs="Calibri"/>
           <w:color w:val="000099"/>
         </w:rPr>
       </w:pPr>
       <w:proofErr w:type="gramStart"/>
       <w:r>
         <w:rPr>
-          <w:rFonts w:ascii="Verdana" w:hAnsi="Verdana"/>
+          <w:rFonts w:ascii="Calibri" w:hAnsi="Calibri" w:cs="Calibri"/>
           <w:color w:val="000099"/>
         </w:rPr>
         <w:t>{{ resume</w:t>
@@ -7886,7 +7886,7 @@
       <w:proofErr w:type="gramEnd"/>
       <w:r>
         <w:rPr>
-          <w:rFonts w:ascii="Verdana" w:hAnsi="Verdana"/>
+          <w:rFonts w:ascii="Calibri" w:hAnsi="Calibri" w:cs="Calibri"/>
           <w:color w:val="000099"/>
         </w:rPr>
         <w:t>[‘generated_resume’][2][‘Functional_Design_Data_Sensitivity’] }}</w:t>
@@ -7895,7 +7895,7 @@
     <w:p>
       <w:pPr>
         <w:rPr>
-          <w:rFonts w:ascii="Verdana" w:hAnsi="Verdana"/>
+          <w:rFonts w:ascii="Calibri" w:hAnsi="Calibri" w:cs="Calibri"/>
           <w:b/>
           <w:bCs/>
           <w:color w:val="000099"/>
@@ -7905,7 +7905,7 @@
     <w:p>
       <w:pPr>
         <w:rPr>
-          <w:rFonts w:ascii="Verdana" w:hAnsi="Verdana"/>
+          <w:rFonts w:ascii="Calibri" w:hAnsi="Calibri" w:cs="Calibri"/>
           <w:b/>
           <w:bCs/>
           <w:color w:val="000099"/>
@@ -7913,7 +7913,7 @@
       </w:pPr>
       <w:r>
         <w:rPr>
-          <w:rFonts w:ascii="Verdana" w:hAnsi="Verdana"/>
+          <w:rFonts w:ascii="Calibri" w:hAnsi="Calibri" w:cs="Calibri"/>
           <w:b/>
           <w:bCs/>
           <w:color w:val="000099"/>
@@ -7924,14 +7924,14 @@
     <w:p>
       <w:pPr>
         <w:rPr>
-          <w:rFonts w:ascii="Verdana" w:hAnsi="Verdana"/>
+          <w:rFonts w:ascii="Calibri" w:hAnsi="Calibri" w:cs="Calibri"/>
           <w:color w:val="000099"/>
         </w:rPr>
       </w:pPr>
       <w:proofErr w:type="gramStart"/>
       <w:r>
         <w:rPr>
-          <w:rFonts w:ascii="Verdana" w:hAnsi="Verdana"/>
+          <w:rFonts w:ascii="Calibri" w:hAnsi="Calibri" w:cs="Calibri"/>
           <w:color w:val="000099"/>
         </w:rPr>
         <w:t>{{ resume</w:t>
@@ -7939,7 +7939,7 @@
       <w:proofErr w:type="gramEnd"/>
       <w:r>
         <w:rPr>
-          <w:rFonts w:ascii="Verdana" w:hAnsi="Verdana"/>
+          <w:rFonts w:ascii="Calibri" w:hAnsi="Calibri" w:cs="Calibri"/>
           <w:color w:val="000099"/>
         </w:rPr>
         <w:t>[‘</w:t>
@@ -7947,7 +7947,7 @@
       <w:proofErr w:type="spellStart"/>
       <w:r>
         <w:rPr>
-          <w:rFonts w:ascii="Verdana" w:hAnsi="Verdana"/>
+          <w:rFonts w:ascii="Calibri" w:hAnsi="Calibri" w:cs="Calibri"/>
           <w:color w:val="000099"/>
         </w:rPr>
         <w:t>generated_resume</w:t>
@@ -7955,7 +7955,7 @@
       <w:proofErr w:type="spellEnd"/>
       <w:r>
         <w:rPr>
-          <w:rFonts w:ascii="Verdana" w:hAnsi="Verdana"/>
+          <w:rFonts w:ascii="Calibri" w:hAnsi="Calibri" w:cs="Calibri"/>
           <w:color w:val="000099"/>
         </w:rPr>
         <w:t>’][2][‘</w:t>
@@ -7963,7 +7963,7 @@
       <w:proofErr w:type="spellStart"/>
       <w:r>
         <w:rPr>
-          <w:rFonts w:ascii="Verdana" w:hAnsi="Verdana"/>
+          <w:rFonts w:ascii="Calibri" w:hAnsi="Calibri" w:cs="Calibri"/>
           <w:color w:val="000099"/>
         </w:rPr>
         <w:t>Functional_Design_Unit_Testing</w:t>
@@ -7971,7 +7971,7 @@
       <w:proofErr w:type="spellEnd"/>
       <w:r>
         <w:rPr>
-          <w:rFonts w:ascii="Verdana" w:hAnsi="Verdana"/>
+          <w:rFonts w:ascii="Calibri" w:hAnsi="Calibri" w:cs="Calibri"/>
           <w:color w:val="000099"/>
         </w:rPr>
         <w:t>’] }}</w:t>
@@ -7980,7 +7980,7 @@
     <w:p>
       <w:pPr>
         <w:rPr>
-          <w:rFonts w:ascii="Verdana" w:hAnsi="Verdana"/>
+          <w:rFonts w:ascii="Calibri" w:hAnsi="Calibri" w:cs="Calibri"/>
           <w:b/>
           <w:bCs/>
           <w:color w:val="000099"/>
@@ -7990,7 +7990,7 @@
     <w:p>
       <w:pPr>
         <w:rPr>
-          <w:rFonts w:ascii="Verdana" w:hAnsi="Verdana"/>
+          <w:rFonts w:ascii="Calibri" w:hAnsi="Calibri" w:cs="Calibri"/>
           <w:b/>
           <w:bCs/>
           <w:color w:val="000099"/>
@@ -7998,7 +7998,7 @@
       </w:pPr>
       <w:r>
         <w:rPr>
-          <w:rFonts w:ascii="Verdana" w:hAnsi="Verdana"/>
+          <w:rFonts w:ascii="Calibri" w:hAnsi="Calibri" w:cs="Calibri"/>
           <w:b/>
           <w:bCs/>
           <w:color w:val="000099"/>
@@ -8009,14 +8009,14 @@
     <w:p>
       <w:pPr>
         <w:rPr>
-          <w:rFonts w:ascii="Verdana" w:hAnsi="Verdana"/>
+          <w:rFonts w:ascii="Calibri" w:hAnsi="Calibri" w:cs="Calibri"/>
           <w:color w:val="000099"/>
         </w:rPr>
       </w:pPr>
       <w:proofErr w:type="gramStart"/>
       <w:r>
         <w:rPr>
-          <w:rFonts w:ascii="Verdana" w:hAnsi="Verdana"/>
+          <w:rFonts w:ascii="Calibri" w:hAnsi="Calibri" w:cs="Calibri"/>
           <w:color w:val="000099"/>
         </w:rPr>
         <w:t>{{ resume</w:t>
@@ -8024,7 +8024,7 @@
       <w:proofErr w:type="gramEnd"/>
       <w:r>
         <w:rPr>
-          <w:rFonts w:ascii="Verdana" w:hAnsi="Verdana"/>
+          <w:rFonts w:ascii="Calibri" w:hAnsi="Calibri" w:cs="Calibri"/>
           <w:color w:val="000099"/>
         </w:rPr>
         <w:t>[‘generated_resume’][2][‘Functional_Design_Additional_Comments’] }}</w:t>
@@ -8033,7 +8033,7 @@
     <w:p>
       <w:pPr>
         <w:rPr>
-          <w:rFonts w:ascii="Verdana" w:hAnsi="Verdana"/>
+          <w:rFonts w:ascii="Calibri" w:hAnsi="Calibri" w:cs="Calibri"/>
           <w:b/>
           <w:bCs/>
         </w:rPr>
@@ -8049,11 +8049,11 @@
     <w:p>
       <w:pPr>
         <w:rPr>
-          <w:rFonts w:ascii="Verdana" w:hAnsi="Verdana"/>
+          <w:rFonts w:ascii="Calibri" w:hAnsi="Calibri" w:cs="Calibri"/>
           <w:b/>
           <w:bCs/>
           <w:color w:val="000099"/>
-          <w:sz w:val="16"/>
+          <w:sz w:val="20"/>
         </w:rPr>
         <w:sectPr>
           <w:headerReference w:type="default" r:id="rId18"/>
@@ -8070,20 +8070,20 @@
         <w:pStyle w:val="Heading2"/>
         <w:spacing w:before="0" w:after="0" w:line="240" w:lineRule="auto"/>
         <w:rPr>
-          <w:rFonts w:ascii="Verdana" w:hAnsi="Verdana"/>
+          <w:rFonts w:ascii="Calibri" w:hAnsi="Calibri" w:cs="Calibri"/>
           <w:b/>
           <w:color w:val="FF6600"/>
         </w:rPr>
       </w:pPr>
       <w:r>
         <w:rPr>
-          <w:rFonts w:ascii="Verdana" w:hAnsi="Verdana"/>
+          <w:rFonts w:ascii="Calibri" w:hAnsi="Calibri" w:cs="Calibri"/>
         </w:rPr>
         <w:br w:type="page"/>
       </w:r>
       <w:r>
         <w:rPr>
-          <w:rFonts w:ascii="Verdana" w:hAnsi="Verdana"/>
+          <w:rFonts w:ascii="Calibri" w:hAnsi="Calibri" w:cs="Calibri"/>
           <w:b/>
           <w:color w:val="FF6600"/>
         </w:rPr>
@@ -8092,7 +8092,7 @@
       </w:r>
       <w:r>
         <w:rPr>
-          <w:rFonts w:ascii="Verdana" w:hAnsi="Verdana"/>
+          <w:rFonts w:ascii="Calibri" w:hAnsi="Calibri" w:cs="Calibri"/>
           <w:b/>
           <w:color w:val="FF6600"/>
         </w:rPr>
@@ -8100,7 +8100,7 @@
       </w:r>
       <w:r>
         <w:rPr>
-          <w:rFonts w:ascii="Verdana" w:hAnsi="Verdana"/>
+          <w:rFonts w:ascii="Calibri" w:hAnsi="Calibri" w:cs="Calibri"/>
           <w:b/>
           <w:color w:val="FF6600"/>
         </w:rPr>
@@ -8113,7 +8113,7 @@
         <w:spacing w:before="0" w:after="0" w:line="240" w:lineRule="auto"/>
         <w:ind w:right="-90"/>
         <w:rPr>
-          <w:rFonts w:ascii="Verdana" w:hAnsi="Verdana"/>
+          <w:rFonts w:ascii="Calibri" w:hAnsi="Calibri" w:cs="Calibri"/>
           <w:b/>
           <w:bCs/>
           <w:sz w:val="24"/>
@@ -8124,7 +8124,7 @@
       <w:bookmarkEnd w:id="4"/>
       <w:r>
         <w:rPr>
-          <w:rFonts w:ascii="Verdana" w:hAnsi="Verdana"/>
+          <w:rFonts w:ascii="Calibri" w:hAnsi="Calibri" w:cs="Calibri"/>
           <w:bCs/>
           <w:color w:val="FF6600"/>
           <w:sz w:val="24"/>
@@ -8134,7 +8134,7 @@
       </w:r>
       <w:r>
         <w:rPr>
-          <w:rFonts w:ascii="Verdana" w:hAnsi="Verdana"/>
+          <w:rFonts w:ascii="Calibri" w:hAnsi="Calibri" w:cs="Calibri"/>
           <w:bCs/>
           <w:color w:val="FF6600"/>
           <w:sz w:val="24"/>
@@ -8144,7 +8144,7 @@
       </w:r>
       <w:r>
         <w:rPr>
-          <w:rFonts w:ascii="Verdana" w:hAnsi="Verdana"/>
+          <w:rFonts w:ascii="Calibri" w:hAnsi="Calibri" w:cs="Calibri"/>
           <w:bCs/>
           <w:color w:val="FF6600"/>
           <w:sz w:val="24"/>
@@ -8154,7 +8154,7 @@
       </w:r>
       <w:r>
         <w:rPr>
-          <w:rFonts w:ascii="Verdana" w:hAnsi="Verdana"/>
+          <w:rFonts w:ascii="Calibri" w:hAnsi="Calibri" w:cs="Calibri"/>
           <w:bCs/>
           <w:color w:val="FF6600"/>
           <w:sz w:val="24"/>
@@ -8164,7 +8164,7 @@
       </w:r>
       <w:r>
         <w:rPr>
-          <w:rFonts w:ascii="Verdana" w:hAnsi="Verdana"/>
+          <w:rFonts w:ascii="Calibri" w:hAnsi="Calibri" w:cs="Calibri"/>
           <w:b/>
           <w:bCs/>
           <w:color w:val="FF6600"/>
@@ -8176,7 +8176,7 @@
       <w:permStart w:id="856043527" w:edGrp="everyone"/>
       <w:r>
         <w:rPr>
-          <w:rFonts w:ascii="Verdana" w:hAnsi="Verdana"/>
+          <w:rFonts w:ascii="Calibri" w:hAnsi="Calibri" w:cs="Calibri"/>
           <w:b/>
           <w:bCs/>
           <w:color w:val="FF6600"/>
@@ -8196,7 +8196,7 @@
         <w:spacing w:before="0" w:after="240"/>
         <w:ind w:right="0"/>
         <w:rPr>
-          <w:rFonts w:ascii="Verdana" w:hAnsi="Verdana"/>
+          <w:rFonts w:ascii="Calibri" w:hAnsi="Calibri" w:cs="Calibri"/>
           <w:color w:val="FF6600"/>
         </w:rPr>
       </w:pPr>
@@ -8204,7 +8204,7 @@
     <w:p>
       <w:pPr>
         <w:rPr>
-          <w:rFonts w:ascii="Verdana" w:hAnsi="Verdana"/>
+          <w:rFonts w:ascii="Calibri" w:hAnsi="Calibri" w:cs="Calibri"/>
           <w:b/>
           <w:bCs/>
           <w:color w:val="FF6600"/>
@@ -8212,7 +8212,7 @@
       </w:pPr>
       <w:r>
         <w:rPr>
-          <w:rFonts w:ascii="Verdana" w:hAnsi="Verdana"/>
+          <w:rFonts w:ascii="Calibri" w:hAnsi="Calibri" w:cs="Calibri"/>
           <w:b/>
           <w:bCs/>
           <w:color w:val="FF6600"/>
@@ -8223,14 +8223,14 @@
     <w:p>
       <w:pPr>
         <w:rPr>
-          <w:rFonts w:ascii="Verdana" w:hAnsi="Verdana"/>
+          <w:rFonts w:ascii="Calibri" w:hAnsi="Calibri" w:cs="Calibri"/>
           <w:color w:val="FF6600"/>
         </w:rPr>
       </w:pPr>
       <w:proofErr w:type="gramStart"/>
       <w:r>
         <w:rPr>
-          <w:rFonts w:ascii="Verdana" w:hAnsi="Verdana"/>
+          <w:rFonts w:ascii="Calibri" w:hAnsi="Calibri" w:cs="Calibri"/>
           <w:color w:val="FF6600"/>
         </w:rPr>
         <w:t>{{ resume</w:t>
@@ -8238,7 +8238,7 @@
       <w:proofErr w:type="gramEnd"/>
       <w:r>
         <w:rPr>
-          <w:rFonts w:ascii="Verdana" w:hAnsi="Verdana"/>
+          <w:rFonts w:ascii="Calibri" w:hAnsi="Calibri" w:cs="Calibri"/>
           <w:color w:val="FF6600"/>
         </w:rPr>
         <w:t>[‘</w:t>
@@ -8246,7 +8246,7 @@
       <w:proofErr w:type="spellStart"/>
       <w:r>
         <w:rPr>
-          <w:rFonts w:ascii="Verdana" w:hAnsi="Verdana"/>
+          <w:rFonts w:ascii="Calibri" w:hAnsi="Calibri" w:cs="Calibri"/>
           <w:color w:val="FF6600"/>
         </w:rPr>
         <w:t>generated_resume</w:t>
@@ -8254,7 +8254,7 @@
       <w:proofErr w:type="spellEnd"/>
       <w:r>
         <w:rPr>
-          <w:rFonts w:ascii="Verdana" w:hAnsi="Verdana"/>
+          <w:rFonts w:ascii="Calibri" w:hAnsi="Calibri" w:cs="Calibri"/>
           <w:color w:val="FF6600"/>
         </w:rPr>
         <w:t>’][3][‘</w:t>
@@ -8262,7 +8262,7 @@
       <w:proofErr w:type="spellStart"/>
       <w:r>
         <w:rPr>
-          <w:rFonts w:ascii="Verdana" w:hAnsi="Verdana"/>
+          <w:rFonts w:ascii="Calibri" w:hAnsi="Calibri" w:cs="Calibri"/>
           <w:color w:val="FF6600"/>
         </w:rPr>
         <w:t>Technical_Design_Design_Points</w:t>
@@ -8270,7 +8270,7 @@
       <w:proofErr w:type="spellEnd"/>
       <w:r>
         <w:rPr>
-          <w:rFonts w:ascii="Verdana" w:hAnsi="Verdana"/>
+          <w:rFonts w:ascii="Calibri" w:hAnsi="Calibri" w:cs="Calibri"/>
           <w:color w:val="FF6600"/>
         </w:rPr>
         <w:t>’] }}</w:t>
@@ -8279,7 +8279,7 @@
     <w:p>
       <w:pPr>
         <w:rPr>
-          <w:rFonts w:ascii="Verdana" w:hAnsi="Verdana"/>
+          <w:rFonts w:ascii="Calibri" w:hAnsi="Calibri" w:cs="Calibri"/>
           <w:b/>
           <w:bCs/>
           <w:color w:val="FF6600"/>
@@ -8289,7 +8289,7 @@
     <w:p>
       <w:pPr>
         <w:rPr>
-          <w:rFonts w:ascii="Verdana" w:hAnsi="Verdana"/>
+          <w:rFonts w:ascii="Calibri" w:hAnsi="Calibri" w:cs="Calibri"/>
           <w:b/>
           <w:bCs/>
           <w:color w:val="FF6600"/>
@@ -8297,7 +8297,7 @@
       </w:pPr>
       <w:r>
         <w:rPr>
-          <w:rFonts w:ascii="Verdana" w:hAnsi="Verdana"/>
+          <w:rFonts w:ascii="Calibri" w:hAnsi="Calibri" w:cs="Calibri"/>
           <w:b/>
           <w:bCs/>
           <w:color w:val="FF6600"/>
@@ -8308,14 +8308,14 @@
     <w:p>
       <w:pPr>
         <w:rPr>
-          <w:rFonts w:ascii="Verdana" w:hAnsi="Verdana"/>
+          <w:rFonts w:ascii="Calibri" w:hAnsi="Calibri" w:cs="Calibri"/>
           <w:color w:val="FF6600"/>
         </w:rPr>
       </w:pPr>
       <w:proofErr w:type="gramStart"/>
       <w:r>
         <w:rPr>
-          <w:rFonts w:ascii="Verdana" w:hAnsi="Verdana"/>
+          <w:rFonts w:ascii="Calibri" w:hAnsi="Calibri" w:cs="Calibri"/>
           <w:color w:val="FF6600"/>
         </w:rPr>
         <w:t>{{ resume</w:t>
@@ -8323,7 +8323,7 @@
       <w:proofErr w:type="gramEnd"/>
       <w:r>
         <w:rPr>
-          <w:rFonts w:ascii="Verdana" w:hAnsi="Verdana"/>
+          <w:rFonts w:ascii="Calibri" w:hAnsi="Calibri" w:cs="Calibri"/>
           <w:color w:val="FF6600"/>
         </w:rPr>
         <w:t>[‘generated_resume’][3][‘Technical_Design_Special_Configuration_Settings’] }}</w:t>
@@ -8332,7 +8332,7 @@
     <w:p>
       <w:pPr>
         <w:rPr>
-          <w:rFonts w:ascii="Verdana" w:hAnsi="Verdana"/>
+          <w:rFonts w:ascii="Calibri" w:hAnsi="Calibri" w:cs="Calibri"/>
           <w:b/>
           <w:bCs/>
           <w:color w:val="FF6600"/>
@@ -8342,7 +8342,7 @@
     <w:p>
       <w:pPr>
         <w:rPr>
-          <w:rFonts w:ascii="Verdana" w:hAnsi="Verdana"/>
+          <w:rFonts w:ascii="Calibri" w:hAnsi="Calibri" w:cs="Calibri"/>
           <w:b/>
           <w:bCs/>
           <w:color w:val="FF6600"/>
@@ -8350,7 +8350,7 @@
       </w:pPr>
       <w:r>
         <w:rPr>
-          <w:rFonts w:ascii="Verdana" w:hAnsi="Verdana"/>
+          <w:rFonts w:ascii="Calibri" w:hAnsi="Calibri" w:cs="Calibri"/>
           <w:b/>
           <w:bCs/>
           <w:color w:val="FF6600"/>
@@ -8361,14 +8361,14 @@
     <w:p>
       <w:pPr>
         <w:rPr>
-          <w:rFonts w:ascii="Verdana" w:hAnsi="Verdana"/>
+          <w:rFonts w:ascii="Calibri" w:hAnsi="Calibri" w:cs="Calibri"/>
           <w:color w:val="FF6600"/>
         </w:rPr>
       </w:pPr>
       <w:proofErr w:type="gramStart"/>
       <w:r>
         <w:rPr>
-          <w:rFonts w:ascii="Verdana" w:hAnsi="Verdana"/>
+          <w:rFonts w:ascii="Calibri" w:hAnsi="Calibri" w:cs="Calibri"/>
           <w:color w:val="FF6600"/>
         </w:rPr>
         <w:t>{{ resume</w:t>
@@ -8376,7 +8376,7 @@
       <w:proofErr w:type="gramEnd"/>
       <w:r>
         <w:rPr>
-          <w:rFonts w:ascii="Verdana" w:hAnsi="Verdana"/>
+          <w:rFonts w:ascii="Calibri" w:hAnsi="Calibri" w:cs="Calibri"/>
           <w:color w:val="FF6600"/>
         </w:rPr>
         <w:t>[‘generated_resume’][3][‘Technical_Design_Outbound_Definition’] }}</w:t>
@@ -8385,7 +8385,7 @@
     <w:p>
       <w:pPr>
         <w:rPr>
-          <w:rFonts w:ascii="Verdana" w:hAnsi="Verdana"/>
+          <w:rFonts w:ascii="Calibri" w:hAnsi="Calibri" w:cs="Calibri"/>
           <w:b/>
           <w:bCs/>
           <w:color w:val="FF6600"/>
@@ -8395,7 +8395,7 @@
     <w:p>
       <w:pPr>
         <w:rPr>
-          <w:rFonts w:ascii="Verdana" w:hAnsi="Verdana"/>
+          <w:rFonts w:ascii="Calibri" w:hAnsi="Calibri" w:cs="Calibri"/>
           <w:b/>
           <w:bCs/>
           <w:color w:val="FF6600"/>
@@ -8403,7 +8403,7 @@
       </w:pPr>
       <w:r>
         <w:rPr>
-          <w:rFonts w:ascii="Verdana" w:hAnsi="Verdana"/>
+          <w:rFonts w:ascii="Calibri" w:hAnsi="Calibri" w:cs="Calibri"/>
           <w:b/>
           <w:bCs/>
           <w:color w:val="FF6600"/>
@@ -8414,14 +8414,14 @@
     <w:p>
       <w:pPr>
         <w:rPr>
-          <w:rFonts w:ascii="Verdana" w:hAnsi="Verdana"/>
+          <w:rFonts w:ascii="Calibri" w:hAnsi="Calibri" w:cs="Calibri"/>
           <w:color w:val="FF6600"/>
         </w:rPr>
       </w:pPr>
       <w:proofErr w:type="gramStart"/>
       <w:r>
         <w:rPr>
-          <w:rFonts w:ascii="Verdana" w:hAnsi="Verdana"/>
+          <w:rFonts w:ascii="Calibri" w:hAnsi="Calibri" w:cs="Calibri"/>
           <w:color w:val="FF6600"/>
         </w:rPr>
         <w:t>{{ resume</w:t>
@@ -8429,7 +8429,7 @@
       <w:proofErr w:type="gramEnd"/>
       <w:r>
         <w:rPr>
-          <w:rFonts w:ascii="Verdana" w:hAnsi="Verdana"/>
+          <w:rFonts w:ascii="Calibri" w:hAnsi="Calibri" w:cs="Calibri"/>
           <w:color w:val="FF6600"/>
         </w:rPr>
         <w:t>[‘generated_resume’][3][‘Technical_Design_Target_Environment’] }}</w:t>
@@ -8438,7 +8438,7 @@
     <w:p>
       <w:pPr>
         <w:rPr>
-          <w:rFonts w:ascii="Verdana" w:hAnsi="Verdana"/>
+          <w:rFonts w:ascii="Calibri" w:hAnsi="Calibri" w:cs="Calibri"/>
           <w:b/>
           <w:bCs/>
           <w:color w:val="FF6600"/>
@@ -8448,7 +8448,7 @@
     <w:p>
       <w:pPr>
         <w:rPr>
-          <w:rFonts w:ascii="Verdana" w:hAnsi="Verdana"/>
+          <w:rFonts w:ascii="Calibri" w:hAnsi="Calibri" w:cs="Calibri"/>
           <w:b/>
           <w:bCs/>
           <w:color w:val="FF6600"/>
@@ -8456,7 +8456,7 @@
       </w:pPr>
       <w:r>
         <w:rPr>
-          <w:rFonts w:ascii="Verdana" w:hAnsi="Verdana"/>
+          <w:rFonts w:ascii="Calibri" w:hAnsi="Calibri" w:cs="Calibri"/>
           <w:b/>
           <w:bCs/>
           <w:color w:val="FF6600"/>
@@ -8467,14 +8467,14 @@
     <w:p>
       <w:pPr>
         <w:rPr>
-          <w:rFonts w:ascii="Verdana" w:hAnsi="Verdana"/>
+          <w:rFonts w:ascii="Calibri" w:hAnsi="Calibri" w:cs="Calibri"/>
           <w:color w:val="FF6600"/>
         </w:rPr>
       </w:pPr>
       <w:proofErr w:type="gramStart"/>
       <w:r>
         <w:rPr>
-          <w:rFonts w:ascii="Verdana" w:hAnsi="Verdana"/>
+          <w:rFonts w:ascii="Calibri" w:hAnsi="Calibri" w:cs="Calibri"/>
           <w:color w:val="FF6600"/>
         </w:rPr>
         <w:t>{{ resume</w:t>
@@ -8482,7 +8482,7 @@
       <w:proofErr w:type="gramEnd"/>
       <w:r>
         <w:rPr>
-          <w:rFonts w:ascii="Verdana" w:hAnsi="Verdana"/>
+          <w:rFonts w:ascii="Calibri" w:hAnsi="Calibri" w:cs="Calibri"/>
           <w:color w:val="FF6600"/>
         </w:rPr>
         <w:t>[‘generated_resume’][3][‘Technical_Design_Starting_Transaction’] }}</w:t>
@@ -8491,7 +8491,7 @@
     <w:p>
       <w:pPr>
         <w:rPr>
-          <w:rFonts w:ascii="Verdana" w:hAnsi="Verdana"/>
+          <w:rFonts w:ascii="Calibri" w:hAnsi="Calibri" w:cs="Calibri"/>
           <w:b/>
           <w:bCs/>
           <w:color w:val="FF6600"/>
@@ -8501,7 +8501,7 @@
     <w:p>
       <w:pPr>
         <w:rPr>
-          <w:rFonts w:ascii="Verdana" w:hAnsi="Verdana"/>
+          <w:rFonts w:ascii="Calibri" w:hAnsi="Calibri" w:cs="Calibri"/>
           <w:b/>
           <w:bCs/>
           <w:color w:val="FF6600"/>
@@ -8509,7 +8509,7 @@
       </w:pPr>
       <w:r>
         <w:rPr>
-          <w:rFonts w:ascii="Verdana" w:hAnsi="Verdana"/>
+          <w:rFonts w:ascii="Calibri" w:hAnsi="Calibri" w:cs="Calibri"/>
           <w:b/>
           <w:bCs/>
           <w:color w:val="FF6600"/>
@@ -8520,14 +8520,14 @@
     <w:p>
       <w:pPr>
         <w:rPr>
-          <w:rFonts w:ascii="Verdana" w:hAnsi="Verdana"/>
+          <w:rFonts w:ascii="Calibri" w:hAnsi="Calibri" w:cs="Calibri"/>
           <w:color w:val="FF6600"/>
         </w:rPr>
       </w:pPr>
       <w:proofErr w:type="gramStart"/>
       <w:r>
         <w:rPr>
-          <w:rFonts w:ascii="Verdana" w:hAnsi="Verdana"/>
+          <w:rFonts w:ascii="Calibri" w:hAnsi="Calibri" w:cs="Calibri"/>
           <w:color w:val="FF6600"/>
         </w:rPr>
         <w:t>{{ resume</w:t>
@@ -8535,7 +8535,7 @@
       <w:proofErr w:type="gramEnd"/>
       <w:r>
         <w:rPr>
-          <w:rFonts w:ascii="Verdana" w:hAnsi="Verdana"/>
+          <w:rFonts w:ascii="Calibri" w:hAnsi="Calibri" w:cs="Calibri"/>
           <w:color w:val="FF6600"/>
         </w:rPr>
         <w:t>[‘generated_resume’][3][‘Technical_Design_Triggering_Events’] }}</w:t>
@@ -8544,7 +8544,7 @@
     <w:p>
       <w:pPr>
         <w:rPr>
-          <w:rFonts w:ascii="Verdana" w:hAnsi="Verdana"/>
+          <w:rFonts w:ascii="Calibri" w:hAnsi="Calibri" w:cs="Calibri"/>
           <w:b/>
           <w:bCs/>
           <w:color w:val="FF6600"/>
@@ -8554,7 +8554,7 @@
     <w:p>
       <w:pPr>
         <w:rPr>
-          <w:rFonts w:ascii="Verdana" w:hAnsi="Verdana"/>
+          <w:rFonts w:ascii="Calibri" w:hAnsi="Calibri" w:cs="Calibri"/>
           <w:b/>
           <w:bCs/>
           <w:color w:val="FF6600"/>
@@ -8562,7 +8562,7 @@
       </w:pPr>
       <w:r>
         <w:rPr>
-          <w:rFonts w:ascii="Verdana" w:hAnsi="Verdana"/>
+          <w:rFonts w:ascii="Calibri" w:hAnsi="Calibri" w:cs="Calibri"/>
           <w:b/>
           <w:bCs/>
           <w:color w:val="FF6600"/>
@@ -8573,14 +8573,14 @@
     <w:p>
       <w:pPr>
         <w:rPr>
-          <w:rFonts w:ascii="Verdana" w:hAnsi="Verdana"/>
+          <w:rFonts w:ascii="Calibri" w:hAnsi="Calibri" w:cs="Calibri"/>
           <w:color w:val="FF6600"/>
         </w:rPr>
       </w:pPr>
       <w:proofErr w:type="gramStart"/>
       <w:r>
         <w:rPr>
-          <w:rFonts w:ascii="Verdana" w:hAnsi="Verdana"/>
+          <w:rFonts w:ascii="Calibri" w:hAnsi="Calibri" w:cs="Calibri"/>
           <w:color w:val="FF6600"/>
         </w:rPr>
         <w:t>{{ resume</w:t>
@@ -8588,7 +8588,7 @@
       <w:proofErr w:type="gramEnd"/>
       <w:r>
         <w:rPr>
-          <w:rFonts w:ascii="Verdana" w:hAnsi="Verdana"/>
+          <w:rFonts w:ascii="Calibri" w:hAnsi="Calibri" w:cs="Calibri"/>
           <w:color w:val="FF6600"/>
         </w:rPr>
         <w:t>[‘generated_resume’][3][‘Technical_Design_Data_Transformation_Process’] }}</w:t>
@@ -8597,7 +8597,7 @@
     <w:p>
       <w:pPr>
         <w:rPr>
-          <w:rFonts w:ascii="Verdana" w:hAnsi="Verdana"/>
+          <w:rFonts w:ascii="Calibri" w:hAnsi="Calibri" w:cs="Calibri"/>
           <w:b/>
           <w:bCs/>
           <w:color w:val="FF6600"/>
@@ -8607,7 +8607,7 @@
     <w:p>
       <w:pPr>
         <w:rPr>
-          <w:rFonts w:ascii="Verdana" w:hAnsi="Verdana"/>
+          <w:rFonts w:ascii="Calibri" w:hAnsi="Calibri" w:cs="Calibri"/>
           <w:b/>
           <w:bCs/>
           <w:color w:val="FF6600"/>
@@ -8615,7 +8615,7 @@
       </w:pPr>
       <w:r>
         <w:rPr>
-          <w:rFonts w:ascii="Verdana" w:hAnsi="Verdana"/>
+          <w:rFonts w:ascii="Calibri" w:hAnsi="Calibri" w:cs="Calibri"/>
           <w:b/>
           <w:bCs/>
           <w:color w:val="FF6600"/>
@@ -8626,14 +8626,14 @@
     <w:p>
       <w:pPr>
         <w:rPr>
-          <w:rFonts w:ascii="Verdana" w:hAnsi="Verdana"/>
+          <w:rFonts w:ascii="Calibri" w:hAnsi="Calibri" w:cs="Calibri"/>
           <w:color w:val="FF6600"/>
         </w:rPr>
       </w:pPr>
       <w:proofErr w:type="gramStart"/>
       <w:r>
         <w:rPr>
-          <w:rFonts w:ascii="Verdana" w:hAnsi="Verdana"/>
+          <w:rFonts w:ascii="Calibri" w:hAnsi="Calibri" w:cs="Calibri"/>
           <w:color w:val="FF6600"/>
         </w:rPr>
         <w:t>{{ resume</w:t>
@@ -8641,7 +8641,7 @@
       <w:proofErr w:type="gramEnd"/>
       <w:r>
         <w:rPr>
-          <w:rFonts w:ascii="Verdana" w:hAnsi="Verdana"/>
+          <w:rFonts w:ascii="Calibri" w:hAnsi="Calibri" w:cs="Calibri"/>
           <w:color w:val="FF6600"/>
         </w:rPr>
         <w:t>[‘generated_resume’][3][‘Technical_Design_Data_Transfer_Process’] }}</w:t>
@@ -8650,7 +8650,7 @@
     <w:p>
       <w:pPr>
         <w:rPr>
-          <w:rFonts w:ascii="Verdana" w:hAnsi="Verdana"/>
+          <w:rFonts w:ascii="Calibri" w:hAnsi="Calibri" w:cs="Calibri"/>
           <w:b/>
           <w:bCs/>
           <w:color w:val="FF6600"/>
@@ -8660,7 +8660,7 @@
     <w:p>
       <w:pPr>
         <w:rPr>
-          <w:rFonts w:ascii="Verdana" w:hAnsi="Verdana"/>
+          <w:rFonts w:ascii="Calibri" w:hAnsi="Calibri" w:cs="Calibri"/>
           <w:b/>
           <w:bCs/>
           <w:color w:val="FF6600"/>
@@ -8668,7 +8668,7 @@
       </w:pPr>
       <w:r>
         <w:rPr>
-          <w:rFonts w:ascii="Verdana" w:hAnsi="Verdana"/>
+          <w:rFonts w:ascii="Calibri" w:hAnsi="Calibri" w:cs="Calibri"/>
           <w:b/>
           <w:bCs/>
           <w:color w:val="FF6600"/>
@@ -8679,14 +8679,14 @@
     <w:p>
       <w:pPr>
         <w:rPr>
-          <w:rFonts w:ascii="Verdana" w:hAnsi="Verdana"/>
+          <w:rFonts w:ascii="Calibri" w:hAnsi="Calibri" w:cs="Calibri"/>
           <w:color w:val="FF6600"/>
         </w:rPr>
       </w:pPr>
       <w:proofErr w:type="gramStart"/>
       <w:r>
         <w:rPr>
-          <w:rFonts w:ascii="Verdana" w:hAnsi="Verdana"/>
+          <w:rFonts w:ascii="Calibri" w:hAnsi="Calibri" w:cs="Calibri"/>
           <w:color w:val="FF6600"/>
         </w:rPr>
         <w:t>{{ resume</w:t>
@@ -8694,7 +8694,7 @@
       <w:proofErr w:type="gramEnd"/>
       <w:r>
         <w:rPr>
-          <w:rFonts w:ascii="Verdana" w:hAnsi="Verdana"/>
+          <w:rFonts w:ascii="Calibri" w:hAnsi="Calibri" w:cs="Calibri"/>
           <w:color w:val="FF6600"/>
         </w:rPr>
         <w:t>[‘</w:t>
@@ -8702,7 +8702,7 @@
       <w:proofErr w:type="spellStart"/>
       <w:r>
         <w:rPr>
-          <w:rFonts w:ascii="Verdana" w:hAnsi="Verdana"/>
+          <w:rFonts w:ascii="Calibri" w:hAnsi="Calibri" w:cs="Calibri"/>
           <w:color w:val="FF6600"/>
         </w:rPr>
         <w:t>generated_resume</w:t>
@@ -8710,7 +8710,7 @@
       <w:proofErr w:type="spellEnd"/>
       <w:r>
         <w:rPr>
-          <w:rFonts w:ascii="Verdana" w:hAnsi="Verdana"/>
+          <w:rFonts w:ascii="Calibri" w:hAnsi="Calibri" w:cs="Calibri"/>
           <w:color w:val="FF6600"/>
         </w:rPr>
         <w:t>’][3][‘</w:t>
@@ -8718,7 +8718,7 @@
       <w:proofErr w:type="spellStart"/>
       <w:r>
         <w:rPr>
-          <w:rFonts w:ascii="Verdana" w:hAnsi="Verdana"/>
+          <w:rFonts w:ascii="Calibri" w:hAnsi="Calibri" w:cs="Calibri"/>
           <w:color w:val="FF6600"/>
         </w:rPr>
         <w:t>Technical_Design_Data_Format</w:t>
@@ -8726,7 +8726,7 @@
       <w:proofErr w:type="spellEnd"/>
       <w:r>
         <w:rPr>
-          <w:rFonts w:ascii="Verdana" w:hAnsi="Verdana"/>
+          <w:rFonts w:ascii="Calibri" w:hAnsi="Calibri" w:cs="Calibri"/>
           <w:color w:val="FF6600"/>
         </w:rPr>
         <w:t>’] }}</w:t>
@@ -8735,7 +8735,7 @@
     <w:p>
       <w:pPr>
         <w:rPr>
-          <w:rFonts w:ascii="Verdana" w:hAnsi="Verdana"/>
+          <w:rFonts w:ascii="Calibri" w:hAnsi="Calibri" w:cs="Calibri"/>
           <w:b/>
           <w:bCs/>
           <w:color w:val="FF6600"/>
@@ -8745,7 +8745,7 @@
     <w:p>
       <w:pPr>
         <w:rPr>
-          <w:rFonts w:ascii="Verdana" w:hAnsi="Verdana"/>
+          <w:rFonts w:ascii="Calibri" w:hAnsi="Calibri" w:cs="Calibri"/>
           <w:b/>
           <w:bCs/>
           <w:color w:val="FF6600"/>
@@ -8753,7 +8753,7 @@
       </w:pPr>
       <w:r>
         <w:rPr>
-          <w:rFonts w:ascii="Verdana" w:hAnsi="Verdana"/>
+          <w:rFonts w:ascii="Calibri" w:hAnsi="Calibri" w:cs="Calibri"/>
           <w:b/>
           <w:bCs/>
           <w:color w:val="FF6600"/>
@@ -8764,14 +8764,14 @@
     <w:p>
       <w:pPr>
         <w:rPr>
-          <w:rFonts w:ascii="Verdana" w:hAnsi="Verdana"/>
+          <w:rFonts w:ascii="Calibri" w:hAnsi="Calibri" w:cs="Calibri"/>
           <w:color w:val="FF6600"/>
         </w:rPr>
       </w:pPr>
       <w:proofErr w:type="gramStart"/>
       <w:r>
         <w:rPr>
-          <w:rFonts w:ascii="Verdana" w:hAnsi="Verdana"/>
+          <w:rFonts w:ascii="Calibri" w:hAnsi="Calibri" w:cs="Calibri"/>
           <w:color w:val="FF6600"/>
         </w:rPr>
         <w:t>{{ resume</w:t>
@@ -8779,7 +8779,7 @@
       <w:proofErr w:type="gramEnd"/>
       <w:r>
         <w:rPr>
-          <w:rFonts w:ascii="Verdana" w:hAnsi="Verdana"/>
+          <w:rFonts w:ascii="Calibri" w:hAnsi="Calibri" w:cs="Calibri"/>
           <w:color w:val="FF6600"/>
         </w:rPr>
         <w:t>[‘</w:t>
@@ -8787,7 +8787,7 @@
       <w:proofErr w:type="spellStart"/>
       <w:r>
         <w:rPr>
-          <w:rFonts w:ascii="Verdana" w:hAnsi="Verdana"/>
+          <w:rFonts w:ascii="Calibri" w:hAnsi="Calibri" w:cs="Calibri"/>
           <w:color w:val="FF6600"/>
         </w:rPr>
         <w:t>generated_resume</w:t>
@@ -8795,7 +8795,7 @@
       <w:proofErr w:type="spellEnd"/>
       <w:r>
         <w:rPr>
-          <w:rFonts w:ascii="Verdana" w:hAnsi="Verdana"/>
+          <w:rFonts w:ascii="Calibri" w:hAnsi="Calibri" w:cs="Calibri"/>
           <w:color w:val="FF6600"/>
         </w:rPr>
         <w:t>’][3][‘</w:t>
@@ -8803,7 +8803,7 @@
       <w:proofErr w:type="spellStart"/>
       <w:r>
         <w:rPr>
-          <w:rFonts w:ascii="Verdana" w:hAnsi="Verdana"/>
+          <w:rFonts w:ascii="Calibri" w:hAnsi="Calibri" w:cs="Calibri"/>
           <w:color w:val="FF6600"/>
         </w:rPr>
         <w:t>Technical_Design_Error_Handling</w:t>
@@ -8811,7 +8811,7 @@
       <w:proofErr w:type="spellEnd"/>
       <w:r>
         <w:rPr>
-          <w:rFonts w:ascii="Verdana" w:hAnsi="Verdana"/>
+          <w:rFonts w:ascii="Calibri" w:hAnsi="Calibri" w:cs="Calibri"/>
           <w:color w:val="FF6600"/>
         </w:rPr>
         <w:t>’] }}</w:t>
@@ -8820,7 +8820,7 @@
     <w:p>
       <w:pPr>
         <w:rPr>
-          <w:rFonts w:ascii="Verdana" w:hAnsi="Verdana"/>
+          <w:rFonts w:ascii="Calibri" w:hAnsi="Calibri" w:cs="Calibri"/>
           <w:b/>
           <w:bCs/>
           <w:color w:val="FF6600"/>
@@ -8830,7 +8830,7 @@
     <w:p>
       <w:pPr>
         <w:rPr>
-          <w:rFonts w:ascii="Verdana" w:hAnsi="Verdana"/>
+          <w:rFonts w:ascii="Calibri" w:hAnsi="Calibri" w:cs="Calibri"/>
           <w:b/>
           <w:bCs/>
           <w:color w:val="FF6600"/>
@@ -8838,7 +8838,7 @@
       </w:pPr>
       <w:r>
         <w:rPr>
-          <w:rFonts w:ascii="Verdana" w:hAnsi="Verdana"/>
+          <w:rFonts w:ascii="Calibri" w:hAnsi="Calibri" w:cs="Calibri"/>
           <w:b/>
           <w:bCs/>
           <w:color w:val="FF6600"/>
@@ -8850,14 +8850,14 @@
     <w:p>
       <w:pPr>
         <w:rPr>
-          <w:rFonts w:ascii="Verdana" w:hAnsi="Verdana"/>
+          <w:rFonts w:ascii="Calibri" w:hAnsi="Calibri" w:cs="Calibri"/>
           <w:color w:val="FF6600"/>
         </w:rPr>
       </w:pPr>
       <w:proofErr w:type="gramStart"/>
       <w:r>
         <w:rPr>
-          <w:rFonts w:ascii="Verdana" w:hAnsi="Verdana"/>
+          <w:rFonts w:ascii="Calibri" w:hAnsi="Calibri" w:cs="Calibri"/>
           <w:color w:val="FF6600"/>
         </w:rPr>
         <w:t>{{ resume</w:t>
@@ -8865,7 +8865,7 @@
       <w:proofErr w:type="gramEnd"/>
       <w:r>
         <w:rPr>
-          <w:rFonts w:ascii="Verdana" w:hAnsi="Verdana"/>
+          <w:rFonts w:ascii="Calibri" w:hAnsi="Calibri" w:cs="Calibri"/>
           <w:color w:val="FF6600"/>
         </w:rPr>
         <w:t>[‘generated_resume’][3][‘Technical_Design_Additional_Process_Requirements’] }}</w:t>
@@ -8874,7 +8874,7 @@
     <w:p>
       <w:pPr>
         <w:rPr>
-          <w:rFonts w:ascii="Verdana" w:hAnsi="Verdana"/>
+          <w:rFonts w:ascii="Calibri" w:hAnsi="Calibri" w:cs="Calibri"/>
           <w:b/>
           <w:bCs/>
           <w:color w:val="FF6600"/>
@@ -8884,7 +8884,7 @@
     <w:p>
       <w:pPr>
         <w:rPr>
-          <w:rFonts w:ascii="Verdana" w:hAnsi="Verdana"/>
+          <w:rFonts w:ascii="Calibri" w:hAnsi="Calibri" w:cs="Calibri"/>
           <w:b/>
           <w:bCs/>
           <w:color w:val="FF6600"/>
@@ -8892,7 +8892,7 @@
       </w:pPr>
       <w:r>
         <w:rPr>
-          <w:rFonts w:ascii="Verdana" w:hAnsi="Verdana"/>
+          <w:rFonts w:ascii="Calibri" w:hAnsi="Calibri" w:cs="Calibri"/>
           <w:b/>
           <w:bCs/>
           <w:color w:val="FF6600"/>
@@ -8903,14 +8903,14 @@
     <w:p>
       <w:pPr>
         <w:rPr>
-          <w:rFonts w:ascii="Verdana" w:hAnsi="Verdana"/>
+          <w:rFonts w:ascii="Calibri" w:hAnsi="Calibri" w:cs="Calibri"/>
           <w:color w:val="FF6600"/>
         </w:rPr>
       </w:pPr>
       <w:proofErr w:type="gramStart"/>
       <w:r>
         <w:rPr>
-          <w:rFonts w:ascii="Verdana" w:hAnsi="Verdana"/>
+          <w:rFonts w:ascii="Calibri" w:hAnsi="Calibri" w:cs="Calibri"/>
           <w:color w:val="FF6600"/>
         </w:rPr>
         <w:t>{{ resume</w:t>
@@ -8918,7 +8918,7 @@
       <w:proofErr w:type="gramEnd"/>
       <w:r>
         <w:rPr>
-          <w:rFonts w:ascii="Verdana" w:hAnsi="Verdana"/>
+          <w:rFonts w:ascii="Calibri" w:hAnsi="Calibri" w:cs="Calibri"/>
           <w:color w:val="FF6600"/>
         </w:rPr>
         <w:t>[‘generated_resume’][3][‘Technical_Design_Inbound_Definition’] }}</w:t>
@@ -8927,7 +8927,7 @@
     <w:p>
       <w:pPr>
         <w:rPr>
-          <w:rFonts w:ascii="Verdana" w:hAnsi="Verdana"/>
+          <w:rFonts w:ascii="Calibri" w:hAnsi="Calibri" w:cs="Calibri"/>
           <w:b/>
           <w:bCs/>
           <w:color w:val="FF6600"/>
@@ -8937,7 +8937,7 @@
     <w:p>
       <w:pPr>
         <w:rPr>
-          <w:rFonts w:ascii="Verdana" w:hAnsi="Verdana"/>
+          <w:rFonts w:ascii="Calibri" w:hAnsi="Calibri" w:cs="Calibri"/>
           <w:b/>
           <w:bCs/>
           <w:color w:val="FF6600"/>
@@ -8945,7 +8945,7 @@
       </w:pPr>
       <w:r>
         <w:rPr>
-          <w:rFonts w:ascii="Verdana" w:hAnsi="Verdana"/>
+          <w:rFonts w:ascii="Calibri" w:hAnsi="Calibri" w:cs="Calibri"/>
           <w:b/>
           <w:bCs/>
           <w:color w:val="FF6600"/>
@@ -8956,14 +8956,14 @@
     <w:p>
       <w:pPr>
         <w:rPr>
-          <w:rFonts w:ascii="Verdana" w:hAnsi="Verdana"/>
+          <w:rFonts w:ascii="Calibri" w:hAnsi="Calibri" w:cs="Calibri"/>
           <w:color w:val="FF6600"/>
         </w:rPr>
       </w:pPr>
       <w:proofErr w:type="gramStart"/>
       <w:r>
         <w:rPr>
-          <w:rFonts w:ascii="Verdana" w:hAnsi="Verdana"/>
+          <w:rFonts w:ascii="Calibri" w:hAnsi="Calibri" w:cs="Calibri"/>
           <w:color w:val="FF6600"/>
         </w:rPr>
         <w:t>{{ resume</w:t>
@@ -8971,7 +8971,7 @@
       <w:proofErr w:type="gramEnd"/>
       <w:r>
         <w:rPr>
-          <w:rFonts w:ascii="Verdana" w:hAnsi="Verdana"/>
+          <w:rFonts w:ascii="Calibri" w:hAnsi="Calibri" w:cs="Calibri"/>
           <w:color w:val="FF6600"/>
         </w:rPr>
         <w:t>[‘generated_resume’][3][‘Technical_Design_Source_Environment’] }}</w:t>
@@ -8980,7 +8980,7 @@
     <w:p>
       <w:pPr>
         <w:rPr>
-          <w:rFonts w:ascii="Verdana" w:hAnsi="Verdana"/>
+          <w:rFonts w:ascii="Calibri" w:hAnsi="Calibri" w:cs="Calibri"/>
           <w:b/>
           <w:bCs/>
           <w:color w:val="FF6600"/>
@@ -8990,7 +8990,7 @@
     <w:p>
       <w:pPr>
         <w:rPr>
-          <w:rFonts w:ascii="Verdana" w:hAnsi="Verdana"/>
+          <w:rFonts w:ascii="Calibri" w:hAnsi="Calibri" w:cs="Calibri"/>
           <w:b/>
           <w:bCs/>
           <w:color w:val="FF6600"/>
@@ -8998,7 +8998,7 @@
       </w:pPr>
       <w:r>
         <w:rPr>
-          <w:rFonts w:ascii="Verdana" w:hAnsi="Verdana"/>
+          <w:rFonts w:ascii="Calibri" w:hAnsi="Calibri" w:cs="Calibri"/>
           <w:b/>
           <w:bCs/>
           <w:color w:val="FF6600"/>
@@ -9009,14 +9009,14 @@
     <w:p>
       <w:pPr>
         <w:rPr>
-          <w:rFonts w:ascii="Verdana" w:hAnsi="Verdana"/>
+          <w:rFonts w:ascii="Calibri" w:hAnsi="Calibri" w:cs="Calibri"/>
           <w:color w:val="FF6600"/>
         </w:rPr>
       </w:pPr>
       <w:proofErr w:type="gramStart"/>
       <w:r>
         <w:rPr>
-          <w:rFonts w:ascii="Verdana" w:hAnsi="Verdana"/>
+          <w:rFonts w:ascii="Calibri" w:hAnsi="Calibri" w:cs="Calibri"/>
           <w:color w:val="FF6600"/>
         </w:rPr>
         <w:t>{{ resume</w:t>
@@ -9024,7 +9024,7 @@
       <w:proofErr w:type="gramEnd"/>
       <w:r>
         <w:rPr>
-          <w:rFonts w:ascii="Verdana" w:hAnsi="Verdana"/>
+          <w:rFonts w:ascii="Calibri" w:hAnsi="Calibri" w:cs="Calibri"/>
           <w:color w:val="FF6600"/>
         </w:rPr>
         <w:t>[‘generated_resume’][3][‘Technical_Design_Receiving_Transaction’] }}</w:t>
@@ -9033,7 +9033,7 @@
     <w:p>
       <w:pPr>
         <w:rPr>
-          <w:rFonts w:ascii="Verdana" w:hAnsi="Verdana"/>
+          <w:rFonts w:ascii="Calibri" w:hAnsi="Calibri" w:cs="Calibri"/>
           <w:b/>
           <w:bCs/>
           <w:color w:val="FF6600"/>
@@ -9043,7 +9043,7 @@
     <w:p>
       <w:pPr>
         <w:rPr>
-          <w:rFonts w:ascii="Verdana" w:hAnsi="Verdana"/>
+          <w:rFonts w:ascii="Calibri" w:hAnsi="Calibri" w:cs="Calibri"/>
           <w:b/>
           <w:bCs/>
           <w:color w:val="FF6600"/>
@@ -9051,7 +9051,7 @@
       </w:pPr>
       <w:r>
         <w:rPr>
-          <w:rFonts w:ascii="Verdana" w:hAnsi="Verdana"/>
+          <w:rFonts w:ascii="Calibri" w:hAnsi="Calibri" w:cs="Calibri"/>
           <w:b/>
           <w:bCs/>
           <w:color w:val="FF6600"/>
@@ -9062,12 +9062,12 @@
     <w:p>
       <w:pPr>
         <w:rPr>
-          <w:rFonts w:ascii="Verdana" w:hAnsi="Verdana"/>
+          <w:rFonts w:ascii="Calibri" w:hAnsi="Calibri" w:cs="Calibri"/>
           <w:b/>
           <w:bCs/>
           <w:color w:val="008000"/>
-          <w:sz w:val="16"/>
-          <w:szCs w:val="16"/>
+          <w:sz w:val="20"/>
+          <w:szCs w:val="20"/>
         </w:rPr>
         <w:sectPr>
           <w:type w:val="continuous"/>
@@ -9079,7 +9079,7 @@
       <w:proofErr w:type="gramStart"/>
       <w:r>
         <w:rPr>
-          <w:rFonts w:ascii="Verdana" w:hAnsi="Verdana"/>
+          <w:rFonts w:ascii="Calibri" w:hAnsi="Calibri" w:cs="Calibri"/>
           <w:color w:val="FF6600"/>
         </w:rPr>
         <w:t>{{ resume</w:t>
@@ -9087,7 +9087,7 @@
       <w:proofErr w:type="gramEnd"/>
       <w:r>
         <w:rPr>
-          <w:rFonts w:ascii="Verdana" w:hAnsi="Verdana"/>
+          <w:rFonts w:ascii="Calibri" w:hAnsi="Calibri" w:cs="Calibri"/>
           <w:color w:val="FF6600"/>
         </w:rPr>
         <w:t>[‘</w:t>
@@ -9095,7 +9095,7 @@
       <w:proofErr w:type="spellStart"/>
       <w:r>
         <w:rPr>
-          <w:rFonts w:ascii="Verdana" w:hAnsi="Verdana"/>
+          <w:rFonts w:ascii="Calibri" w:hAnsi="Calibri" w:cs="Calibri"/>
           <w:color w:val="FF6600"/>
         </w:rPr>
         <w:t>generated_resume</w:t>
@@ -9103,7 +9103,7 @@
       <w:proofErr w:type="spellEnd"/>
       <w:r>
         <w:rPr>
-          <w:rFonts w:ascii="Verdana" w:hAnsi="Verdana"/>
+          <w:rFonts w:ascii="Calibri" w:hAnsi="Calibri" w:cs="Calibri"/>
           <w:color w:val="FF6600"/>
         </w:rPr>
         <w:t>’][3][‘</w:t>
@@ -9111,7 +9111,7 @@
       <w:proofErr w:type="spellStart"/>
       <w:r>
         <w:rPr>
-          <w:rFonts w:ascii="Verdana" w:hAnsi="Verdana"/>
+          <w:rFonts w:ascii="Calibri" w:hAnsi="Calibri" w:cs="Calibri"/>
           <w:color w:val="FF6600"/>
         </w:rPr>
         <w:t>Technical_Design_Rework_Log</w:t>
@@ -9119,7 +9119,7 @@
       <w:proofErr w:type="spellEnd"/>
       <w:r>
         <w:rPr>
-          <w:rFonts w:ascii="Verdana" w:hAnsi="Verdana"/>
+          <w:rFonts w:ascii="Calibri" w:hAnsi="Calibri" w:cs="Calibri"/>
           <w:color w:val="FF6600"/>
         </w:rPr>
         <w:t>’] }}</w:t>
@@ -9128,7 +9128,7 @@
     <w:p>
       <w:pPr>
         <w:rPr>
-          <w:rFonts w:ascii="Verdana" w:hAnsi="Verdana"/>
+          <w:rFonts w:ascii="Calibri" w:hAnsi="Calibri" w:cs="Calibri"/>
         </w:rPr>
       </w:pPr>
     </w:p>
@@ -11981,7 +11981,7 @@
   <w:docDefaults>
     <w:rPrDefault>
       <w:rPr>
-        <w:rFonts w:ascii="Times New Roman" w:eastAsia="Times New Roman" w:hAnsi="Times New Roman" w:cs="Times New Roman"/>
+        <w:rFonts w:ascii="Calibri" w:hAnsi="Calibri" w:cs="Calibri"/>
         <w:lang w:val="en-US" w:eastAsia="en-US" w:bidi="ar-SA"/>
       </w:rPr>
     </w:rPrDefault>
@@ -12373,7 +12373,7 @@
       <w:spacing w:after="120"/>
     </w:pPr>
     <w:rPr>
-      <w:rFonts w:ascii="Arial" w:hAnsi="Arial"/>
+      <w:rFonts w:ascii="Calibri" w:hAnsi="Calibri" w:cs="Calibri"/>
       <w:lang w:bidi="he-IL"/>
     </w:rPr>
   </w:style>
@@ -12399,8 +12399,8 @@
       <w:outlineLvl w:val="0"/>
     </w:pPr>
     <w:rPr>
-      <w:rFonts w:ascii="Book Antiqua" w:hAnsi="Book Antiqua"/>
-      <w:sz w:val="48"/>
+      <w:rFonts w:ascii="Calibri" w:hAnsi="Calibri" w:cs="Calibri"/>
+      <w:sz w:val="28"/>
     </w:rPr>
   </w:style>
   <w:style w:type="paragraph" w:styleId="Heading2">
@@ -12416,10 +12416,10 @@
       <w:outlineLvl w:val="1"/>
     </w:pPr>
     <w:rPr>
-      <w:rFonts w:ascii="Book Antiqua" w:hAnsi="Book Antiqua"/>
+      <w:rFonts w:ascii="Calibri" w:hAnsi="Calibri" w:cs="Calibri"/>
       <w:noProof/>
       <w:kern w:val="28"/>
-      <w:sz w:val="32"/>
+      <w:sz w:val="26"/>
     </w:rPr>
   </w:style>
   <w:style w:type="paragraph" w:styleId="Heading3">
@@ -12438,10 +12438,10 @@
       <w:outlineLvl w:val="2"/>
     </w:pPr>
     <w:rPr>
-      <w:rFonts w:ascii="Book Antiqua" w:hAnsi="Book Antiqua"/>
+      <w:rFonts w:ascii="Calibri" w:hAnsi="Calibri" w:cs="Calibri"/>
       <w:noProof/>
       <w:kern w:val="28"/>
-      <w:sz w:val="28"/>
+      <w:sz w:val="24"/>
     </w:rPr>
   </w:style>
   <w:style w:type="paragraph" w:styleId="Heading4">
@@ -12460,7 +12460,7 @@
       <w:outlineLvl w:val="3"/>
     </w:pPr>
     <w:rPr>
-      <w:rFonts w:ascii="Book Antiqua" w:hAnsi="Book Antiqua"/>
+      <w:rFonts w:ascii="Calibri" w:hAnsi="Calibri" w:cs="Calibri"/>
       <w:noProof/>
       <w:sz w:val="24"/>
     </w:rPr>
@@ -12481,7 +12481,7 @@
       <w:outlineLvl w:val="4"/>
     </w:pPr>
     <w:rPr>
-      <w:rFonts w:ascii="Book Antiqua" w:hAnsi="Book Antiqua"/>
+      <w:rFonts w:ascii="Calibri" w:hAnsi="Calibri" w:cs="Calibri"/>
       <w:noProof/>
     </w:rPr>
   </w:style>
@@ -12501,7 +12501,7 @@
       <w:outlineLvl w:val="5"/>
     </w:pPr>
     <w:rPr>
-      <w:rFonts w:ascii="Book Antiqua" w:hAnsi="Book Antiqua"/>
+      <w:rFonts w:ascii="Calibri" w:hAnsi="Calibri" w:cs="Calibri"/>
       <w:noProof/>
       <w:kern w:val="28"/>
     </w:rPr>
@@ -12522,7 +12522,7 @@
       <w:outlineLvl w:val="6"/>
     </w:pPr>
     <w:rPr>
-      <w:rFonts w:ascii="Book Antiqua" w:hAnsi="Book Antiqua"/>
+      <w:rFonts w:ascii="Calibri" w:hAnsi="Calibri" w:cs="Calibri"/>
       <w:noProof/>
       <w:kern w:val="28"/>
     </w:rPr>
@@ -12543,10 +12543,10 @@
       <w:outlineLvl w:val="7"/>
     </w:pPr>
     <w:rPr>
-      <w:rFonts w:ascii="Book Antiqua" w:hAnsi="Book Antiqua"/>
+      <w:rFonts w:ascii="Calibri" w:hAnsi="Calibri" w:cs="Calibri"/>
       <w:noProof/>
       <w:kern w:val="28"/>
-      <w:sz w:val="32"/>
+      <w:sz w:val="26"/>
     </w:rPr>
   </w:style>
   <w:style w:type="paragraph" w:styleId="Heading9">
@@ -12567,10 +12567,10 @@
       <w:outlineLvl w:val="8"/>
     </w:pPr>
     <w:rPr>
-      <w:rFonts w:ascii="Book Antiqua" w:hAnsi="Book Antiqua"/>
+      <w:rFonts w:ascii="Calibri" w:hAnsi="Calibri" w:cs="Calibri"/>
       <w:noProof/>
       <w:kern w:val="28"/>
-      <w:sz w:val="28"/>
+      <w:sz w:val="24"/>
     </w:rPr>
   </w:style>
   <w:style w:type="character" w:default="1" w:styleId="DefaultParagraphFont">
@@ -12604,7 +12604,7 @@
     <w:name w:val="annotation reference"/>
     <w:semiHidden/>
     <w:rPr>
-      <w:sz w:val="16"/>
+      <w:sz w:val="20"/>
     </w:rPr>
   </w:style>
   <w:style w:type="paragraph" w:styleId="BodyTextIndent">
@@ -12634,7 +12634,7 @@
       </w:tabs>
     </w:pPr>
     <w:rPr>
-      <w:rFonts w:ascii="Verdana" w:hAnsi="Verdana"/>
+      <w:rFonts w:ascii="Calibri" w:hAnsi="Calibri" w:cs="Calibri"/>
     </w:rPr>
   </w:style>
   <w:style w:type="paragraph" w:styleId="Footer">
@@ -12671,7 +12671,7 @@
       <w:ind w:right="7"/>
     </w:pPr>
     <w:rPr>
-      <w:rFonts w:ascii="Book Antiqua" w:hAnsi="Book Antiqua"/>
+      <w:rFonts w:ascii="Calibri" w:hAnsi="Calibri" w:cs="Calibri"/>
       <w:kern w:val="20"/>
     </w:rPr>
   </w:style>
@@ -12684,7 +12684,7 @@
       <w:shd w:val="clear" w:color="auto" w:fill="000080"/>
     </w:pPr>
     <w:rPr>
-      <w:rFonts w:ascii="Tahoma" w:hAnsi="Tahoma" w:cs="Tahoma"/>
+      <w:rFonts w:ascii="Calibri" w:hAnsi="Calibri" w:cs="Calibri"/>
     </w:rPr>
   </w:style>
   <w:style w:type="table" w:styleId="TableGrid">
@@ -12719,16 +12719,16 @@
     <w:semiHidden/>
     <w:rsid w:val="00311922"/>
     <w:rPr>
-      <w:rFonts w:ascii="Tahoma" w:hAnsi="Tahoma"/>
-      <w:sz w:val="16"/>
-      <w:szCs w:val="16"/>
+      <w:rFonts w:ascii="Calibri" w:hAnsi="Calibri" w:cs="Calibri"/>
+      <w:sz w:val="20"/>
+      <w:szCs w:val="20"/>
     </w:rPr>
   </w:style>
   <w:style w:type="character" w:customStyle="1" w:styleId="l0s331">
     <w:name w:val="l0s331"/>
     <w:rsid w:val="002C608D"/>
     <w:rPr>
-      <w:rFonts w:ascii="Courier New" w:hAnsi="Courier New" w:cs="Courier New" w:hint="default"/>
+      <w:rFonts w:hint="default" w:ascii="Calibri" w:hAnsi="Calibri" w:cs="Calibri"/>
       <w:color w:val="4DA619"/>
       <w:sz w:val="20"/>
       <w:szCs w:val="20"/>
@@ -12740,7 +12740,7 @@
     <w:link w:val="Header"/>
     <w:rsid w:val="00C122A6"/>
     <w:rPr>
-      <w:rFonts w:ascii="Verdana" w:hAnsi="Verdana"/>
+      <w:rFonts w:ascii="Calibri" w:hAnsi="Calibri" w:cs="Calibri"/>
       <w:lang w:val="en-US" w:eastAsia="en-US" w:bidi="he-IL"/>
     </w:rPr>
   </w:style>
